--- a/downloads/teacher/ai-5-week-30.docx
+++ b/downloads/teacher/ai-5-week-30.docx
@@ -2185,6 +2185,396 @@
         <w:t>For your Image-pattern Network Investigation, save the input, procedure, observed result and limitation of this check. Label this worked example as practice; use a different, previously unreviewed case when checking independent understanding.</w:t>
       </w:r>
     </w:p>
+    <w:p>
+      <w:pPr>
+        <w:pStyle w:val="Heading1"/>
+      </w:pPr>
+      <w:r>
+        <w:t>07. Prepare, teach and assess</w:t>
+      </w:r>
+    </w:p>
+    <w:p>
+      <w:r>
+        <w:t>Teaching target: Explain how a changed input mix can change overall accuracy</w:t>
+      </w:r>
+    </w:p>
+    <w:p>
+      <w:r>
+        <w:t>Prepare the labelled worked-case picture, the matching workbook, fictional input cards and a place for individual responses. Check a local Python 3 environment before class; have a paper-trace version ready.</w:t>
+      </w:r>
+    </w:p>
+    <w:tbl>
+      <w:tblPr>
+        <w:tblStyle w:val="LightShading-Accent1"/>
+        <w:tblW w:type="auto" w:w="0"/>
+        <w:tblLook w:firstColumn="1" w:firstRow="1" w:lastColumn="0" w:lastRow="0" w:noHBand="0" w:noVBand="1" w:val="04A0"/>
+      </w:tblPr>
+      <w:tblGrid>
+        <w:gridCol w:w="3408"/>
+        <w:gridCol w:w="3408"/>
+        <w:gridCol w:w="3408"/>
+      </w:tblGrid>
+      <w:tr>
+        <w:trPr>
+          <w:tblHeader/>
+        </w:trPr>
+        <w:tc>
+          <w:tcPr>
+            <w:tcW w:type="dxa" w:w="3408"/>
+          </w:tcPr>
+          <w:p>
+            <w:r>
+              <w:t>Session</w:t>
+            </w:r>
+          </w:p>
+        </w:tc>
+        <w:tc>
+          <w:tcPr>
+            <w:tcW w:type="dxa" w:w="3408"/>
+          </w:tcPr>
+          <w:p>
+            <w:r>
+              <w:t>Plan</w:t>
+            </w:r>
+          </w:p>
+        </w:tc>
+        <w:tc>
+          <w:tcPr>
+            <w:tcW w:type="dxa" w:w="3408"/>
+          </w:tcPr>
+          <w:p>
+            <w:r>
+              <w:t>Resources</w:t>
+            </w:r>
+          </w:p>
+        </w:tc>
+      </w:tr>
+      <w:tr>
+        <w:tc>
+          <w:tcPr>
+            <w:tcW w:type="dxa" w:w="3408"/>
+          </w:tcPr>
+          <w:p>
+            <w:r>
+              <w:t>Session 1 · Understand · 45 min</w:t>
+            </w:r>
+          </w:p>
+        </w:tc>
+        <w:tc>
+          <w:tcPr>
+            <w:tcW w:type="dxa" w:w="3408"/>
+          </w:tcPr>
+          <w:p>
+            <w:r>
+              <w:t>0–7: recall and prerequisite; 7–15: inspect the concrete case and predict; 15–30: teacher models the worked trace; 30–40: learners explain a step using the text and visual; 40–45: check the core idea.</w:t>
+            </w:r>
+          </w:p>
+        </w:tc>
+        <w:tc>
+          <w:tcPr>
+            <w:tcW w:type="dxa" w:w="3408"/>
+          </w:tcPr>
+          <w:p>
+            <w:r>
+              <w:t>Sections 1–6; record the brief recall in the workbook.</w:t>
+            </w:r>
+          </w:p>
+        </w:tc>
+      </w:tr>
+      <w:tr>
+        <w:tc>
+          <w:tcPr>
+            <w:tcW w:type="dxa" w:w="3408"/>
+          </w:tcPr>
+          <w:p>
+            <w:r>
+              <w:t>Session 2 · Practise · 45 min</w:t>
+            </w:r>
+          </w:p>
+        </w:tc>
+        <w:tc>
+          <w:tcPr>
+            <w:tcW w:type="dxa" w:w="3408"/>
+          </w:tcPr>
+          <w:p>
+            <w:r>
+              <w:t>0–5: retrieve the procedure; 5–15: W2 completion practice; 15–23: explain and check with a partner; 23–30: each learner answers the misconception check; 30–40: targeted reteaching or a harder variation; 40–45: prepare the investigation.</w:t>
+            </w:r>
+          </w:p>
+        </w:tc>
+        <w:tc>
+          <w:tcPr>
+            <w:tcW w:type="dxa" w:w="3408"/>
+          </w:tcPr>
+          <w:p>
+            <w:r>
+              <w:t>Sections 7–10; use the matching workbook W2 and misconception check.</w:t>
+            </w:r>
+          </w:p>
+        </w:tc>
+      </w:tr>
+      <w:tr>
+        <w:tc>
+          <w:tcPr>
+            <w:tcW w:type="dxa" w:w="3408"/>
+          </w:tcPr>
+          <w:p>
+            <w:r>
+              <w:t>Session 3 · Investigate and transfer · 45 min</w:t>
+            </w:r>
+          </w:p>
+        </w:tc>
+        <w:tc>
+          <w:tcPr>
+            <w:tcW w:type="dxa" w:w="3408"/>
+          </w:tcPr>
+          <w:p>
+            <w:r>
+              <w:t>0–5: retrieve the decision rule; 5–20: investigate or trace; 20–30: start the independent case; 30–38: connect the project; 38–43: act on feedback; 43–45: plan the return check.</w:t>
+            </w:r>
+          </w:p>
+        </w:tc>
+        <w:tc>
+          <w:tcPr>
+            <w:tcW w:type="dxa" w:w="3408"/>
+          </w:tcPr>
+          <w:p>
+            <w:r>
+              <w:t>Sections 9 and 11–14. Give extra time to finish the full task set; use Section 15 when the week includes a coding lab.</w:t>
+            </w:r>
+          </w:p>
+        </w:tc>
+      </w:tr>
+    </w:tbl>
+    <w:p>
+      <w:r>
+        <w:t>Before class, solve the supported practice: Calculate overall correct counts, accuracy and errors in both cohorts, plus the percentage-point drop. Explain why averaging 90 percent and 50 percent without weights gives the wrong overall result here.</w:t>
+      </w:r>
+    </w:p>
+    <w:p>
+      <w:r>
+        <w:t>Reasoned practice answer: Teacher explanation: Development has 82 correct and 18 errors out of 100, or 82 percent accuracy. New use has 58 correct and 42 errors out of 100, or 58 percent. The drop is 24 percentage points. An unweighted mean gives 70 percent and ignores the unequal group sizes.</w:t>
+      </w:r>
+    </w:p>
+    <w:p>
+      <w:r>
+        <w:t>Check every learner before discussion: Use the worked case for Dataset shift in neural models. Proposed explanation: “Average the percentages regardless of group sizes”. Decide whether this explanation is supported. Point to the step or supplied fact that decides; explain your repair if needed.</w:t>
+      </w:r>
+    </w:p>
+    <w:p>
+      <w:r>
+        <w:t>Misconception repair: Overall accuracy is total correct divided by total cases; group accuracies need weights proportional to group size.</w:t>
+      </w:r>
+    </w:p>
+    <w:p>
+      <w:r>
+        <w:t>Support: read the exact case aloud, enlarge the labelled picture, supply input cards and model only the first deciding step. Accept a spoken explanation or drawing; retain the reasoning goal.</w:t>
+      </w:r>
+    </w:p>
+    <w:p>
+      <w:r>
+        <w:t>Extension: New-use mix returns to40 bright and 10 dim with the same slice rates. Require a prediction and a reason before comparing. Expected result: Pooled accuracy returns to74%. Reason: The mixture weights change, while each slice’s conditional performance stays fixed.</w:t>
+      </w:r>
+    </w:p>
+    <w:p>
+      <w:r>
+        <w:t>Independent assessment: withhold the reserved answer until the learner has attempted the new case. Record support separately from correctness.</w:t>
+      </w:r>
+    </w:p>
+    <w:tbl>
+      <w:tblPr>
+        <w:tblStyle w:val="LightShading-Accent1"/>
+        <w:tblW w:type="auto" w:w="0"/>
+        <w:tblLook w:firstColumn="1" w:firstRow="1" w:lastColumn="0" w:lastRow="0" w:noHBand="0" w:noVBand="1" w:val="04A0"/>
+      </w:tblPr>
+      <w:tblGrid>
+        <w:gridCol w:w="2556"/>
+        <w:gridCol w:w="2556"/>
+        <w:gridCol w:w="2556"/>
+        <w:gridCol w:w="2556"/>
+      </w:tblGrid>
+      <w:tr>
+        <w:trPr>
+          <w:tblHeader/>
+        </w:trPr>
+        <w:tc>
+          <w:tcPr>
+            <w:tcW w:type="dxa" w:w="2556"/>
+          </w:tcPr>
+          <w:p>
+            <w:r>
+              <w:t>Criterion</w:t>
+            </w:r>
+          </w:p>
+        </w:tc>
+        <w:tc>
+          <w:tcPr>
+            <w:tcW w:type="dxa" w:w="2556"/>
+          </w:tcPr>
+          <w:p>
+            <w:r>
+              <w:t>Not yet</w:t>
+            </w:r>
+          </w:p>
+        </w:tc>
+        <w:tc>
+          <w:tcPr>
+            <w:tcW w:type="dxa" w:w="2556"/>
+          </w:tcPr>
+          <w:p>
+            <w:r>
+              <w:t>With support</w:t>
+            </w:r>
+          </w:p>
+        </w:tc>
+        <w:tc>
+          <w:tcPr>
+            <w:tcW w:type="dxa" w:w="2556"/>
+          </w:tcPr>
+          <w:p>
+            <w:r>
+              <w:t>Independent</w:t>
+            </w:r>
+          </w:p>
+        </w:tc>
+      </w:tr>
+      <w:tr>
+        <w:tc>
+          <w:tcPr>
+            <w:tcW w:type="dxa" w:w="2556"/>
+          </w:tcPr>
+          <w:p>
+            <w:r>
+              <w:t>Explanation</w:t>
+            </w:r>
+          </w:p>
+        </w:tc>
+        <w:tc>
+          <w:tcPr>
+            <w:tcW w:type="dxa" w:w="2556"/>
+          </w:tcPr>
+          <w:p>
+            <w:r>
+              <w:t>Names an answer without a deciding fact</w:t>
+            </w:r>
+          </w:p>
+        </w:tc>
+        <w:tc>
+          <w:tcPr>
+            <w:tcW w:type="dxa" w:w="2556"/>
+          </w:tcPr>
+          <w:p>
+            <w:r>
+              <w:t>Uses a hint to link fact and decision</w:t>
+            </w:r>
+          </w:p>
+        </w:tc>
+        <w:tc>
+          <w:tcPr>
+            <w:tcW w:type="dxa" w:w="2556"/>
+          </w:tcPr>
+          <w:p>
+            <w:r>
+              <w:t>Explains the deciding fact in own words</w:t>
+            </w:r>
+          </w:p>
+        </w:tc>
+      </w:tr>
+      <w:tr>
+        <w:tc>
+          <w:tcPr>
+            <w:tcW w:type="dxa" w:w="2556"/>
+          </w:tcPr>
+          <w:p>
+            <w:r>
+              <w:t>Trace or test</w:t>
+            </w:r>
+          </w:p>
+        </w:tc>
+        <w:tc>
+          <w:tcPr>
+            <w:tcW w:type="dxa" w:w="2556"/>
+          </w:tcPr>
+          <w:p>
+            <w:r>
+              <w:t>Cannot connect input and result</w:t>
+            </w:r>
+          </w:p>
+        </w:tc>
+        <w:tc>
+          <w:tcPr>
+            <w:tcW w:type="dxa" w:w="2556"/>
+          </w:tcPr>
+          <w:p>
+            <w:r>
+              <w:t>Completes steps with prompts</w:t>
+            </w:r>
+          </w:p>
+        </w:tc>
+        <w:tc>
+          <w:tcPr>
+            <w:tcW w:type="dxa" w:w="2556"/>
+          </w:tcPr>
+          <w:p>
+            <w:r>
+              <w:t>Traces or tests a changed case accurately</w:t>
+            </w:r>
+          </w:p>
+        </w:tc>
+      </w:tr>
+      <w:tr>
+        <w:tc>
+          <w:tcPr>
+            <w:tcW w:type="dxa" w:w="2556"/>
+          </w:tcPr>
+          <w:p>
+            <w:r>
+              <w:t>Limits and revision</w:t>
+            </w:r>
+          </w:p>
+        </w:tc>
+        <w:tc>
+          <w:tcPr>
+            <w:tcW w:type="dxa" w:w="2556"/>
+          </w:tcPr>
+          <w:p>
+            <w:r>
+              <w:t>Claims more than evidence supports</w:t>
+            </w:r>
+          </w:p>
+        </w:tc>
+        <w:tc>
+          <w:tcPr>
+            <w:tcW w:type="dxa" w:w="2556"/>
+          </w:tcPr>
+          <w:p>
+            <w:r>
+              <w:t>Names a limit after a prompt</w:t>
+            </w:r>
+          </w:p>
+        </w:tc>
+        <w:tc>
+          <w:tcPr>
+            <w:tcW w:type="dxa" w:w="2556"/>
+          </w:tcPr>
+          <w:p>
+            <w:r>
+              <w:t>States a defensible limit and useful next test</w:t>
+            </w:r>
+          </w:p>
+        </w:tc>
+      </w:tr>
+    </w:tbl>
+    <w:p>
+      <w:r>
+        <w:t>Project checkpoint: Prepare the demonstration. Gather reproducible instructions, evidence, access checks and remaining limitations.</w:t>
+      </w:r>
+    </w:p>
+    <w:p>
+      <w:r>
+        <w:t>Use the weekly teacher answer for topic-specific reasoning. A saved progress tick is an activity record; judge mastery from the learner’s explanation and evidence.</w:t>
+      </w:r>
+    </w:p>
     <w:sectPr>
       <w:pgSz w:w="12240" w:h="15840"/>
       <w:pgMar w:top="936" w:right="1008" w:bottom="936" w:left="1008" w:header="720" w:footer="720" w:gutter="0"/>

--- a/downloads/teacher/ai-5-week-30.docx
+++ b/downloads/teacher/ai-5-week-30.docx
@@ -2575,6 +2575,39 @@
         <w:t>Use the weekly teacher answer for topic-specific reasoning. A saved progress tick is an activity record; judge mastery from the learner’s explanation and evidence.</w:t>
       </w:r>
     </w:p>
+    <w:p>
+      <w:pPr>
+        <w:pStyle w:val="Heading1"/>
+      </w:pPr>
+      <w:r>
+        <w:t>08. Use feedback, labs and repair paths</w:t>
+      </w:r>
+    </w:p>
+    <w:p>
+      <w:r>
+        <w:t>Use the two formative questions as supported practice, not as independent mastery scores. Discuss the deciding evidence rather than accepting a guessed selection.</w:t>
+      </w:r>
+    </w:p>
+    <w:p>
+      <w:r>
+        <w:t>The feedback comes from the reviewed public worked case. Do not reveal the separately reserved independent teacher answer until the learner has attempted that case.</w:t>
+      </w:r>
+    </w:p>
+    <w:p>
+      <w:r>
+        <w:t>Ask students to predict before running code. Preserve errors and actual outputs; collect a changed test and an explanation. The branch-boundary and indexing lessons deliberately include failure cases.</w:t>
+      </w:r>
+    </w:p>
+    <w:p>
+      <w:r>
+        <w:t>Use the earlier worked-explanation links to address a specific missing building block, then return to the current question. Adapt this suggestion after observing the learner; it is not an automatic diagnosis.</w:t>
+      </w:r>
+    </w:p>
+    <w:p>
+      <w:r>
+        <w:t>Collect the completed-work portfolio as evidence. Record support separately from correctness, and assess explanation, trace/test and limitations. Progress ticks and quiz selections alone do not establish mastery.</w:t>
+      </w:r>
+    </w:p>
     <w:sectPr>
       <w:pgSz w:w="12240" w:h="15840"/>
       <w:pgMar w:top="936" w:right="1008" w:bottom="936" w:left="1008" w:header="720" w:footer="720" w:gutter="0"/>

--- a/downloads/teacher/ai-5-week-30.docx
+++ b/downloads/teacher/ai-5-week-30.docx
@@ -29,16 +29,39 @@
       </w:r>
     </w:p>
     <w:p>
-      <w:pPr>
-        <w:pStyle w:val="Heading3"/>
-      </w:pPr>
-      <w:r>
-        <w:t>Teach the learning cycle</w:t>
+      <w:r>
+        <w:t>Prepare Dataset shift in neural models: check the target, prerequisites, resources and adaptable teaching schedule.</w:t>
       </w:r>
     </w:p>
     <w:p>
-      <w:r>
-        <w:t>Primary target: Explain how a changed input mix can change overall accuracy</w:t>
+      <w:pPr>
+        <w:pStyle w:val="Heading3"/>
+      </w:pPr>
+      <w:r>
+        <w:t>Teach the learning cycle</w:t>
+      </w:r>
+    </w:p>
+    <w:p>
+      <w:pPr>
+        <w:spacing w:line="336" w:lineRule="auto" w:after="180"/>
+      </w:pPr>
+      <w:r>
+        <w:rPr>
+          <w:b w:val="0"/>
+        </w:rPr>
+        <w:t xml:space="preserve">Primary target: Explain how a changed </w:t>
+      </w:r>
+      <w:r>
+        <w:rPr>
+          <w:b/>
+        </w:rPr>
+        <w:t>input</w:t>
+      </w:r>
+      <w:r>
+        <w:rPr>
+          <w:b w:val="0"/>
+        </w:rPr>
+        <w:t xml:space="preserve"> mix can change overall accuracy</w:t>
       </w:r>
     </w:p>
     <w:tbl>
@@ -185,16 +208,37 @@
       </w:tr>
     </w:tbl>
     <w:p>
-      <w:r>
-        <w:t>This is a starting allocation of 135 minutes, not a validated duration. Preserve all named topics. Schedule extra time for connected examples, the full investigation, independent cases and project building. Repeated copies of a case share one recorded attempt; they are not new evidence.</w:t>
+      <w:pPr>
+        <w:spacing w:line="336" w:lineRule="auto" w:after="180"/>
+      </w:pPr>
+      <w:r>
+        <w:rPr>
+          <w:b w:val="0"/>
+        </w:rPr>
+        <w:t>This is a starting allocation of 135 minutes, not a validated duration. Preserve all named topics. Schedule extra time for connected examples, the full investigation, independent cases and project building.</w:t>
       </w:r>
     </w:p>
     <w:p>
       <w:pPr>
-        <w:pStyle w:val="Heading3"/>
-      </w:pPr>
-      <w:r>
-        <w:t>Retrieval answer guidance</w:t>
+        <w:spacing w:line="336" w:lineRule="auto" w:after="180"/>
+      </w:pPr>
+      <w:r>
+        <w:rPr>
+          <w:b w:val="0"/>
+        </w:rPr>
+        <w:t xml:space="preserve">Repeated copies of a case share one recorded attempt; they are not new </w:t>
+      </w:r>
+      <w:r>
+        <w:rPr>
+          <w:b/>
+        </w:rPr>
+        <w:t>evidence</w:t>
+      </w:r>
+      <w:r>
+        <w:rPr>
+          <w:b w:val="0"/>
+        </w:rPr>
+        <w:t>.</w:t>
       </w:r>
     </w:p>
     <w:p>
@@ -202,96 +246,210 @@
         <w:pStyle w:val="Heading3"/>
       </w:pPr>
       <w:r>
-        <w:t>Uncertainty and failure analysis</w:t>
+        <w:t>Retrieval answer guidance</w:t>
       </w:r>
     </w:p>
     <w:p>
-      <w:r>
-        <w:t>Without opening the old lesson, explain one key idea from Uncertainty and failure analysis. Give an example and a mistake that the idea helps you avoid.</w:t>
+      <w:pPr>
+        <w:pStyle w:val="Heading3"/>
+      </w:pPr>
+      <w:r>
+        <w:t>Uncertainty and failure analysis</w:t>
       </w:r>
     </w:p>
     <w:p>
-      <w:r>
-        <w:t>Look for: Distinguish a predicted class, confidence score and observed correctness</w:t>
+      <w:pPr>
+        <w:spacing w:line="336" w:lineRule="auto" w:after="180"/>
+      </w:pPr>
+      <w:r>
+        <w:rPr>
+          <w:b w:val="0"/>
+        </w:rPr>
+        <w:t>Without opening the old lesson, explain one key idea from Uncertainty and failure analysis. Give an example and a mistake that the idea helps you avoid.</w:t>
       </w:r>
     </w:p>
     <w:p>
-      <w:r>
-        <w:t>Reference example, not the only acceptable wording: Teacher explanation: B predicts 1 with confidence 0.90 and is wrong. E predicts 0 with confidence 0.55 and is correct. F predicts 0 with confidence 0.90 and is wrong. F’s low score for class 1 corresponds to a high score for class 0, the class selected.</w:t>
+      <w:pPr>
+        <w:spacing w:line="336" w:lineRule="auto" w:after="180"/>
+      </w:pPr>
+      <w:r>
+        <w:rPr>
+          <w:b w:val="0"/>
+        </w:rPr>
+        <w:t>Look for: Distinguish a predicted class, confidence score and observed correctness</w:t>
       </w:r>
     </w:p>
     <w:p>
       <w:pPr>
-        <w:pStyle w:val="Heading3"/>
-      </w:pPr>
-      <w:r>
-        <w:t>Similarity and normalisation</w:t>
+        <w:spacing w:line="336" w:lineRule="auto" w:after="180"/>
+      </w:pPr>
+      <w:r>
+        <w:rPr>
+          <w:b w:val="0"/>
+        </w:rPr>
+        <w:t>Reference example, not the only acceptable wording: Teacher explanation: B predicts 1 with confidence 0.90 and is wrong. E predicts 0 with confidence 0.55 and is correct. F predicts 0 with confidence 0.90 and is wrong.</w:t>
       </w:r>
     </w:p>
     <w:p>
-      <w:r>
-        <w:t>Without opening the old lesson, explain one key idea from Similarity and normalisation. Give an example and a mistake that the idea helps you avoid.</w:t>
+      <w:pPr>
+        <w:spacing w:line="336" w:lineRule="auto" w:after="180"/>
+      </w:pPr>
+      <w:r>
+        <w:rPr>
+          <w:b w:val="0"/>
+        </w:rPr>
+        <w:t>F’s low score for class 1 corresponds to a high score for class 0, the class selected.</w:t>
       </w:r>
     </w:p>
     <w:p>
-      <w:r>
-        <w:t>Look for: Calculate vector length and normalise a nonzero vector</w:t>
+      <w:pPr>
+        <w:pStyle w:val="Heading3"/>
+      </w:pPr>
+      <w:r>
+        <w:t>Similarity and normalisation</w:t>
       </w:r>
     </w:p>
     <w:p>
-      <w:r>
-        <w:t>Reference example, not the only acceptable wording: Teacher explanation: Lengths are 5, 10 and 5. Unit vectors are [0.6, 0.8], [0.6, 0.8] and [-0.6, -0.8]. The length difference between Q and A disappears; the opposite direction of C is preserved.</w:t>
+      <w:pPr>
+        <w:spacing w:line="336" w:lineRule="auto" w:after="180"/>
+      </w:pPr>
+      <w:r>
+        <w:rPr>
+          <w:b w:val="0"/>
+        </w:rPr>
+        <w:t>Without opening the old lesson, explain one key idea from Similarity and normalisation. Give an example and a mistake that the idea helps you avoid.</w:t>
       </w:r>
     </w:p>
     <w:p>
       <w:pPr>
-        <w:pStyle w:val="Heading3"/>
-      </w:pPr>
-      <w:r>
-        <w:t>Augmentation and leakage</w:t>
+        <w:spacing w:line="336" w:lineRule="auto" w:after="180"/>
+      </w:pPr>
+      <w:r>
+        <w:rPr>
+          <w:b w:val="0"/>
+        </w:rPr>
+        <w:t>Look for: Calculate vector length and normalise a nonzero vector</w:t>
       </w:r>
     </w:p>
     <w:p>
-      <w:r>
-        <w:t>Without opening the old lesson, explain one key idea from Augmentation and leakage. Give an example and a mistake that the idea helps you avoid.</w:t>
+      <w:pPr>
+        <w:spacing w:line="336" w:lineRule="auto" w:after="180"/>
+      </w:pPr>
+      <w:r>
+        <w:rPr>
+          <w:b w:val="0"/>
+        </w:rPr>
+        <w:t>Reference example, not the only acceptable wording: Teacher explanation: Lengths are 5, 10 and 5. Unit vectors are [0.6, 0.8], [0.6, 0.8] and [-0.6, -0.8].</w:t>
       </w:r>
     </w:p>
     <w:p>
-      <w:r>
-        <w:t>Look for: Check whether a transformation preserves the task label</w:t>
+      <w:pPr>
+        <w:spacing w:line="336" w:lineRule="auto" w:after="180"/>
+      </w:pPr>
+      <w:r>
+        <w:rPr>
+          <w:b w:val="0"/>
+        </w:rPr>
+        <w:t>The length difference between Q and A disappears; the opposite direction of C is preserved.</w:t>
       </w:r>
     </w:p>
     <w:p>
-      <w:r>
-        <w:t>Reference example, not the only acceptable wording: Teacher explanation: Original d = -2 and class 0. Row swapping leaves d = -2 and class 0. Column swapping gives rows [1, 0], [1, 0], d = 2 and class 1.</w:t>
+      <w:pPr>
+        <w:pStyle w:val="Heading3"/>
+      </w:pPr>
+      <w:r>
+        <w:t>Augmentation and leakage</w:t>
       </w:r>
     </w:p>
     <w:p>
-      <w:r>
-        <w:t>Use two 45-minute sessions. Work from counts before percentages and keep the frozen model separate from the changing sample mix. The exact equal group rates are constructed for arithmetic; they do not establish a population law. A monitoring alert should lead to evidence gathering rather than an automatic causal claim or retraining decision.</w:t>
+      <w:pPr>
+        <w:spacing w:line="336" w:lineRule="auto" w:after="180"/>
+      </w:pPr>
+      <w:r>
+        <w:rPr>
+          <w:b w:val="0"/>
+        </w:rPr>
+        <w:t>Without opening the old lesson, explain one key idea from Augmentation and leakage. Give an example and a mistake that the idea helps you avoid.</w:t>
       </w:r>
     </w:p>
     <w:p>
       <w:pPr>
-        <w:pStyle w:val="Heading3"/>
-      </w:pPr>
-      <w:r>
-        <w:t>Outcomes</w:t>
+        <w:spacing w:line="336" w:lineRule="auto" w:after="180"/>
+      </w:pPr>
+      <w:r>
+        <w:rPr>
+          <w:b w:val="0"/>
+        </w:rPr>
+        <w:t>Look for: Check whether a transformation preserves the task label</w:t>
       </w:r>
     </w:p>
     <w:p>
-      <w:r>
-        <w:t>Explain how a changed input mix can change overall accuracy</w:t>
+      <w:pPr>
+        <w:spacing w:line="336" w:lineRule="auto" w:after="180"/>
+      </w:pPr>
+      <w:r>
+        <w:rPr>
+          <w:b w:val="0"/>
+        </w:rPr>
+        <w:t>Reference example, not the only acceptable wording: Teacher explanation: Original d = -2 and class 0. Row swapping leaves d = -2 and class 0. Column swapping gives rows [1, 0], [1, 0], d = 2 and class 1.</w:t>
       </w:r>
     </w:p>
     <w:p>
-      <w:r>
-        <w:t>Calculate group and overall results with the correct denominators</w:t>
+      <w:pPr>
+        <w:spacing w:line="336" w:lineRule="auto" w:after="180"/>
+      </w:pPr>
+      <w:r>
+        <w:rPr>
+          <w:b w:val="0"/>
+        </w:rPr>
+        <w:t>Use two 45-minute sessions. Work from counts before percentages and keep the frozen model separate from the changing sample mix.</w:t>
       </w:r>
     </w:p>
     <w:p>
-      <w:r>
-        <w:t>Plan a shift investigation while preserving independent evaluation</w:t>
+      <w:pPr>
+        <w:spacing w:line="336" w:lineRule="auto" w:after="180"/>
+      </w:pPr>
+      <w:r>
+        <w:rPr>
+          <w:b w:val="0"/>
+        </w:rPr>
+        <w:t xml:space="preserve">The exact equal group rates are constructed for arithmetic; they do not establish a population law. A </w:t>
+      </w:r>
+      <w:r>
+        <w:rPr>
+          <w:b/>
+        </w:rPr>
+        <w:t>monitoring</w:t>
+      </w:r>
+      <w:r>
+        <w:rPr>
+          <w:b w:val="0"/>
+        </w:rPr>
+        <w:t xml:space="preserve"> alert should lead to </w:t>
+      </w:r>
+      <w:r>
+        <w:rPr>
+          <w:b/>
+        </w:rPr>
+        <w:t>evidence</w:t>
+      </w:r>
+      <w:r>
+        <w:rPr>
+          <w:b w:val="0"/>
+        </w:rPr>
+        <w:t xml:space="preserve"> gathering rather than an automatic causal claim or re</w:t>
+      </w:r>
+      <w:r>
+        <w:rPr>
+          <w:b/>
+        </w:rPr>
+        <w:t>training</w:t>
+      </w:r>
+      <w:r>
+        <w:rPr>
+          <w:b w:val="0"/>
+        </w:rPr>
+        <w:t xml:space="preserve"> decision.</w:t>
       </w:r>
     </w:p>
     <w:p>
@@ -299,22 +457,52 @@
         <w:pStyle w:val="Heading3"/>
       </w:pPr>
       <w:r>
-        <w:t>Preparation</w:t>
+        <w:t>Outcomes</w:t>
       </w:r>
     </w:p>
     <w:p>
-      <w:r>
-        <w:t>Printed lesson and workbook; paper and pencil</w:t>
+      <w:pPr>
+        <w:spacing w:line="336" w:lineRule="auto" w:after="180"/>
+      </w:pPr>
+      <w:r>
+        <w:rPr>
+          <w:b w:val="0"/>
+        </w:rPr>
+        <w:t xml:space="preserve">Explain how a changed </w:t>
+      </w:r>
+      <w:r>
+        <w:rPr>
+          <w:b/>
+        </w:rPr>
+        <w:t>input</w:t>
+      </w:r>
+      <w:r>
+        <w:rPr>
+          <w:b w:val="0"/>
+        </w:rPr>
+        <w:t xml:space="preserve"> mix can change overall accuracy</w:t>
       </w:r>
     </w:p>
     <w:p>
-      <w:r>
-        <w:t>Calculator and optional local Python 3 editor; no packages or AI accounts needed</w:t>
+      <w:pPr>
+        <w:spacing w:line="336" w:lineRule="auto" w:after="180"/>
+      </w:pPr>
+      <w:r>
+        <w:rPr>
+          <w:b w:val="0"/>
+        </w:rPr>
+        <w:t>Calculate group and overall results with the correct denominators</w:t>
       </w:r>
     </w:p>
     <w:p>
-      <w:r>
-        <w:t>Use the fictional examples supplied; prepare the fresh retry before class</w:t>
+      <w:pPr>
+        <w:spacing w:line="336" w:lineRule="auto" w:after="180"/>
+      </w:pPr>
+      <w:r>
+        <w:rPr>
+          <w:b w:val="0"/>
+        </w:rPr>
+        <w:t>Plan a shift investigation while preserving independent evaluation</w:t>
       </w:r>
     </w:p>
     <w:p>
@@ -322,67 +510,367 @@
         <w:pStyle w:val="Heading3"/>
       </w:pPr>
       <w:r>
-        <w:t>Prerequisite answer</w:t>
+        <w:t>Preparation</w:t>
       </w:r>
     </w:p>
     <w:p>
-      <w:r>
-        <w:t>No. Confidence is a model output, not a guarantee of familiarity or correctness. Check input conditions and independently verified outcomes rather than treating confidence as proof.</w:t>
+      <w:pPr>
+        <w:spacing w:line="336" w:lineRule="auto" w:after="180"/>
+      </w:pPr>
+      <w:r>
+        <w:rPr>
+          <w:b w:val="0"/>
+        </w:rPr>
+        <w:t>Printed lesson and workbook; paper and pencil</w:t>
       </w:r>
     </w:p>
     <w:p>
       <w:pPr>
-        <w:pStyle w:val="Heading3"/>
-      </w:pPr>
-      <w:r>
-        <w:t>End goal for the pictorial case</w:t>
+        <w:spacing w:line="336" w:lineRule="auto" w:after="180"/>
+      </w:pPr>
+      <w:r>
+        <w:rPr>
+          <w:b w:val="0"/>
+        </w:rPr>
+        <w:t>Calculator and optional local Python 3 editor; no packages or AI accounts needed</w:t>
       </w:r>
     </w:p>
     <w:p>
-      <w:r>
-        <w:t>By the end, I can explain dataset shift in neural models using a traced example and a stated limitation.</w:t>
+      <w:pPr>
+        <w:spacing w:line="336" w:lineRule="auto" w:after="180"/>
+      </w:pPr>
+      <w:r>
+        <w:rPr>
+          <w:b w:val="0"/>
+        </w:rPr>
+        <w:t>Use the fictional examples supplied; prepare the fresh retry before class</w:t>
       </w:r>
     </w:p>
     <w:p>
-      <w:r>
-        <w:t>This added worked case illustrates the week’s main idea. Retain all original and connected topics; schedule its practice within the teaching cycle.</w:t>
+      <w:pPr>
+        <w:pStyle w:val="Heading3"/>
+      </w:pPr>
+      <w:r>
+        <w:t>Prerequisite answer</w:t>
       </w:r>
     </w:p>
     <w:p>
       <w:pPr>
-        <w:pStyle w:val="Heading1"/>
-      </w:pPr>
-      <w:r>
-        <w:t>02. Explain and model the mechanism</w:t>
+        <w:spacing w:line="336" w:lineRule="auto" w:after="180"/>
+      </w:pPr>
+      <w:r>
+        <w:rPr>
+          <w:b w:val="0"/>
+        </w:rPr>
+        <w:t xml:space="preserve">No. Confidence is a model </w:t>
+      </w:r>
+      <w:r>
+        <w:rPr>
+          <w:b/>
+        </w:rPr>
+        <w:t>output</w:t>
+      </w:r>
+      <w:r>
+        <w:rPr>
+          <w:b w:val="0"/>
+        </w:rPr>
+        <w:t xml:space="preserve">, not a guarantee of familiarity or correctness. Check </w:t>
+      </w:r>
+      <w:r>
+        <w:rPr>
+          <w:b/>
+        </w:rPr>
+        <w:t>input</w:t>
+      </w:r>
+      <w:r>
+        <w:rPr>
+          <w:b w:val="0"/>
+        </w:rPr>
+        <w:t xml:space="preserve"> conditions and independently verified outcomes rather than treating confidence as proof.</w:t>
       </w:r>
     </w:p>
     <w:p>
-      <w:r>
-        <w:t>A neural image classifier developed using mostly clear pictures may later receive mostly dim pictures. Its learned weights can stay unchanged while its overall results change. Dataset shift concerns changes in the data encountered, including inputs, label frequencies or the relationship between inputs and labels. A shift does not always reduce accuracy, and an accuracy change alone does not identify its cause.</w:t>
+      <w:pPr>
+        <w:pStyle w:val="Heading3"/>
+      </w:pPr>
+      <w:r>
+        <w:t>End goal for the pictorial case</w:t>
       </w:r>
     </w:p>
     <w:p>
-      <w:r>
-        <w:t>Use the fictional audit below. Clear and dim are disjoint groups defined before the audit, and every case belongs to exactly one group. The same model checkpoint, preprocessing and prediction threshold are used throughout. Counts are constructed teaching data, not results from a deployed model. Both cohorts have checked reference labels.</w:t>
+      <w:pPr>
+        <w:spacing w:line="336" w:lineRule="auto" w:after="180"/>
+      </w:pPr>
+      <w:r>
+        <w:rPr>
+          <w:b w:val="0"/>
+        </w:rPr>
+        <w:t xml:space="preserve">By the end, I can explain </w:t>
+      </w:r>
+      <w:r>
+        <w:rPr>
+          <w:b/>
+        </w:rPr>
+        <w:t>dataset shift</w:t>
+      </w:r>
+      <w:r>
+        <w:rPr>
+          <w:b w:val="0"/>
+        </w:rPr>
+        <w:t xml:space="preserve"> in neural models using a traced example and a stated limitation.</w:t>
       </w:r>
     </w:p>
     <w:p>
-      <w:r>
-        <w:t>Clear accuracy is 72 / 80 = 90 percent in development and 18 / 20 = 90 percent in new use. Dim accuracy is 10 / 20 = 50 percent and 40 / 80 = 50 percent. The observed group rates are unchanged, but the group proportions are different.</w:t>
+      <w:pPr>
+        <w:spacing w:line="336" w:lineRule="auto" w:after="180"/>
+      </w:pPr>
+      <w:r>
+        <w:rPr>
+          <w:b w:val="0"/>
+        </w:rPr>
+        <w:t>This added worked case illustrates the week’s main idea. Retain all original and connected topics; schedule its practice within the teaching cycle.</w:t>
       </w:r>
     </w:p>
     <w:p>
-      <w:r>
-        <w:t>Development accuracy is (72 + 10) / (80 + 20) = 82 percent. New-use accuracy is (18 + 40) / (20 + 80) = 58 percent. The drop is 24 percentage points. Taking the unweighted mean of 90 and 50 gives 70 percent, which is not either cohort’s overall accuracy because neither cohort has equal group sizes.</w:t>
+      <w:pPr>
+        <w:pStyle w:val="Heading1"/>
+      </w:pPr>
+      <w:r>
+        <w:t>02. Explain and model the mechanism</w:t>
       </w:r>
     </w:p>
     <w:p>
       <w:r>
-        <w:t>Each pair is (cases, correct), and the function assumes integer counts for non-overlapping groups. It rejects empty inputs, groups with no cases and impossible correct counts. A group with no observed cases has an undefined empirical accuracy, not zero accuracy. Do not count the same example in two groups when forming an overall total.</w:t>
+        <w:t>Model Dataset shift in neural models using the supplied case, labelled mechanism and reasoning. Make the scope of each conclusion explicit.</w:t>
       </w:r>
     </w:p>
     <w:p>
-      <w:r>
+      <w:pPr>
+        <w:pStyle w:val="Heading3"/>
+      </w:pPr>
+      <w:r>
+        <w:t>Explain Dataset shift in neural models · 1</w:t>
+      </w:r>
+    </w:p>
+    <w:p>
+      <w:pPr>
+        <w:spacing w:line="336" w:lineRule="auto" w:after="180"/>
+      </w:pPr>
+      <w:r>
+        <w:rPr>
+          <w:b w:val="0"/>
+        </w:rPr>
+        <w:t>A neural image classifier developed using mostly clear pictures may later receive mostly dim pictures. Its learned weights can stay unchanged while its overall results change.</w:t>
+      </w:r>
+    </w:p>
+    <w:p>
+      <w:pPr>
+        <w:spacing w:line="336" w:lineRule="auto" w:after="180"/>
+      </w:pPr>
+      <w:r>
+        <w:rPr>
+          <w:b/>
+        </w:rPr>
+        <w:t>Dataset shift</w:t>
+      </w:r>
+      <w:r>
+        <w:rPr>
+          <w:b w:val="0"/>
+        </w:rPr>
+        <w:t xml:space="preserve"> concerns changes in the data encountered, including </w:t>
+      </w:r>
+      <w:r>
+        <w:rPr>
+          <w:b/>
+        </w:rPr>
+        <w:t>input</w:t>
+      </w:r>
+      <w:r>
+        <w:rPr>
+          <w:b w:val="0"/>
+        </w:rPr>
+        <w:t xml:space="preserve">s, label frequencies or the relationship between </w:t>
+      </w:r>
+      <w:r>
+        <w:rPr>
+          <w:b/>
+        </w:rPr>
+        <w:t>input</w:t>
+      </w:r>
+      <w:r>
+        <w:rPr>
+          <w:b w:val="0"/>
+        </w:rPr>
+        <w:t>s and labels.</w:t>
+      </w:r>
+    </w:p>
+    <w:p>
+      <w:pPr>
+        <w:spacing w:line="336" w:lineRule="auto" w:after="180"/>
+      </w:pPr>
+      <w:r>
+        <w:rPr>
+          <w:b w:val="0"/>
+        </w:rPr>
+        <w:t>A shift does not always reduce accuracy, and an accuracy change alone does not identify its cause.</w:t>
+      </w:r>
+    </w:p>
+    <w:p>
+      <w:pPr>
+        <w:pStyle w:val="Heading3"/>
+      </w:pPr>
+      <w:r>
+        <w:t>Explain Dataset shift in neural models · 2</w:t>
+      </w:r>
+    </w:p>
+    <w:p>
+      <w:pPr>
+        <w:spacing w:line="336" w:lineRule="auto" w:after="180"/>
+      </w:pPr>
+      <w:r>
+        <w:rPr>
+          <w:b w:val="0"/>
+        </w:rPr>
+        <w:t>Use the fictional audit below. Clear and dim are disjoint groups defined before the audit, and every case belongs to exactly one group. The same model checkpoint, pre</w:t>
+      </w:r>
+      <w:r>
+        <w:rPr>
+          <w:b/>
+        </w:rPr>
+        <w:t>process</w:t>
+      </w:r>
+      <w:r>
+        <w:rPr>
+          <w:b w:val="0"/>
+        </w:rPr>
+        <w:t xml:space="preserve">ing and </w:t>
+      </w:r>
+      <w:r>
+        <w:rPr>
+          <w:b/>
+        </w:rPr>
+        <w:t>prediction</w:t>
+      </w:r>
+      <w:r>
+        <w:rPr>
+          <w:b w:val="0"/>
+        </w:rPr>
+        <w:t xml:space="preserve"> threshold are used throughout.</w:t>
+      </w:r>
+    </w:p>
+    <w:p>
+      <w:pPr>
+        <w:spacing w:line="336" w:lineRule="auto" w:after="180"/>
+      </w:pPr>
+      <w:r>
+        <w:rPr>
+          <w:b w:val="0"/>
+        </w:rPr>
+        <w:t>Counts are constructed teaching data, not results from a deployed model. Both cohorts have checked reference labels.</w:t>
+      </w:r>
+    </w:p>
+    <w:p>
+      <w:pPr>
+        <w:spacing w:line="336" w:lineRule="auto" w:after="180"/>
+      </w:pPr>
+      <w:r>
+        <w:rPr>
+          <w:b w:val="0"/>
+        </w:rPr>
+        <w:t>Clear accuracy is 72 / 80 = 90 percent in development and 18 / 20 = 90 percent in new use. Dim accuracy is 10 / 20 = 50 percent and 40 / 80 = 50 percent.</w:t>
+      </w:r>
+    </w:p>
+    <w:p>
+      <w:pPr>
+        <w:spacing w:line="336" w:lineRule="auto" w:after="180"/>
+      </w:pPr>
+      <w:r>
+        <w:rPr>
+          <w:b w:val="0"/>
+        </w:rPr>
+        <w:t>The observed group rates are unchanged, but the group proportions are different.</w:t>
+      </w:r>
+    </w:p>
+    <w:p>
+      <w:pPr>
+        <w:pStyle w:val="Heading3"/>
+      </w:pPr>
+      <w:r>
+        <w:t>Explain Dataset shift in neural models · 3</w:t>
+      </w:r>
+    </w:p>
+    <w:p>
+      <w:pPr>
+        <w:spacing w:line="336" w:lineRule="auto" w:after="180"/>
+      </w:pPr>
+      <w:r>
+        <w:rPr>
+          <w:b w:val="0"/>
+        </w:rPr>
+        <w:t>Development accuracy is (72 + 10) / (80 + 20) = 82 percent. New-use accuracy is (18 + 40) / (20 + 80) = 58 percent. The drop is 24 percentage points.</w:t>
+      </w:r>
+    </w:p>
+    <w:p>
+      <w:pPr>
+        <w:spacing w:line="336" w:lineRule="auto" w:after="180"/>
+      </w:pPr>
+      <w:r>
+        <w:rPr>
+          <w:b w:val="0"/>
+        </w:rPr>
+        <w:t>Taking the unweighted mean of 90 and 50 gives 70 percent, which is not either cohort’s overall accuracy because neither cohort has equal group sizes.</w:t>
+      </w:r>
+    </w:p>
+    <w:p>
+      <w:pPr>
+        <w:pStyle w:val="Heading3"/>
+      </w:pPr>
+      <w:r>
+        <w:t>Explain Dataset shift in neural models · 4</w:t>
+      </w:r>
+    </w:p>
+    <w:p>
+      <w:pPr>
+        <w:spacing w:line="336" w:lineRule="auto" w:after="180"/>
+      </w:pPr>
+      <w:r>
+        <w:rPr>
+          <w:b w:val="0"/>
+        </w:rPr>
+        <w:t xml:space="preserve">Each pair is (cases, correct), and the function assumes integer counts for non-overlapping groups. It rejects empty </w:t>
+      </w:r>
+      <w:r>
+        <w:rPr>
+          <w:b/>
+        </w:rPr>
+        <w:t>input</w:t>
+      </w:r>
+      <w:r>
+        <w:rPr>
+          <w:b w:val="0"/>
+        </w:rPr>
+        <w:t>s, groups with no cases and impossible correct counts.</w:t>
+      </w:r>
+    </w:p>
+    <w:p>
+      <w:pPr>
+        <w:spacing w:line="336" w:lineRule="auto" w:after="180"/>
+      </w:pPr>
+      <w:r>
+        <w:rPr>
+          <w:b w:val="0"/>
+        </w:rPr>
+        <w:t>A group with no observed cases has an undefined empirical accuracy, not zero accuracy. Do not count the same example in two groups when forming an overall total.</w:t>
+      </w:r>
+    </w:p>
+    <w:p>
+      <w:pPr>
+        <w:spacing w:line="336" w:lineRule="auto" w:after="180"/>
+      </w:pPr>
+      <w:r>
+        <w:rPr>
+          <w:b w:val="0"/>
+        </w:rPr>
         <w:t>Equivalently, weight each group accuracy by its share of cases: development is 0.80 times 0.90 + 0.20 times 0.50 = 0.82; new use is 0.20 times 0.90 + 0.80 times 0.50 = 0.58.</w:t>
       </w:r>
     </w:p>
@@ -635,21 +1123,98 @@
       </w:r>
     </w:p>
     <w:p>
-      <w:r>
-        <w:t>Guided: 45 clear plus 25 dim cases are correct, giving 70 of 100 or 70 percent. This assumes exactly the stated group rates hold in that cohort. Exit: the mix change is observed, but accuracy is unknown without checked labels. Gather a labelled audit and check model/pipeline versions. Cases used to choose or fit a change cannot also provide independent final evidence. Reserve new appropriate cases and compare original and revised models on the same cases with group and overall results.</w:t>
+      <w:pPr>
+        <w:pStyle w:val="Heading3"/>
+      </w:pPr>
+      <w:r>
+        <w:t>Explain Dataset shift in neural models · 5</w:t>
       </w:r>
     </w:p>
     <w:p>
       <w:pPr>
-        <w:pStyle w:val="Heading3"/>
-      </w:pPr>
-      <w:r>
-        <w:t>Model the reasoning aloud</w:t>
+        <w:spacing w:line="336" w:lineRule="auto" w:after="180"/>
+      </w:pPr>
+      <w:r>
+        <w:rPr>
+          <w:b w:val="0"/>
+        </w:rPr>
+        <w:t>Guided: 45 clear plus 25 dim cases are correct, giving 70 of 100 or 70 percent. This assumes exactly the stated group rates hold in that cohort. Exit: the mix change is observed, but accuracy is unknown without checked labels.</w:t>
       </w:r>
     </w:p>
     <w:p>
-      <w:r>
-        <w:t>Use the complete worked example below before asking learners to complete W2. Reveal a small part, invite a prediction, then explain the deciding step. These teacher notes contain solutions; do not reveal the independent case answer during modelling.</w:t>
+      <w:pPr>
+        <w:spacing w:line="336" w:lineRule="auto" w:after="180"/>
+      </w:pPr>
+      <w:r>
+        <w:rPr>
+          <w:b w:val="0"/>
+        </w:rPr>
+        <w:t xml:space="preserve">Gather a labelled audit and check model/pipeline versions. Cases used to choose or fit a change cannot also provide independent final </w:t>
+      </w:r>
+      <w:r>
+        <w:rPr>
+          <w:b/>
+        </w:rPr>
+        <w:t>evidence</w:t>
+      </w:r>
+      <w:r>
+        <w:rPr>
+          <w:b w:val="0"/>
+        </w:rPr>
+        <w:t>.</w:t>
+      </w:r>
+    </w:p>
+    <w:p>
+      <w:pPr>
+        <w:spacing w:line="336" w:lineRule="auto" w:after="180"/>
+      </w:pPr>
+      <w:r>
+        <w:rPr>
+          <w:b w:val="0"/>
+        </w:rPr>
+        <w:t>Reserve new appropriate cases and compare original and revised models on the same cases with group and overall results.</w:t>
+      </w:r>
+    </w:p>
+    <w:p>
+      <w:pPr>
+        <w:pStyle w:val="Heading3"/>
+      </w:pPr>
+      <w:r>
+        <w:t>Model the reasoning aloud</w:t>
+      </w:r>
+    </w:p>
+    <w:p>
+      <w:pPr>
+        <w:spacing w:line="336" w:lineRule="auto" w:after="180"/>
+      </w:pPr>
+      <w:r>
+        <w:rPr>
+          <w:b w:val="0"/>
+        </w:rPr>
+        <w:t xml:space="preserve">Use the complete worked example below before asking learners to complete W2. Reveal a small part, invite a </w:t>
+      </w:r>
+      <w:r>
+        <w:rPr>
+          <w:b/>
+        </w:rPr>
+        <w:t>prediction</w:t>
+      </w:r>
+      <w:r>
+        <w:rPr>
+          <w:b w:val="0"/>
+        </w:rPr>
+        <w:t>, then explain the deciding step.</w:t>
+      </w:r>
+    </w:p>
+    <w:p>
+      <w:pPr>
+        <w:spacing w:line="336" w:lineRule="auto" w:after="180"/>
+      </w:pPr>
+      <w:r>
+        <w:rPr>
+          <w:b w:val="0"/>
+        </w:rPr>
+        <w:t>These teacher notes contain solutions; do not reveal the independent case answer during modelling.</w:t>
       </w:r>
     </w:p>
     <w:p>
@@ -777,8 +1342,33 @@
       </w:r>
     </w:p>
     <w:p>
-      <w:r>
-        <w:t>The arithmetic explains this constructed aggregate difference. It does not prove that dim lighting caused each real error or that these group rates will stay fixed in future samples. Report group counts and uncertainty about generalisation. Review specific errors and reference labels as in Week 29.</w:t>
+      <w:pPr>
+        <w:pStyle w:val="Heading3"/>
+      </w:pPr>
+      <w:r>
+        <w:t>Model the reasoning aloud · 6</w:t>
+      </w:r>
+    </w:p>
+    <w:p>
+      <w:pPr>
+        <w:spacing w:line="336" w:lineRule="auto" w:after="180"/>
+      </w:pPr>
+      <w:r>
+        <w:rPr>
+          <w:b w:val="0"/>
+        </w:rPr>
+        <w:t>The arithmetic explains this constructed aggregate difference. It does not prove that dim lighting caused each real error or that these group rates will stay fixed in future samples.</w:t>
+      </w:r>
+    </w:p>
+    <w:p>
+      <w:pPr>
+        <w:spacing w:line="336" w:lineRule="auto" w:after="180"/>
+      </w:pPr>
+      <w:r>
+        <w:rPr>
+          <w:b w:val="0"/>
+        </w:rPr>
+        <w:t>Report group counts and uncertainty about generalisation. Review specific errors and reference labels as in Week 29.</w:t>
       </w:r>
     </w:p>
     <w:p>
@@ -912,7 +1502,13 @@
       </w:tr>
     </w:tbl>
     <w:p>
-      <w:r>
+      <w:pPr>
+        <w:spacing w:line="336" w:lineRule="auto" w:after="180"/>
+      </w:pPr>
+      <w:r>
+        <w:rPr>
+          <w:b w:val="0"/>
+        </w:rPr>
         <w:t>Use the diagram and verbal explanation together. Ask learners to match a sentence to a specific visual step; do not assign learners fixed visual or auditory learning styles.</w:t>
       </w:r>
     </w:p>
@@ -925,7 +1521,13 @@
       </w:r>
     </w:p>
     <w:p>
-      <w:r>
+      <w:pPr>
+        <w:spacing w:line="336" w:lineRule="auto" w:after="180"/>
+      </w:pPr>
+      <w:r>
+        <w:rPr>
+          <w:b w:val="0"/>
+        </w:rPr>
         <w:t>Separate within-setting performance from changing setting proportions.</w:t>
       </w:r>
     </w:p>
@@ -938,13 +1540,55 @@
       </w:r>
     </w:p>
     <w:p>
-      <w:r>
-        <w:t>Toy old-use mix: bright 40 cases32 correct; dim 10 cases5 correct. New-use mix: bright 10 cases8 correct; dim 40 cases20 correct.</w:t>
+      <w:pPr>
+        <w:pStyle w:val="Heading3"/>
+      </w:pPr>
+      <w:r>
+        <w:t>Supplied facts</w:t>
       </w:r>
     </w:p>
     <w:p>
-      <w:r>
-        <w:t>All inputs and outcomes in this worked example are invented classroom data; no real model run is claimed.</w:t>
+      <w:pPr>
+        <w:spacing w:line="336" w:lineRule="auto" w:after="180"/>
+        <w:shd w:fill="F1F6FC"/>
+      </w:pPr>
+      <w:r>
+        <w:rPr>
+          <w:b w:val="0"/>
+        </w:rPr>
+        <w:t>Toy old-use mix: bright 40 cases32 correct; dim 10 cases5 correct. New-use mix: bright 10 cases8 correct; dim 40 cases20 correct.</w:t>
+      </w:r>
+    </w:p>
+    <w:p>
+      <w:pPr>
+        <w:pStyle w:val="Heading3"/>
+      </w:pPr>
+      <w:r>
+        <w:t>Supplied facts</w:t>
+      </w:r>
+    </w:p>
+    <w:p>
+      <w:pPr>
+        <w:spacing w:line="336" w:lineRule="auto" w:after="180"/>
+        <w:shd w:fill="F1F6FC"/>
+      </w:pPr>
+      <w:r>
+        <w:rPr>
+          <w:b w:val="0"/>
+        </w:rPr>
+        <w:t xml:space="preserve">All </w:t>
+      </w:r>
+      <w:r>
+        <w:rPr>
+          <w:b/>
+        </w:rPr>
+        <w:t>input</w:t>
+      </w:r>
+      <w:r>
+        <w:rPr>
+          <w:b w:val="0"/>
+        </w:rPr>
+        <w:t>s and outcomes in this worked example are invented classroom data; no real model run is claimed.</w:t>
       </w:r>
     </w:p>
     <w:p>
@@ -1143,21 +1787,35 @@
       </w:r>
     </w:p>
     <w:p>
-      <w:r>
-        <w:t>A pooled rate depends on how often each condition appears as well as performance within that condition. Bright and dim accuracy stay fixed in this example. The new use contains more dim cases, so its pooled accuracy falls. Report both group counts and group rates before concluding that the network itself deteriorated.</w:t>
+      <w:pPr>
+        <w:pStyle w:val="Heading3"/>
+      </w:pPr>
+      <w:r>
+        <w:t>Why the result follows</w:t>
       </w:r>
     </w:p>
     <w:p>
       <w:pPr>
-        <w:pStyle w:val="Heading3"/>
-      </w:pPr>
-      <w:r>
-        <w:t>What this example does not establish</w:t>
+        <w:spacing w:line="336" w:lineRule="auto" w:after="180"/>
+        <w:shd w:fill="F1F6FC"/>
+      </w:pPr>
+      <w:r>
+        <w:rPr>
+          <w:b w:val="0"/>
+        </w:rPr>
+        <w:t>A pooled rate depends on how often each condition appears as well as performance within that condition. Bright and dim accuracy stay fixed in this example. The new use contains more dim cases, so its pooled accuracy falls.</w:t>
       </w:r>
     </w:p>
     <w:p>
-      <w:r>
-        <w:t>Real shift can also change labels, sensors and within-slice behaviour; this toy decomposition isolates only mixture change.</w:t>
+      <w:pPr>
+        <w:spacing w:line="336" w:lineRule="auto" w:after="180"/>
+        <w:shd w:fill="F1F6FC"/>
+      </w:pPr>
+      <w:r>
+        <w:rPr>
+          <w:b w:val="0"/>
+        </w:rPr>
+        <w:t>Report both group counts and group rates before concluding that the network itself deteriorated.</w:t>
       </w:r>
     </w:p>
     <w:p>
@@ -1165,22 +1823,35 @@
         <w:pStyle w:val="Heading3"/>
       </w:pPr>
       <w:r>
-        <w:t>Change one thing in the pictured case</w:t>
+        <w:t>What this example does not establish</w:t>
       </w:r>
     </w:p>
     <w:p>
-      <w:r>
-        <w:t>Change: New-use mix returns to40 bright and 10 dim with the same slice rates.</w:t>
+      <w:pPr>
+        <w:pStyle w:val="Heading3"/>
+      </w:pPr>
+      <w:r>
+        <w:t>Keep the stated limit</w:t>
       </w:r>
     </w:p>
     <w:p>
-      <w:r>
-        <w:t>Prediction: Pooled accuracy returns to74%.</w:t>
+      <w:pPr>
+        <w:spacing w:line="336" w:lineRule="auto" w:after="180"/>
+        <w:shd w:fill="FFF5E6"/>
+      </w:pPr>
+      <w:r>
+        <w:rPr>
+          <w:b w:val="0"/>
+        </w:rPr>
+        <w:t>Real shift can also change labels, sensors and within-slice behaviour; this toy decomposition isolates only mixture change.</w:t>
       </w:r>
     </w:p>
     <w:p>
-      <w:r>
-        <w:t>Reason: The mixture weights change, while each slice’s conditional performance stays fixed.</w:t>
+      <w:pPr>
+        <w:pStyle w:val="Heading3"/>
+      </w:pPr>
+      <w:r>
+        <w:t>Change one thing in the pictured case</w:t>
       </w:r>
     </w:p>
     <w:p>
@@ -1188,20 +1859,140 @@
         <w:pStyle w:val="Heading3"/>
       </w:pPr>
       <w:r>
-        <w:t>Ask while showing the picture</w:t>
+        <w:t>Change one thing</w:t>
       </w:r>
     </w:p>
     <w:p>
-      <w:r>
-        <w:t>Cover the result. Ask learners to name the inputs and predict the next step. Uncover one step, connect the icon to the actual procedure, and explain its evidence. Then change the supplied condition and compare. The picture is a representation; it does not document execution of a real AI model.</w:t>
+      <w:pPr>
+        <w:spacing w:line="336" w:lineRule="auto" w:after="180"/>
+        <w:shd w:fill="F5F1FB"/>
+      </w:pPr>
+      <w:r>
+        <w:rPr>
+          <w:b w:val="0"/>
+        </w:rPr>
+        <w:t>Change: New-use mix returns to40 bright and 10 dim with the same slice rates.</w:t>
       </w:r>
     </w:p>
     <w:p>
       <w:pPr>
+        <w:pStyle w:val="Heading3"/>
+      </w:pPr>
+      <w:r>
+        <w:t>Predicted result</w:t>
+      </w:r>
+    </w:p>
+    <w:p>
+      <w:pPr>
+        <w:spacing w:line="336" w:lineRule="auto" w:after="180"/>
+        <w:shd w:fill="F1F6FC"/>
+      </w:pPr>
+      <w:r>
+        <w:rPr>
+          <w:b/>
+        </w:rPr>
+        <w:t>Prediction</w:t>
+      </w:r>
+      <w:r>
+        <w:rPr>
+          <w:b w:val="0"/>
+        </w:rPr>
+        <w:t>: Pooled accuracy returns to74%.</w:t>
+      </w:r>
+    </w:p>
+    <w:p>
+      <w:pPr>
+        <w:pStyle w:val="Heading3"/>
+      </w:pPr>
+      <w:r>
+        <w:t>Why the result follows</w:t>
+      </w:r>
+    </w:p>
+    <w:p>
+      <w:pPr>
+        <w:spacing w:line="336" w:lineRule="auto" w:after="180"/>
+        <w:shd w:fill="F1F6FC"/>
+      </w:pPr>
+      <w:r>
+        <w:rPr>
+          <w:b w:val="0"/>
+        </w:rPr>
+        <w:t>Reason: The mixture weights change, while each slice’s conditional performance stays fixed.</w:t>
+      </w:r>
+    </w:p>
+    <w:p>
+      <w:pPr>
+        <w:pStyle w:val="Heading3"/>
+      </w:pPr>
+      <w:r>
+        <w:t>Ask while showing the picture</w:t>
+      </w:r>
+    </w:p>
+    <w:p>
+      <w:pPr>
+        <w:pStyle w:val="Heading3"/>
+      </w:pPr>
+      <w:r>
+        <w:t>Ask while showing the picture · 7</w:t>
+      </w:r>
+    </w:p>
+    <w:p>
+      <w:pPr>
+        <w:spacing w:line="336" w:lineRule="auto" w:after="180"/>
+      </w:pPr>
+      <w:r>
+        <w:rPr>
+          <w:b w:val="0"/>
+        </w:rPr>
+        <w:t xml:space="preserve">Cover the result. Ask learners to name the </w:t>
+      </w:r>
+      <w:r>
+        <w:rPr>
+          <w:b/>
+        </w:rPr>
+        <w:t>input</w:t>
+      </w:r>
+      <w:r>
+        <w:rPr>
+          <w:b w:val="0"/>
+        </w:rPr>
+        <w:t xml:space="preserve">s and predict the next step. Uncover one step, connect the icon to the actual procedure, and explain its </w:t>
+      </w:r>
+      <w:r>
+        <w:rPr>
+          <w:b/>
+        </w:rPr>
+        <w:t>evidence</w:t>
+      </w:r>
+      <w:r>
+        <w:rPr>
+          <w:b w:val="0"/>
+        </w:rPr>
+        <w:t>. Then change the supplied condition and compare.</w:t>
+      </w:r>
+    </w:p>
+    <w:p>
+      <w:pPr>
+        <w:spacing w:line="336" w:lineRule="auto" w:after="180"/>
+      </w:pPr>
+      <w:r>
+        <w:rPr>
+          <w:b w:val="0"/>
+        </w:rPr>
+        <w:t>The picture is a representation; it does not document execution of a real AI model.</w:t>
+      </w:r>
+    </w:p>
+    <w:p>
+      <w:pPr>
         <w:pStyle w:val="Heading1"/>
       </w:pPr>
       <w:r>
         <w:t>03. Demonstrate and guide practice</w:t>
+      </w:r>
+    </w:p>
+    <w:p>
+      <w:r>
+        <w:t>Demonstrate Dataset shift in neural models, reduce support deliberately and check individual reasoning before discussing answers.</w:t>
       </w:r>
     </w:p>
     <w:tbl>
@@ -1417,36 +2208,76 @@
       </w:tr>
     </w:tbl>
     <w:p>
-      <w:r>
-        <w:t>Use the worked example in Sections 3 and 6. Collect a prediction before revealing its result; ask the learner to point to each intermediate fact.</w:t>
+      <w:pPr>
+        <w:spacing w:line="336" w:lineRule="auto" w:after="180"/>
+      </w:pPr>
+      <w:r>
+        <w:rPr>
+          <w:b w:val="0"/>
+        </w:rPr>
+        <w:t xml:space="preserve">Use the worked example in Sections 3 and 6. Collect a </w:t>
+      </w:r>
+      <w:r>
+        <w:rPr>
+          <w:b/>
+        </w:rPr>
+        <w:t>prediction</w:t>
+      </w:r>
+      <w:r>
+        <w:rPr>
+          <w:b w:val="0"/>
+        </w:rPr>
+        <w:t xml:space="preserve"> before revealing its result; ask the learner to point to each intermediate fact.</w:t>
       </w:r>
     </w:p>
     <w:p>
-      <w:r>
-        <w:t>Provide separate columns for cases, correct, errors and group share. Use 100 counters or a drawn 100-cell grid to change the mix while keeping group rates fixed. Extension: with clear share s and fixed rates 0.90 and 0.50, overall accuracy is 0.50 + 0.40*s. Test s = 0, 0.5 and 1, and explain why observed data need not keep those rates fixed.</w:t>
+      <w:pPr>
+        <w:spacing w:line="336" w:lineRule="auto" w:after="180"/>
+      </w:pPr>
+      <w:r>
+        <w:rPr>
+          <w:b w:val="0"/>
+        </w:rPr>
+        <w:t>Provide separate columns for cases, correct, errors and group share. Use 100 counters or a drawn 100-cell grid to change the mix while keeping group rates fixed.</w:t>
       </w:r>
     </w:p>
     <w:p>
       <w:pPr>
-        <w:pStyle w:val="Heading3"/>
-      </w:pPr>
-      <w:r>
-        <w:t>Reduce help deliberately</w:t>
+        <w:spacing w:line="336" w:lineRule="auto" w:after="180"/>
+      </w:pPr>
+      <w:r>
+        <w:rPr>
+          <w:b w:val="0"/>
+        </w:rPr>
+        <w:t>Extension: with clear share s and fixed rates 0.90 and 0.50, overall accuracy is 0.50 + 0.40*s. Test s = 0, 0.5 and 1, and explain why observed data need not keep those rates fixed.</w:t>
       </w:r>
     </w:p>
     <w:p>
-      <w:r>
-        <w:t>Completion task: Calculate overall correct counts, accuracy and errors in both cohorts, plus the percentage-point drop. Explain why averaging 90 percent and 50 percent without weights gives the wrong overall result here.</w:t>
+      <w:pPr>
+        <w:pStyle w:val="Heading3"/>
+      </w:pPr>
+      <w:r>
+        <w:t>Reduce help deliberately</w:t>
       </w:r>
     </w:p>
     <w:p>
-      <w:r>
-        <w:t>Teacher check: Teacher explanation: Development has 82 correct and 18 errors out of 100, or 82 percent accuracy. New use has 58 correct and 42 errors out of 100, or 58 percent. The drop is 24 percentage points. An unweighted mean gives 70 percent and ignores the unequal group sizes.</w:t>
+      <w:pPr>
+        <w:pStyle w:val="Heading3"/>
+      </w:pPr>
+      <w:r>
+        <w:t>Completion practice</w:t>
       </w:r>
     </w:p>
     <w:p>
-      <w:r>
-        <w:t>Start by identifying the given inputs together. Leave the intermediate steps blank. If needed, model one step, then withdraw that help on the next step. Move to a full trace only when the partial trace is understood. For partners, alternate explainer and checker; collect a response from every learner before discussion.</w:t>
+      <w:pPr>
+        <w:spacing w:line="336" w:lineRule="auto" w:after="180"/>
+        <w:shd w:fill="F5F1FB"/>
+      </w:pPr>
+      <w:r>
+        <w:rPr>
+          <w:b w:val="0"/>
+        </w:rPr>
+        <w:t>Completion task: Calculate overall correct counts, accuracy and errors in both cohorts, plus the percentage-point drop. Explain why averaging 90 percent and 50 percent without weights gives the wrong overall result here.</w:t>
       </w:r>
     </w:p>
     <w:p>
@@ -1454,86 +2285,385 @@
         <w:pStyle w:val="Heading3"/>
       </w:pPr>
       <w:r>
-        <w:t>Individual reasoning check</w:t>
+        <w:t>Reasoning to listen for</w:t>
       </w:r>
     </w:p>
     <w:p>
-      <w:r>
-        <w:t>Use the worked case for Dataset shift in neural models. Proposed explanation: “Average the percentages regardless of group sizes”. Decide whether this explanation is supported. Point to the step or supplied fact that decides; explain your repair if needed.</w:t>
+      <w:pPr>
+        <w:spacing w:line="336" w:lineRule="auto" w:after="180"/>
+        <w:shd w:fill="F1F6FC"/>
+      </w:pPr>
+      <w:r>
+        <w:rPr>
+          <w:b w:val="0"/>
+        </w:rPr>
+        <w:t>Teacher check: Teacher explanation: Development has 82 correct and 18 errors out of 100, or 82 percent accuracy. New use has 58 correct and 42 errors out of 100, or 58 percent. The drop is 24 percentage points.</w:t>
       </w:r>
     </w:p>
     <w:p>
-      <w:r>
-        <w:t>Expected correction: Overall accuracy is total correct divided by total cases; group accuracies need weights proportional to group size.</w:t>
+      <w:pPr>
+        <w:spacing w:line="336" w:lineRule="auto" w:after="180"/>
+        <w:shd w:fill="F1F6FC"/>
+      </w:pPr>
+      <w:r>
+        <w:rPr>
+          <w:b w:val="0"/>
+        </w:rPr>
+        <w:t>An unweighted mean gives 70 percent and ignores the unequal group sizes.</w:t>
       </w:r>
     </w:p>
     <w:p>
-      <w:r>
-        <w:t>Collect explanations, not only yes/no votes. If a misunderstanding is common, re-model the relevant step for the class. If it affects a few learners, give a short targeted group explanation while others solve a more demanding variation.</w:t>
+      <w:pPr>
+        <w:spacing w:line="336" w:lineRule="auto" w:after="180"/>
+      </w:pPr>
+      <w:r>
+        <w:rPr>
+          <w:b w:val="0"/>
+        </w:rPr>
+        <w:t xml:space="preserve">Start by identifying the given </w:t>
+      </w:r>
+      <w:r>
+        <w:rPr>
+          <w:b/>
+        </w:rPr>
+        <w:t>input</w:t>
+      </w:r>
+      <w:r>
+        <w:rPr>
+          <w:b w:val="0"/>
+        </w:rPr>
+        <w:t>s together. Leave the intermediate steps blank. If needed, model one step, then withdraw that help on the next step. Move to a full trace only when the partial trace is understood.</w:t>
       </w:r>
     </w:p>
     <w:p>
       <w:pPr>
-        <w:pStyle w:val="Heading3"/>
-      </w:pPr>
-      <w:r>
-        <w:t>Pictorial practice question</w:t>
+        <w:spacing w:line="336" w:lineRule="auto" w:after="180"/>
+      </w:pPr>
+      <w:r>
+        <w:rPr>
+          <w:b w:val="0"/>
+        </w:rPr>
+        <w:t>For partners, alternate explainer and checker; collect a response from every learner before discussion.</w:t>
       </w:r>
     </w:p>
     <w:p>
-      <w:r>
-        <w:t>Did the supplied model’s dim-light accuracy deteriorate? Point to the relevant step in the picture, then write the changed result and the rule or evidence that supports it.</w:t>
+      <w:pPr>
+        <w:pStyle w:val="Heading3"/>
+      </w:pPr>
+      <w:r>
+        <w:t>Individual reasoning check</w:t>
       </w:r>
     </w:p>
     <w:p>
       <w:pPr>
-        <w:pStyle w:val="Heading3"/>
-      </w:pPr>
-      <w:r>
-        <w:t>Reasoned teacher answer</w:t>
+        <w:spacing w:line="336" w:lineRule="auto" w:after="180"/>
+      </w:pPr>
+      <w:r>
+        <w:rPr>
+          <w:b w:val="0"/>
+        </w:rPr>
+        <w:t xml:space="preserve">Use the worked case for </w:t>
+      </w:r>
+      <w:r>
+        <w:rPr>
+          <w:b/>
+        </w:rPr>
+        <w:t>Dataset shift</w:t>
+      </w:r>
+      <w:r>
+        <w:rPr>
+          <w:b w:val="0"/>
+        </w:rPr>
+        <w:t xml:space="preserve"> in neural models. Proposed explanation: “Average the percentages regardless of group sizes”. Decide whether this explanation is supported.</w:t>
       </w:r>
     </w:p>
     <w:p>
-      <w:r>
-        <w:t>No, it remains50%. The pooled drop from 74% to56% reflects a larger proportion of dim cases, not changed within-slice rates. Changed-case check: Pooled accuracy returns to74%. The mixture weights change, while each slice’s conditional performance stays fixed.</w:t>
+      <w:pPr>
+        <w:spacing w:line="336" w:lineRule="auto" w:after="180"/>
+      </w:pPr>
+      <w:r>
+        <w:rPr>
+          <w:b w:val="0"/>
+        </w:rPr>
+        <w:t>Point to the step or supplied fact that decides; explain your repair if needed.</w:t>
       </w:r>
     </w:p>
     <w:p>
-      <w:r>
-        <w:t>Changed-case reasoning: Pooled accuracy returns to74%. The mixture weights change, while each slice’s conditional performance stays fixed.</w:t>
+      <w:pPr>
+        <w:pStyle w:val="Heading3"/>
+      </w:pPr>
+      <w:r>
+        <w:t>Expected repair</w:t>
       </w:r>
     </w:p>
     <w:p>
-      <w:r>
-        <w:t>Collect each learner’s explanation before discussion. Use the first missing connection between input, deciding step and result to choose support. This question is worked-case practice, not fresh mastery evidence.</w:t>
+      <w:pPr>
+        <w:spacing w:line="336" w:lineRule="auto" w:after="180"/>
+        <w:shd w:fill="F1F6FC"/>
+      </w:pPr>
+      <w:r>
+        <w:rPr>
+          <w:b w:val="0"/>
+        </w:rPr>
+        <w:t>Expected correction: Overall accuracy is total correct divided by total cases; group accuracies need weights proportional to group size.</w:t>
       </w:r>
     </w:p>
     <w:p>
       <w:pPr>
-        <w:pStyle w:val="Heading1"/>
-      </w:pPr>
-      <w:r>
-        <w:t>04. Run the investigation and diagnose misconceptions</w:t>
+        <w:spacing w:line="336" w:lineRule="auto" w:after="180"/>
+      </w:pPr>
+      <w:r>
+        <w:rPr>
+          <w:b w:val="0"/>
+        </w:rPr>
+        <w:t>Collect explanations, not only yes/no votes. If a misunderstanding is common, re-model the relevant step for the class.</w:t>
       </w:r>
     </w:p>
     <w:p>
-      <w:r>
-        <w:t>Average the percentages regardless of group sizes: Overall accuracy is total correct divided by total cases; group accuracies need weights proportional to group size.</w:t>
+      <w:pPr>
+        <w:spacing w:line="336" w:lineRule="auto" w:after="180"/>
+      </w:pPr>
+      <w:r>
+        <w:rPr>
+          <w:b w:val="0"/>
+        </w:rPr>
+        <w:t>If it affects a few learners, give a short targeted group explanation while others solve a more demanding variation.</w:t>
       </w:r>
     </w:p>
     <w:p>
-      <w:r>
-        <w:t>A shift alert proves a loss of accuracy: Input changes may help, hurt or leave accuracy unchanged; verified outcomes are needed to measure performance.</w:t>
+      <w:pPr>
+        <w:pStyle w:val="Heading3"/>
+      </w:pPr>
+      <w:r>
+        <w:t>Pictorial practice question</w:t>
       </w:r>
     </w:p>
     <w:p>
-      <w:r>
-        <w:t>An unchanged input summary proves nothing changed: A summary can miss relevant differences, and the input-label relationship or labelling policy can change without an obvious input shift.</w:t>
+      <w:pPr>
+        <w:spacing w:line="336" w:lineRule="auto" w:after="180"/>
+      </w:pPr>
+      <w:r>
+        <w:rPr>
+          <w:b w:val="0"/>
+        </w:rPr>
+        <w:t xml:space="preserve">Did the supplied model’s dim-light accuracy deteriorate? Point to the relevant step in the picture, then write the changed result and the rule or </w:t>
+      </w:r>
+      <w:r>
+        <w:rPr>
+          <w:b/>
+        </w:rPr>
+        <w:t>evidence</w:t>
+      </w:r>
+      <w:r>
+        <w:rPr>
+          <w:b w:val="0"/>
+        </w:rPr>
+        <w:t xml:space="preserve"> that supports it.</w:t>
       </w:r>
     </w:p>
     <w:p>
-      <w:r>
-        <w:t>Use Section 9 for the evidence ledger. Add a boundary or missing-input case and record the expected response before checking. More successful repeats of one case do not establish wider coverage.</w:t>
+      <w:pPr>
+        <w:pStyle w:val="Heading3"/>
+      </w:pPr>
+      <w:r>
+        <w:t>Reasoned teacher answer</w:t>
+      </w:r>
+    </w:p>
+    <w:p>
+      <w:pPr>
+        <w:spacing w:line="336" w:lineRule="auto" w:after="180"/>
+      </w:pPr>
+      <w:r>
+        <w:rPr>
+          <w:b w:val="0"/>
+        </w:rPr>
+        <w:t>No, it remains50%. The pooled drop from 74% to56% reflects a larger proportion of dim cases, not changed within-slice rates. Changed-case check: Pooled accuracy returns to74%.</w:t>
+      </w:r>
+    </w:p>
+    <w:p>
+      <w:pPr>
+        <w:spacing w:line="336" w:lineRule="auto" w:after="180"/>
+      </w:pPr>
+      <w:r>
+        <w:rPr>
+          <w:b w:val="0"/>
+        </w:rPr>
+        <w:t>The mixture weights change, while each slice’s conditional performance stays fixed.</w:t>
+      </w:r>
+    </w:p>
+    <w:p>
+      <w:pPr>
+        <w:spacing w:line="336" w:lineRule="auto" w:after="180"/>
+      </w:pPr>
+      <w:r>
+        <w:rPr>
+          <w:b w:val="0"/>
+        </w:rPr>
+        <w:t>Changed-case reasoning: Pooled accuracy returns to74%. The mixture weights change, while each slice’s conditional performance stays fixed.</w:t>
+      </w:r>
+    </w:p>
+    <w:p>
+      <w:pPr>
+        <w:spacing w:line="336" w:lineRule="auto" w:after="180"/>
+      </w:pPr>
+      <w:r>
+        <w:rPr>
+          <w:b w:val="0"/>
+        </w:rPr>
+        <w:t xml:space="preserve">Collect each learner’s explanation before discussion. Use the first missing connection between </w:t>
+      </w:r>
+      <w:r>
+        <w:rPr>
+          <w:b/>
+        </w:rPr>
+        <w:t>input</w:t>
+      </w:r>
+      <w:r>
+        <w:rPr>
+          <w:b w:val="0"/>
+        </w:rPr>
+        <w:t xml:space="preserve">, deciding step and result to choose support. This question is worked-case practice, not fresh mastery </w:t>
+      </w:r>
+      <w:r>
+        <w:rPr>
+          <w:b/>
+        </w:rPr>
+        <w:t>evidence</w:t>
+      </w:r>
+      <w:r>
+        <w:rPr>
+          <w:b w:val="0"/>
+        </w:rPr>
+        <w:t>.</w:t>
+      </w:r>
+    </w:p>
+    <w:p>
+      <w:pPr>
+        <w:pStyle w:val="Heading1"/>
+      </w:pPr>
+      <w:r>
+        <w:t>04. Run the investigation and diagnose misconceptions</w:t>
+      </w:r>
+    </w:p>
+    <w:p>
+      <w:r>
+        <w:t>Run the Dataset shift in neural models investigation and use the first unsupported step to choose a teaching response.</w:t>
+      </w:r>
+    </w:p>
+    <w:p>
+      <w:pPr>
+        <w:spacing w:line="336" w:lineRule="auto" w:after="180"/>
+      </w:pPr>
+      <w:r>
+        <w:rPr>
+          <w:b w:val="0"/>
+        </w:rPr>
+        <w:t>Average the percentages regardless of group sizes: Overall accuracy is total correct divided by total cases; group accuracies need weights proportional to group size.</w:t>
+      </w:r>
+    </w:p>
+    <w:p>
+      <w:pPr>
+        <w:spacing w:line="336" w:lineRule="auto" w:after="180"/>
+      </w:pPr>
+      <w:r>
+        <w:rPr>
+          <w:b w:val="0"/>
+        </w:rPr>
+        <w:t xml:space="preserve">A shift alert proves a loss of accuracy: </w:t>
+      </w:r>
+      <w:r>
+        <w:rPr>
+          <w:b/>
+        </w:rPr>
+        <w:t>Input</w:t>
+      </w:r>
+      <w:r>
+        <w:rPr>
+          <w:b w:val="0"/>
+        </w:rPr>
+        <w:t xml:space="preserve"> changes may help, hurt or leave accuracy unchanged; verified outcomes are needed to measure performance.</w:t>
+      </w:r>
+    </w:p>
+    <w:p>
+      <w:pPr>
+        <w:spacing w:line="336" w:lineRule="auto" w:after="180"/>
+      </w:pPr>
+      <w:r>
+        <w:rPr>
+          <w:b w:val="0"/>
+        </w:rPr>
+        <w:t xml:space="preserve">An unchanged </w:t>
+      </w:r>
+      <w:r>
+        <w:rPr>
+          <w:b/>
+        </w:rPr>
+        <w:t>input</w:t>
+      </w:r>
+      <w:r>
+        <w:rPr>
+          <w:b w:val="0"/>
+        </w:rPr>
+        <w:t xml:space="preserve"> summary proves nothing changed: A summary can miss relevant differences, and the </w:t>
+      </w:r>
+      <w:r>
+        <w:rPr>
+          <w:b/>
+        </w:rPr>
+        <w:t>input</w:t>
+      </w:r>
+      <w:r>
+        <w:rPr>
+          <w:b w:val="0"/>
+        </w:rPr>
+        <w:t xml:space="preserve">-label relationship or labelling policy can change without an obvious </w:t>
+      </w:r>
+      <w:r>
+        <w:rPr>
+          <w:b/>
+        </w:rPr>
+        <w:t>input</w:t>
+      </w:r>
+      <w:r>
+        <w:rPr>
+          <w:b w:val="0"/>
+        </w:rPr>
+        <w:t xml:space="preserve"> shift.</w:t>
+      </w:r>
+    </w:p>
+    <w:p>
+      <w:pPr>
+        <w:spacing w:line="336" w:lineRule="auto" w:after="180"/>
+      </w:pPr>
+      <w:r>
+        <w:rPr>
+          <w:b w:val="0"/>
+        </w:rPr>
+        <w:t xml:space="preserve">Use Section 9 for the </w:t>
+      </w:r>
+      <w:r>
+        <w:rPr>
+          <w:b/>
+        </w:rPr>
+        <w:t>evidence</w:t>
+      </w:r>
+      <w:r>
+        <w:rPr>
+          <w:b w:val="0"/>
+        </w:rPr>
+        <w:t xml:space="preserve"> ledger. Add a boundary or missing-</w:t>
+      </w:r>
+      <w:r>
+        <w:rPr>
+          <w:b/>
+        </w:rPr>
+        <w:t>input</w:t>
+      </w:r>
+      <w:r>
+        <w:rPr>
+          <w:b w:val="0"/>
+        </w:rPr>
+        <w:t xml:space="preserve"> case and record the expected response before checking. More successful repeats of one case do not establish wider coverage.</w:t>
       </w:r>
     </w:p>
     <w:p>
@@ -1691,29 +2821,38 @@
       </w:tr>
     </w:tbl>
     <w:p>
-      <w:r>
-        <w:t>Offer an oral explanation, drawing, enlarged visual or fewer examples when that removes a reading/writing barrier. Keep the same reasoning goal. Stretch secure learners by changing a boundary or assumption and asking them to defend the effect, not simply by assigning more of the same questions.</w:t>
+      <w:pPr>
+        <w:spacing w:line="336" w:lineRule="auto" w:after="180"/>
+      </w:pPr>
+      <w:r>
+        <w:rPr>
+          <w:b w:val="0"/>
+        </w:rPr>
+        <w:t>Offer an oral explanation, drawing, enlarged visual or fewer examples when that removes a reading/writing barrier. Keep the same reasoning goal.</w:t>
       </w:r>
     </w:p>
     <w:p>
       <w:pPr>
-        <w:pStyle w:val="Heading1"/>
-      </w:pPr>
-      <w:r>
-        <w:t>05. Assess and explain the answers</w:t>
+        <w:spacing w:line="336" w:lineRule="auto" w:after="180"/>
+      </w:pPr>
+      <w:r>
+        <w:rPr>
+          <w:b w:val="0"/>
+        </w:rPr>
+        <w:t>Stretch secure learners by changing a boundary or assumption and asking them to defend the effect, not simply by assigning more of the same questions.</w:t>
       </w:r>
     </w:p>
     <w:p>
       <w:pPr>
-        <w:pStyle w:val="Heading3"/>
-      </w:pPr>
-      <w:r>
-        <w:t>Guided and exit questions</w:t>
+        <w:pStyle w:val="Heading1"/>
+      </w:pPr>
+      <w:r>
+        <w:t>05. Assess and explain the answers</w:t>
       </w:r>
     </w:p>
     <w:p>
       <w:r>
-        <w:t>Guided: 45 clear plus 25 dim cases are correct, giving 70 of 100 or 70 percent. This assumes exactly the stated group rates hold in that cohort. Exit: the mix change is observed, but accuracy is unknown without checked labels. Gather a labelled audit and check model/pipeline versions. Cases used to choose or fit a change cannot also provide independent final evidence. Reserve new appropriate cases and compare original and revised models on the same cases with group and overall results.</w:t>
+        <w:t>Use the Dataset shift in neural models questions, teacher keys and criteria after the relevant attempts. Previously discussed cases are practice; protect the separately selected independent task.</w:t>
       </w:r>
     </w:p>
     <w:p>
@@ -1721,102 +2860,180 @@
         <w:pStyle w:val="Heading3"/>
       </w:pPr>
       <w:r>
-        <w:t>W1 Audit the two cohorts</w:t>
+        <w:t>Guided and exit questions</w:t>
       </w:r>
     </w:p>
     <w:p>
-      <w:r>
-        <w:t>From the table, calculate clear and dim accuracy in each cohort and the clear/dim proportions. Which observed quantities change, and which remain the same?</w:t>
+      <w:pPr>
+        <w:spacing w:line="336" w:lineRule="auto" w:after="180"/>
+      </w:pPr>
+      <w:r>
+        <w:rPr>
+          <w:b w:val="0"/>
+        </w:rPr>
+        <w:t>Guided: 45 clear plus 25 dim cases are correct, giving 70 of 100 or 70 percent. This assumes exactly the stated group rates hold in that cohort. Exit: the mix change is observed, but accuracy is unknown without checked labels.</w:t>
       </w:r>
     </w:p>
     <w:p>
-      <w:r>
-        <w:t>Teacher explanation: Clear accuracy is 90 percent in both cohorts; dim accuracy is 50 percent in both. Development has 80 percent clear and 20 percent dim; new use has 20 percent clear and 80 percent dim. The mix changes while observed group rates remain the same.</w:t>
+      <w:pPr>
+        <w:spacing w:line="336" w:lineRule="auto" w:after="180"/>
+      </w:pPr>
+      <w:r>
+        <w:rPr>
+          <w:b w:val="0"/>
+        </w:rPr>
+        <w:t xml:space="preserve">Gather a labelled audit and check model/pipeline versions. Cases used to choose or fit a change cannot also provide independent final </w:t>
+      </w:r>
+      <w:r>
+        <w:rPr>
+          <w:b/>
+        </w:rPr>
+        <w:t>evidence</w:t>
+      </w:r>
+      <w:r>
+        <w:rPr>
+          <w:b w:val="0"/>
+        </w:rPr>
+        <w:t>.</w:t>
       </w:r>
     </w:p>
     <w:p>
       <w:pPr>
-        <w:pStyle w:val="Heading3"/>
-      </w:pPr>
-      <w:r>
-        <w:t>W2 Use the right denominator</w:t>
+        <w:spacing w:line="336" w:lineRule="auto" w:after="180"/>
+      </w:pPr>
+      <w:r>
+        <w:rPr>
+          <w:b w:val="0"/>
+        </w:rPr>
+        <w:t>Reserve new appropriate cases and compare original and revised models on the same cases with group and overall results.</w:t>
       </w:r>
     </w:p>
     <w:p>
-      <w:r>
-        <w:t>Calculate overall correct counts, accuracy and errors in both cohorts, plus the percentage-point drop. Explain why averaging 90 percent and 50 percent without weights gives the wrong overall result here.</w:t>
+      <w:pPr>
+        <w:pStyle w:val="Heading3"/>
+      </w:pPr>
+      <w:r>
+        <w:t>W1 Audit the two cohorts</w:t>
       </w:r>
     </w:p>
     <w:p>
-      <w:r>
-        <w:t>Teacher explanation: Development has 82 correct and 18 errors out of 100, or 82 percent accuracy. New use has 58 correct and 42 errors out of 100, or 58 percent. The drop is 24 percentage points. An unweighted mean gives 70 percent and ignores the unequal group sizes.</w:t>
+      <w:pPr>
+        <w:pStyle w:val="Heading3"/>
+      </w:pPr>
+      <w:r>
+        <w:t>Workbook question · W1</w:t>
       </w:r>
     </w:p>
     <w:p>
       <w:pPr>
-        <w:pStyle w:val="Heading3"/>
-      </w:pPr>
-      <w:r>
-        <w:t>W3 Separate an alert from an outcome</w:t>
+        <w:spacing w:line="336" w:lineRule="auto" w:after="180"/>
+        <w:shd w:fill="F5F1FB"/>
+      </w:pPr>
+      <w:r>
+        <w:rPr>
+          <w:b w:val="0"/>
+        </w:rPr>
+        <w:t>From the table, calculate clear and dim accuracy in each cohort and the clear/dim proportions. Which observed quantities change, and which remain the same?</w:t>
       </w:r>
     </w:p>
     <w:p>
-      <w:r>
-        <w:t>New-use monitoring shows more dim images but reference labels have not arrived. What can you report now, what can you not calculate, and what checks should precede blaming the neural network?</w:t>
+      <w:pPr>
+        <w:pStyle w:val="Heading3"/>
+      </w:pPr>
+      <w:r>
+        <w:t>Teacher reasoning · W1</w:t>
       </w:r>
     </w:p>
     <w:p>
-      <w:r>
-        <w:t>Teacher explanation: Report the observed change in group proportions with counts and period. Current accuracy and error patterns need verified outcomes. Check checkpoint and preprocessing versions, group definitions, input quality and label policy; collect a representative labelled audit sample before concluding how performance changed.</w:t>
+      <w:pPr>
+        <w:spacing w:line="336" w:lineRule="auto" w:after="180"/>
+        <w:shd w:fill="F1F6FC"/>
+      </w:pPr>
+      <w:r>
+        <w:rPr>
+          <w:b w:val="0"/>
+        </w:rPr>
+        <w:t>Teacher explanation: Clear accuracy is 90 percent in both cohorts; dim accuracy is 50 percent in both. Development has 80 percent clear and 20 percent dim; new use has 20 percent clear and 80 percent dim.</w:t>
       </w:r>
     </w:p>
     <w:p>
       <w:pPr>
-        <w:pStyle w:val="Heading3"/>
-      </w:pPr>
-      <w:r>
-        <w:t>W4 Analyse a new mixture independently</w:t>
+        <w:spacing w:line="336" w:lineRule="auto" w:after="180"/>
+        <w:shd w:fill="F1F6FC"/>
+      </w:pPr>
+      <w:r>
+        <w:rPr>
+          <w:b w:val="0"/>
+        </w:rPr>
+        <w:t>The mix changes while observed group rates remain the same.</w:t>
       </w:r>
     </w:p>
     <w:p>
-      <w:r>
-        <w:t>A separate audit has development groups P: 60 cases, 48 correct and Q: 40 cases, 20 correct. New-use groups are P: 20 cases, 16 correct and Q: 80 cases, 40 correct. Compute each group rate, both overall accuracies, and the percentage-point change. Under the same group rates, what accuracy would equal-sized P and Q groups have?</w:t>
+      <w:pPr>
+        <w:pStyle w:val="Heading3"/>
+      </w:pPr>
+      <w:r>
+        <w:t>W2 Use the right denominator</w:t>
       </w:r>
     </w:p>
     <w:p>
-      <w:r>
-        <w:t>Teacher explanation: P is 80 percent correct and Q is 50 percent correct in both cohorts. Development accuracy is 68 of 100, or 68 percent; new-use accuracy is 56 of 100, or 56 percent. The drop is 12 percentage points. Equal-sized groups at those rates give 65 percent accuracy.</w:t>
+      <w:pPr>
+        <w:pStyle w:val="Heading3"/>
+      </w:pPr>
+      <w:r>
+        <w:t>Workbook question · W2</w:t>
       </w:r>
     </w:p>
     <w:p>
       <w:pPr>
-        <w:pStyle w:val="Heading3"/>
-      </w:pPr>
-      <w:r>
-        <w:t>W5 Protect the comparison</w:t>
+        <w:spacing w:line="336" w:lineRule="auto" w:after="180"/>
+        <w:shd w:fill="F5F1FB"/>
+      </w:pPr>
+      <w:r>
+        <w:rPr>
+          <w:b w:val="0"/>
+        </w:rPr>
+        <w:t>Calculate overall correct counts, accuracy and errors in both cohorts, plus the percentage-point drop. Explain why averaging 90 percent and 50 percent without weights gives the wrong overall result here.</w:t>
       </w:r>
     </w:p>
     <w:p>
-      <w:r>
-        <w:t>A team retrains using new-use errors, then evaluates on those same images and their brightened copies. Explain why the score is not independent evidence and propose a comparison that includes the original model.</w:t>
+      <w:pPr>
+        <w:pStyle w:val="Heading3"/>
+      </w:pPr>
+      <w:r>
+        <w:t>Teacher reasoning · W2</w:t>
       </w:r>
     </w:p>
     <w:p>
-      <w:r>
-        <w:t>Teacher explanation: The evaluated cases influenced training, and transformed copies share source content. Keep related images in one split and reserve untouched source groups or an appropriate later period. Evaluate original and revised models on identical reserved examples, with checked labels, group counts and rates, overall accuracy, and documented preprocessing.</w:t>
+      <w:pPr>
+        <w:spacing w:line="336" w:lineRule="auto" w:after="180"/>
+        <w:shd w:fill="F1F6FC"/>
+      </w:pPr>
+      <w:r>
+        <w:rPr>
+          <w:b w:val="0"/>
+        </w:rPr>
+        <w:t>Teacher explanation: Development has 82 correct and 18 errors out of 100, or 82 percent accuracy. New use has 58 correct and 42 errors out of 100, or 58 percent. The drop is 24 percentage points.</w:t>
       </w:r>
     </w:p>
     <w:p>
       <w:pPr>
-        <w:pStyle w:val="Heading3"/>
-      </w:pPr>
-      <w:r>
-        <w:t>Independent assessment and fresh retry</w:t>
+        <w:spacing w:line="336" w:lineRule="auto" w:after="180"/>
+        <w:shd w:fill="F1F6FC"/>
+      </w:pPr>
+      <w:r>
+        <w:rPr>
+          <w:b w:val="0"/>
+        </w:rPr>
+        <w:t>An unweighted mean gives 70 percent and ignores the unequal group sizes.</w:t>
       </w:r>
     </w:p>
     <w:p>
-      <w:r>
-        <w:t>W4 requires group rates 80 and 50 percent, overall accuracies 68 and 56 percent, a 12-percentage-point drop, and equal-group accuracy 65 percent. Fresh retry: development P has 75 cases with 60 correct; Q has 25 with 10 correct. New use P has 25 with 20 correct; Q has 75 with 30 correct. Group rates are 80 and 40 percent in both. Overall accuracy changes from 70 to 50 percent, a 20-percentage-point drop. Equal-sized groups at those rates give 60 percent.</w:t>
+      <w:pPr>
+        <w:pStyle w:val="Heading3"/>
+      </w:pPr>
+      <w:r>
+        <w:t>W3 Separate an alert from an outcome</w:t>
       </w:r>
     </w:p>
     <w:p>
@@ -1824,12 +3041,31 @@
         <w:pStyle w:val="Heading3"/>
       </w:pPr>
       <w:r>
-        <w:t>Assess independent transfer</w:t>
+        <w:t>Workbook question · W3</w:t>
       </w:r>
     </w:p>
     <w:p>
-      <w:r>
-        <w:t>Selected case: A separate audit has development groups P: 60 cases, 48 correct and Q: 40 cases, 20 correct. New-use groups are P: 20 cases, 16 correct and Q: 80 cases, 40 correct. Compute each group rate, both overall accuracies, and the percentage-point change. Under the same group rates, what accuracy would equal-sized P and Q groups have?</w:t>
+      <w:pPr>
+        <w:spacing w:line="336" w:lineRule="auto" w:after="180"/>
+        <w:shd w:fill="F5F1FB"/>
+      </w:pPr>
+      <w:r>
+        <w:rPr>
+          <w:b w:val="0"/>
+        </w:rPr>
+        <w:t xml:space="preserve">New-use </w:t>
+      </w:r>
+      <w:r>
+        <w:rPr>
+          <w:b/>
+        </w:rPr>
+        <w:t>monitoring</w:t>
+      </w:r>
+      <w:r>
+        <w:rPr>
+          <w:b w:val="0"/>
+        </w:rPr>
+        <w:t xml:space="preserve"> shows more dim images but reference labels have not arrived. What can you report now, what can you not calculate, and what checks should precede blaming the neural network?</w:t>
       </w:r>
     </w:p>
     <w:p>
@@ -1837,12 +3073,355 @@
         <w:pStyle w:val="Heading3"/>
       </w:pPr>
       <w:r>
-        <w:t>Selected case answer</w:t>
+        <w:t>Teacher reasoning · W3</w:t>
       </w:r>
     </w:p>
     <w:p>
-      <w:r>
-        <w:t>Teacher explanation: P is 80 percent correct and Q is 50 percent correct in both cohorts. Development accuracy is 68 of 100, or 68 percent; new-use accuracy is 56 of 100, or 56 percent. The drop is 12 percentage points. Equal-sized groups at those rates give 65 percent accuracy.</w:t>
+      <w:pPr>
+        <w:spacing w:line="336" w:lineRule="auto" w:after="180"/>
+        <w:shd w:fill="F1F6FC"/>
+      </w:pPr>
+      <w:r>
+        <w:rPr>
+          <w:b w:val="0"/>
+        </w:rPr>
+        <w:t>Teacher explanation: Report the observed change in group proportions with counts and period. Current accuracy and error patterns need verified outcomes.</w:t>
+      </w:r>
+    </w:p>
+    <w:p>
+      <w:pPr>
+        <w:spacing w:line="336" w:lineRule="auto" w:after="180"/>
+        <w:shd w:fill="F1F6FC"/>
+      </w:pPr>
+      <w:r>
+        <w:rPr>
+          <w:b w:val="0"/>
+        </w:rPr>
+        <w:t>Check checkpoint and pre</w:t>
+      </w:r>
+      <w:r>
+        <w:rPr>
+          <w:b/>
+        </w:rPr>
+        <w:t>process</w:t>
+      </w:r>
+      <w:r>
+        <w:rPr>
+          <w:b w:val="0"/>
+        </w:rPr>
+        <w:t xml:space="preserve">ing versions, group definitions, </w:t>
+      </w:r>
+      <w:r>
+        <w:rPr>
+          <w:b/>
+        </w:rPr>
+        <w:t>input</w:t>
+      </w:r>
+      <w:r>
+        <w:rPr>
+          <w:b w:val="0"/>
+        </w:rPr>
+        <w:t xml:space="preserve"> quality and label policy; collect a representative labelled audit sample before concluding how performance changed.</w:t>
+      </w:r>
+    </w:p>
+    <w:p>
+      <w:pPr>
+        <w:pStyle w:val="Heading3"/>
+      </w:pPr>
+      <w:r>
+        <w:t>W4 Analyse a new mixture independently</w:t>
+      </w:r>
+    </w:p>
+    <w:p>
+      <w:pPr>
+        <w:pStyle w:val="Heading3"/>
+      </w:pPr>
+      <w:r>
+        <w:t>Workbook question · W4</w:t>
+      </w:r>
+    </w:p>
+    <w:p>
+      <w:pPr>
+        <w:spacing w:line="336" w:lineRule="auto" w:after="180"/>
+        <w:shd w:fill="F5F1FB"/>
+      </w:pPr>
+      <w:r>
+        <w:rPr>
+          <w:b w:val="0"/>
+        </w:rPr>
+        <w:t>A separate audit has development groups P: 60 cases, 48 correct and Q: 40 cases, 20 correct. New-use groups are P: 20 cases, 16 correct and Q: 80 cases, 40 correct.</w:t>
+      </w:r>
+    </w:p>
+    <w:p>
+      <w:pPr>
+        <w:spacing w:line="336" w:lineRule="auto" w:after="180"/>
+        <w:shd w:fill="F5F1FB"/>
+      </w:pPr>
+      <w:r>
+        <w:rPr>
+          <w:b w:val="0"/>
+        </w:rPr>
+        <w:t>Compute each group rate, both overall accuracies, and the percentage-point change. Under the same group rates, what accuracy would equal-sized P and Q groups have?</w:t>
+      </w:r>
+    </w:p>
+    <w:p>
+      <w:pPr>
+        <w:pStyle w:val="Heading3"/>
+      </w:pPr>
+      <w:r>
+        <w:t>Teacher reasoning · W4</w:t>
+      </w:r>
+    </w:p>
+    <w:p>
+      <w:pPr>
+        <w:spacing w:line="336" w:lineRule="auto" w:after="180"/>
+        <w:shd w:fill="F1F6FC"/>
+      </w:pPr>
+      <w:r>
+        <w:rPr>
+          <w:b w:val="0"/>
+        </w:rPr>
+        <w:t>Teacher explanation: P is 80 percent correct and Q is 50 percent correct in both cohorts. Development accuracy is 68 of 100, or 68 percent; new-use accuracy is 56 of 100, or 56 percent. The drop is 12 percentage points.</w:t>
+      </w:r>
+    </w:p>
+    <w:p>
+      <w:pPr>
+        <w:spacing w:line="336" w:lineRule="auto" w:after="180"/>
+        <w:shd w:fill="F1F6FC"/>
+      </w:pPr>
+      <w:r>
+        <w:rPr>
+          <w:b w:val="0"/>
+        </w:rPr>
+        <w:t>Equal-sized groups at those rates give 65 percent accuracy.</w:t>
+      </w:r>
+    </w:p>
+    <w:p>
+      <w:pPr>
+        <w:pStyle w:val="Heading3"/>
+      </w:pPr>
+      <w:r>
+        <w:t>W5 Protect the comparison</w:t>
+      </w:r>
+    </w:p>
+    <w:p>
+      <w:pPr>
+        <w:pStyle w:val="Heading3"/>
+      </w:pPr>
+      <w:r>
+        <w:t>Workbook question · W5</w:t>
+      </w:r>
+    </w:p>
+    <w:p>
+      <w:pPr>
+        <w:spacing w:line="336" w:lineRule="auto" w:after="180"/>
+        <w:shd w:fill="F5F1FB"/>
+      </w:pPr>
+      <w:r>
+        <w:rPr>
+          <w:b w:val="0"/>
+        </w:rPr>
+        <w:t xml:space="preserve">A team retrains using new-use errors, then evaluates on those same images and their brightened copies. Explain why the score is not independent </w:t>
+      </w:r>
+      <w:r>
+        <w:rPr>
+          <w:b/>
+        </w:rPr>
+        <w:t>evidence</w:t>
+      </w:r>
+      <w:r>
+        <w:rPr>
+          <w:b w:val="0"/>
+        </w:rPr>
+        <w:t xml:space="preserve"> and propose a comparison that includes the original model.</w:t>
+      </w:r>
+    </w:p>
+    <w:p>
+      <w:pPr>
+        <w:pStyle w:val="Heading3"/>
+      </w:pPr>
+      <w:r>
+        <w:t>Teacher reasoning · W5</w:t>
+      </w:r>
+    </w:p>
+    <w:p>
+      <w:pPr>
+        <w:spacing w:line="336" w:lineRule="auto" w:after="180"/>
+        <w:shd w:fill="F1F6FC"/>
+      </w:pPr>
+      <w:r>
+        <w:rPr>
+          <w:b w:val="0"/>
+        </w:rPr>
+        <w:t xml:space="preserve">Teacher explanation: The evaluated cases influenced </w:t>
+      </w:r>
+      <w:r>
+        <w:rPr>
+          <w:b/>
+        </w:rPr>
+        <w:t>training</w:t>
+      </w:r>
+      <w:r>
+        <w:rPr>
+          <w:b w:val="0"/>
+        </w:rPr>
+        <w:t>, and transformed copies share source content. Keep related images in one split and reserve untouched source groups or an appropriate later period.</w:t>
+      </w:r>
+    </w:p>
+    <w:p>
+      <w:pPr>
+        <w:spacing w:line="336" w:lineRule="auto" w:after="180"/>
+        <w:shd w:fill="F1F6FC"/>
+      </w:pPr>
+      <w:r>
+        <w:rPr>
+          <w:b w:val="0"/>
+        </w:rPr>
+        <w:t>Evaluate original and revised models on identical reserved examples, with checked labels, group counts and rates, overall accuracy, and documented pre</w:t>
+      </w:r>
+      <w:r>
+        <w:rPr>
+          <w:b/>
+        </w:rPr>
+        <w:t>process</w:t>
+      </w:r>
+      <w:r>
+        <w:rPr>
+          <w:b w:val="0"/>
+        </w:rPr>
+        <w:t>ing.</w:t>
+      </w:r>
+    </w:p>
+    <w:p>
+      <w:pPr>
+        <w:pStyle w:val="Heading3"/>
+      </w:pPr>
+      <w:r>
+        <w:t>Independent assessment and fresh retry</w:t>
+      </w:r>
+    </w:p>
+    <w:p>
+      <w:pPr>
+        <w:pStyle w:val="Heading3"/>
+      </w:pPr>
+      <w:r>
+        <w:t>Teacher key · Independent assessment and fresh retry</w:t>
+      </w:r>
+    </w:p>
+    <w:p>
+      <w:pPr>
+        <w:spacing w:line="336" w:lineRule="auto" w:after="180"/>
+        <w:shd w:fill="F1F6FC"/>
+      </w:pPr>
+      <w:r>
+        <w:rPr>
+          <w:b w:val="0"/>
+        </w:rPr>
+        <w:t>W4 requires group rates 80 and 50 percent, overall accuracies 68 and 56 percent, a 12-percentage-point drop, and equal-group accuracy 65 percent.</w:t>
+      </w:r>
+    </w:p>
+    <w:p>
+      <w:pPr>
+        <w:spacing w:line="336" w:lineRule="auto" w:after="180"/>
+        <w:shd w:fill="F1F6FC"/>
+      </w:pPr>
+      <w:r>
+        <w:rPr>
+          <w:b w:val="0"/>
+        </w:rPr>
+        <w:t>Fresh retry: development P has 75 cases with 60 correct; Q has 25 with 10 correct. New use P has 25 with 20 correct; Q has 75 with 30 correct. Group rates are 80 and 40 percent in both.</w:t>
+      </w:r>
+    </w:p>
+    <w:p>
+      <w:pPr>
+        <w:spacing w:line="336" w:lineRule="auto" w:after="180"/>
+        <w:shd w:fill="F1F6FC"/>
+      </w:pPr>
+      <w:r>
+        <w:rPr>
+          <w:b w:val="0"/>
+        </w:rPr>
+        <w:t>Overall accuracy changes from 70 to 50 percent, a 20-percentage-point drop. Equal-sized groups at those rates give 60 percent.</w:t>
+      </w:r>
+    </w:p>
+    <w:p>
+      <w:pPr>
+        <w:pStyle w:val="Heading3"/>
+      </w:pPr>
+      <w:r>
+        <w:t>Assess independent transfer</w:t>
+      </w:r>
+    </w:p>
+    <w:p>
+      <w:pPr>
+        <w:pStyle w:val="Heading3"/>
+      </w:pPr>
+      <w:r>
+        <w:t>Independent question · withhold the key</w:t>
+      </w:r>
+    </w:p>
+    <w:p>
+      <w:pPr>
+        <w:spacing w:line="336" w:lineRule="auto" w:after="180"/>
+        <w:shd w:fill="F5F1FB"/>
+      </w:pPr>
+      <w:r>
+        <w:rPr>
+          <w:b w:val="0"/>
+        </w:rPr>
+        <w:t>Selected case: A separate audit has development groups P: 60 cases, 48 correct and Q: 40 cases, 20 correct. New-use groups are P: 20 cases, 16 correct and Q: 80 cases, 40 correct.</w:t>
+      </w:r>
+    </w:p>
+    <w:p>
+      <w:pPr>
+        <w:spacing w:line="336" w:lineRule="auto" w:after="180"/>
+        <w:shd w:fill="F5F1FB"/>
+      </w:pPr>
+      <w:r>
+        <w:rPr>
+          <w:b w:val="0"/>
+        </w:rPr>
+        <w:t>Compute each group rate, both overall accuracies, and the percentage-point change. Under the same group rates, what accuracy would equal-sized P and Q groups have?</w:t>
+      </w:r>
+    </w:p>
+    <w:p>
+      <w:pPr>
+        <w:pStyle w:val="Heading3"/>
+      </w:pPr>
+      <w:r>
+        <w:t>Selected case answer</w:t>
+      </w:r>
+    </w:p>
+    <w:p>
+      <w:pPr>
+        <w:pStyle w:val="Heading3"/>
+      </w:pPr>
+      <w:r>
+        <w:t>Teacher key · Selected case answer</w:t>
+      </w:r>
+    </w:p>
+    <w:p>
+      <w:pPr>
+        <w:spacing w:line="336" w:lineRule="auto" w:after="180"/>
+        <w:shd w:fill="F1F6FC"/>
+      </w:pPr>
+      <w:r>
+        <w:rPr>
+          <w:b w:val="0"/>
+        </w:rPr>
+        <w:t>Teacher explanation: P is 80 percent correct and Q is 50 percent correct in both cohorts. Development accuracy is 68 of 100, or 68 percent; new-use accuracy is 56 of 100, or 56 percent. The drop is 12 percentage points.</w:t>
+      </w:r>
+    </w:p>
+    <w:p>
+      <w:pPr>
+        <w:spacing w:line="336" w:lineRule="auto" w:after="180"/>
+        <w:shd w:fill="F1F6FC"/>
+      </w:pPr>
+      <w:r>
+        <w:rPr>
+          <w:b w:val="0"/>
+        </w:rPr>
+        <w:t>Equal-sized groups at those rates give 65 percent accuracy.</w:t>
       </w:r>
     </w:p>
     <w:tbl>
@@ -1948,67 +3527,257 @@
       </w:tr>
     </w:tbl>
     <w:p>
-      <w:r>
-        <w:t>Record each dimension as not yet, with support, or independent. Accept a valid alternative procedure with a defensible trace. Do not penalise an honestly recorded model failure if the learner correctly explains its evidence and limits.</w:t>
+      <w:pPr>
+        <w:pStyle w:val="Heading3"/>
+      </w:pPr>
+      <w:r>
+        <w:t>Teacher key · Selected case answer</w:t>
       </w:r>
     </w:p>
     <w:p>
       <w:pPr>
-        <w:pStyle w:val="Heading3"/>
-      </w:pPr>
-      <w:r>
-        <w:t>Feedback that the learner uses</w:t>
+        <w:spacing w:line="336" w:lineRule="auto" w:after="180"/>
+        <w:shd w:fill="F1F6FC"/>
+      </w:pPr>
+      <w:r>
+        <w:rPr>
+          <w:b w:val="0"/>
+        </w:rPr>
+        <w:t>Record each dimension as not yet, with support, or independent. Accept a valid alternative procedure with a defensible trace.</w:t>
       </w:r>
     </w:p>
     <w:p>
-      <w:r>
-        <w:t>Name the earliest unsupported step and give one action to repair it. Have the learner make that repair now and explain why. Then assess the relevant skill on a fresh, fully specified case. Confirm it was not previously practised with feedback; solve and check the new case before assigning it. A follow-up design prompt is a starting brief, not automatically an equivalent test.</w:t>
+      <w:pPr>
+        <w:spacing w:line="336" w:lineRule="auto" w:after="180"/>
+        <w:shd w:fill="F1F6FC"/>
+      </w:pPr>
+      <w:r>
+        <w:rPr>
+          <w:b w:val="0"/>
+        </w:rPr>
+        <w:t xml:space="preserve">Do not penalise an honestly recorded model failure if the learner correctly explains its </w:t>
+      </w:r>
+      <w:r>
+        <w:rPr>
+          <w:b/>
+        </w:rPr>
+        <w:t>evidence</w:t>
+      </w:r>
+      <w:r>
+        <w:rPr>
+          <w:b w:val="0"/>
+        </w:rPr>
+        <w:t xml:space="preserve"> and limits.</w:t>
       </w:r>
     </w:p>
     <w:p>
       <w:pPr>
-        <w:pStyle w:val="Heading1"/>
-      </w:pPr>
-      <w:r>
-        <w:t>06. Connect the project, support and next lesson</w:t>
+        <w:pStyle w:val="Heading3"/>
+      </w:pPr>
+      <w:r>
+        <w:t>Feedback that the learner uses</w:t>
       </w:r>
     </w:p>
     <w:p>
-      <w:r>
-        <w:t>Add a labelled dataset shift in neural models evidence sheet to Image-pattern Network Investigation. Show how you can explain how a changed input mix can change overall accuracy. Use the supplied fictional case and keep its inputs, intermediate steps, calculation or prediction, and limitation. Connect this record to last week’s record; a matching answer without a trace is insufficient.</w:t>
+      <w:pPr>
+        <w:spacing w:line="336" w:lineRule="auto" w:after="180"/>
+      </w:pPr>
+      <w:r>
+        <w:rPr>
+          <w:b w:val="0"/>
+        </w:rPr>
+        <w:t>Name the earliest unsupported step and give one action to repair it. Have the learner make that repair now and explain why. Then assess the relevant skill on a fresh, fully specified case.</w:t>
       </w:r>
     </w:p>
     <w:p>
-      <w:r>
-        <w:t>Provide separate columns for cases, correct, errors and group share. Use 100 counters or a drawn 100-cell grid to change the mix while keeping group rates fixed. Extension: with clear share s and fixed rates 0.90 and 0.50, overall accuracy is 0.50 + 0.40*s. Test s = 0, 0.5 and 1, and explain why observed data need not keep those rates fixed.</w:t>
+      <w:pPr>
+        <w:spacing w:line="336" w:lineRule="auto" w:after="180"/>
+      </w:pPr>
+      <w:r>
+        <w:rPr>
+          <w:b w:val="0"/>
+        </w:rPr>
+        <w:t>Confirm it was not previously practised with feedback; solve and check the new case before assigning it. A follow-up design prompt is a starting brief, not automatically an equivalent test.</w:t>
       </w:r>
     </w:p>
     <w:p>
-      <w:r>
-        <w:t>Week 31 measures efficiency and resource use while keeping task quality, hardware and comparison conditions explicit.</w:t>
+      <w:pPr>
+        <w:pStyle w:val="Heading1"/>
+      </w:pPr>
+      <w:r>
+        <w:t>06. Connect the project, support and next lesson</w:t>
       </w:r>
     </w:p>
     <w:p>
       <w:r>
-        <w:t>Retain the project ledger and assess a changed case after support. Check the relevant prerequisite before carrying this component forward.</w:t>
+        <w:t>Connect Dataset shift in neural models to Image-pattern Network Investigation, adapt support and plan a later changed-case check.</w:t>
       </w:r>
     </w:p>
     <w:p>
       <w:pPr>
-        <w:pStyle w:val="Heading3"/>
-      </w:pPr>
-      <w:r>
-        <w:t>Plan the delayed return</w:t>
+        <w:spacing w:line="336" w:lineRule="auto" w:after="180"/>
+      </w:pPr>
+      <w:r>
+        <w:rPr>
+          <w:b w:val="0"/>
+        </w:rPr>
+        <w:t xml:space="preserve">Add a labelled </w:t>
+      </w:r>
+      <w:r>
+        <w:rPr>
+          <w:b/>
+        </w:rPr>
+        <w:t>dataset shift</w:t>
+      </w:r>
+      <w:r>
+        <w:rPr>
+          <w:b w:val="0"/>
+        </w:rPr>
+        <w:t xml:space="preserve"> in neural models </w:t>
+      </w:r>
+      <w:r>
+        <w:rPr>
+          <w:b/>
+        </w:rPr>
+        <w:t>evidence</w:t>
+      </w:r>
+      <w:r>
+        <w:rPr>
+          <w:b w:val="0"/>
+        </w:rPr>
+        <w:t xml:space="preserve"> sheet to Image-pattern Network Investigation. Show how you can explain how a changed </w:t>
+      </w:r>
+      <w:r>
+        <w:rPr>
+          <w:b/>
+        </w:rPr>
+        <w:t>input</w:t>
+      </w:r>
+      <w:r>
+        <w:rPr>
+          <w:b w:val="0"/>
+        </w:rPr>
+        <w:t xml:space="preserve"> mix can change overall accuracy.</w:t>
       </w:r>
     </w:p>
     <w:p>
-      <w:r>
-        <w:t>Suggested return points in this level: ai-5/31, ai-5/33, ai-5/36. Use actual classroom dates, adjusting for holidays and gaps. One, three and six teaching weeks are scheduling choices, not a claimed optimal spacing.</w:t>
+      <w:pPr>
+        <w:spacing w:line="336" w:lineRule="auto" w:after="180"/>
+      </w:pPr>
+      <w:r>
+        <w:rPr>
+          <w:b w:val="0"/>
+        </w:rPr>
+        <w:t xml:space="preserve">Use the supplied fictional case and keep its </w:t>
+      </w:r>
+      <w:r>
+        <w:rPr>
+          <w:b/>
+        </w:rPr>
+        <w:t>input</w:t>
+      </w:r>
+      <w:r>
+        <w:rPr>
+          <w:b w:val="0"/>
+        </w:rPr>
+        <w:t xml:space="preserve">s, intermediate steps, calculation or </w:t>
+      </w:r>
+      <w:r>
+        <w:rPr>
+          <w:b/>
+        </w:rPr>
+        <w:t>prediction</w:t>
+      </w:r>
+      <w:r>
+        <w:rPr>
+          <w:b w:val="0"/>
+        </w:rPr>
+        <w:t>, and limitation. Connect this record to last week’s record; a matching answer without a trace is insufficient.</w:t>
       </w:r>
     </w:p>
     <w:p>
-      <w:r>
-        <w:t>At a delayed check, ask for the idea from memory and a changed application. Compare with the earlier independent response and record support used. For a new level, revisit the previous capstone before checking the new prerequisites.</w:t>
+      <w:pPr>
+        <w:spacing w:line="336" w:lineRule="auto" w:after="180"/>
+      </w:pPr>
+      <w:r>
+        <w:rPr>
+          <w:b w:val="0"/>
+        </w:rPr>
+        <w:t>Provide separate columns for cases, correct, errors and group share. Use 100 counters or a drawn 100-cell grid to change the mix while keeping group rates fixed.</w:t>
+      </w:r>
+    </w:p>
+    <w:p>
+      <w:pPr>
+        <w:spacing w:line="336" w:lineRule="auto" w:after="180"/>
+      </w:pPr>
+      <w:r>
+        <w:rPr>
+          <w:b w:val="0"/>
+        </w:rPr>
+        <w:t>Extension: with clear share s and fixed rates 0.90 and 0.50, overall accuracy is 0.50 + 0.40*s. Test s = 0, 0.5 and 1, and explain why observed data need not keep those rates fixed.</w:t>
+      </w:r>
+    </w:p>
+    <w:p>
+      <w:pPr>
+        <w:spacing w:line="336" w:lineRule="auto" w:after="180"/>
+      </w:pPr>
+      <w:r>
+        <w:rPr>
+          <w:b w:val="0"/>
+        </w:rPr>
+        <w:t>Week 31 measures efficiency and resource use while keeping task quality, hardware and comparison conditions explicit.</w:t>
+      </w:r>
+    </w:p>
+    <w:p>
+      <w:pPr>
+        <w:spacing w:line="336" w:lineRule="auto" w:after="180"/>
+      </w:pPr>
+      <w:r>
+        <w:rPr>
+          <w:b w:val="0"/>
+        </w:rPr>
+        <w:t>Retain the project ledger and assess a changed case after support. Check the relevant prerequisite before carrying this component forward.</w:t>
+      </w:r>
+    </w:p>
+    <w:p>
+      <w:pPr>
+        <w:pStyle w:val="Heading3"/>
+      </w:pPr>
+      <w:r>
+        <w:t>Plan the delayed return</w:t>
+      </w:r>
+    </w:p>
+    <w:p>
+      <w:pPr>
+        <w:spacing w:line="336" w:lineRule="auto" w:after="180"/>
+      </w:pPr>
+      <w:r>
+        <w:rPr>
+          <w:b w:val="0"/>
+        </w:rPr>
+        <w:t>Suggested return points in this level: ai-5/31, ai-5/33, ai-5/36. Use actual classroom dates, adjusting for holidays and gaps. One, three and six teaching weeks are scheduling choices, not a claimed optimal spacing.</w:t>
+      </w:r>
+    </w:p>
+    <w:p>
+      <w:pPr>
+        <w:spacing w:line="336" w:lineRule="auto" w:after="180"/>
+      </w:pPr>
+      <w:r>
+        <w:rPr>
+          <w:b w:val="0"/>
+        </w:rPr>
+        <w:t>At a delayed check, ask for the idea from memory and a changed application. Compare with the earlier independent response and record support used.</w:t>
+      </w:r>
+    </w:p>
+    <w:p>
+      <w:pPr>
+        <w:spacing w:line="336" w:lineRule="auto" w:after="180"/>
+      </w:pPr>
+      <w:r>
+        <w:rPr>
+          <w:b w:val="0"/>
+        </w:rPr>
+        <w:t>For a new level, revisit the previous capstone before checking the new prerequisites.</w:t>
       </w:r>
     </w:p>
     <w:tbl>
@@ -2168,8 +3937,26 @@
       </w:tr>
     </w:tbl>
     <w:p>
-      <w:r>
-        <w:t>Use the evidence to choose reteaching or the next step. A completed page, confidence rating or attractive project does not by itself demonstrate understanding.</w:t>
+      <w:pPr>
+        <w:spacing w:line="336" w:lineRule="auto" w:after="180"/>
+      </w:pPr>
+      <w:r>
+        <w:rPr>
+          <w:b w:val="0"/>
+        </w:rPr>
+        <w:t xml:space="preserve">Use the </w:t>
+      </w:r>
+      <w:r>
+        <w:rPr>
+          <w:b/>
+        </w:rPr>
+        <w:t>evidence</w:t>
+      </w:r>
+      <w:r>
+        <w:rPr>
+          <w:b w:val="0"/>
+        </w:rPr>
+        <w:t xml:space="preserve"> to choose reteaching or the next step. A completed page, confidence rating or attractive project does not by itself demonstrate understanding.</w:t>
       </w:r>
     </w:p>
     <w:p>
@@ -2181,26 +3968,105 @@
       </w:r>
     </w:p>
     <w:p>
-      <w:r>
-        <w:t>For your Image-pattern Network Investigation, save the input, procedure, observed result and limitation of this check. Label this worked example as practice; use a different, previously unreviewed case when checking independent understanding.</w:t>
+      <w:pPr>
+        <w:spacing w:line="336" w:lineRule="auto" w:after="180"/>
+      </w:pPr>
+      <w:r>
+        <w:rPr>
+          <w:b w:val="0"/>
+        </w:rPr>
+        <w:t xml:space="preserve">For your Image-pattern Network Investigation, save the </w:t>
+      </w:r>
+      <w:r>
+        <w:rPr>
+          <w:b/>
+        </w:rPr>
+        <w:t>input</w:t>
+      </w:r>
+      <w:r>
+        <w:rPr>
+          <w:b w:val="0"/>
+        </w:rPr>
+        <w:t>, procedure, observed result and limitation of this check.</w:t>
       </w:r>
     </w:p>
     <w:p>
       <w:pPr>
-        <w:pStyle w:val="Heading1"/>
-      </w:pPr>
-      <w:r>
-        <w:t>07. Prepare, teach and assess</w:t>
+        <w:spacing w:line="336" w:lineRule="auto" w:after="180"/>
+      </w:pPr>
+      <w:r>
+        <w:rPr>
+          <w:b w:val="0"/>
+        </w:rPr>
+        <w:t>Label this worked example as practice; use a different, previously unreviewed case when checking independent understanding.</w:t>
       </w:r>
     </w:p>
     <w:p>
-      <w:r>
-        <w:t>Teaching target: Explain how a changed input mix can change overall accuracy</w:t>
+      <w:pPr>
+        <w:pStyle w:val="Heading1"/>
+      </w:pPr>
+      <w:r>
+        <w:t>07. Prepare, teach and assess</w:t>
       </w:r>
     </w:p>
     <w:p>
       <w:r>
-        <w:t>Prepare the labelled worked-case picture, the matching workbook, fictional input cards and a place for individual responses. Check a local Python 3 environment before class; have a paper-trace version ready.</w:t>
+        <w:t>Use this preparation summary alongside the detailed Dataset shift in neural models lesson; it is a checklist rather than a replacement for the full sequence.</w:t>
+      </w:r>
+    </w:p>
+    <w:p>
+      <w:pPr>
+        <w:pStyle w:val="Heading3"/>
+      </w:pPr>
+      <w:r>
+        <w:t>Teaching target</w:t>
+      </w:r>
+    </w:p>
+    <w:p>
+      <w:pPr>
+        <w:spacing w:line="336" w:lineRule="auto" w:after="180"/>
+        <w:shd w:fill="EDF7F3"/>
+      </w:pPr>
+      <w:r>
+        <w:rPr>
+          <w:b w:val="0"/>
+        </w:rPr>
+        <w:t xml:space="preserve">Teaching target: Explain how a changed </w:t>
+      </w:r>
+      <w:r>
+        <w:rPr>
+          <w:b/>
+        </w:rPr>
+        <w:t>input</w:t>
+      </w:r>
+      <w:r>
+        <w:rPr>
+          <w:b w:val="0"/>
+        </w:rPr>
+        <w:t xml:space="preserve"> mix can change overall accuracy</w:t>
+      </w:r>
+    </w:p>
+    <w:p>
+      <w:pPr>
+        <w:spacing w:line="336" w:lineRule="auto" w:after="180"/>
+      </w:pPr>
+      <w:r>
+        <w:rPr>
+          <w:b w:val="0"/>
+        </w:rPr>
+        <w:t xml:space="preserve">Prepare the labelled worked-case picture, the matching workbook, fictional </w:t>
+      </w:r>
+      <w:r>
+        <w:rPr>
+          <w:b/>
+        </w:rPr>
+        <w:t>input</w:t>
+      </w:r>
+      <w:r>
+        <w:rPr>
+          <w:b w:val="0"/>
+        </w:rPr>
+        <w:t xml:space="preserve"> cards and a place for individual responses. Check a local Python 3 environment before class; have a paper-trace version ready.</w:t>
       </w:r>
     </w:p>
     <w:tbl>
@@ -2347,37 +4213,206 @@
       </w:tr>
     </w:tbl>
     <w:p>
-      <w:r>
-        <w:t>Before class, solve the supported practice: Calculate overall correct counts, accuracy and errors in both cohorts, plus the percentage-point drop. Explain why averaging 90 percent and 50 percent without weights gives the wrong overall result here.</w:t>
+      <w:pPr>
+        <w:spacing w:line="336" w:lineRule="auto" w:after="180"/>
+      </w:pPr>
+      <w:r>
+        <w:rPr>
+          <w:b w:val="0"/>
+        </w:rPr>
+        <w:t>Before class, solve the supported practice: Calculate overall correct counts, accuracy and errors in both cohorts, plus the percentage-point drop.</w:t>
       </w:r>
     </w:p>
     <w:p>
-      <w:r>
-        <w:t>Reasoned practice answer: Teacher explanation: Development has 82 correct and 18 errors out of 100, or 82 percent accuracy. New use has 58 correct and 42 errors out of 100, or 58 percent. The drop is 24 percentage points. An unweighted mean gives 70 percent and ignores the unequal group sizes.</w:t>
+      <w:pPr>
+        <w:spacing w:line="336" w:lineRule="auto" w:after="180"/>
+      </w:pPr>
+      <w:r>
+        <w:rPr>
+          <w:b w:val="0"/>
+        </w:rPr>
+        <w:t>Explain why averaging 90 percent and 50 percent without weights gives the wrong overall result here.</w:t>
       </w:r>
     </w:p>
     <w:p>
-      <w:r>
-        <w:t>Check every learner before discussion: Use the worked case for Dataset shift in neural models. Proposed explanation: “Average the percentages regardless of group sizes”. Decide whether this explanation is supported. Point to the step or supplied fact that decides; explain your repair if needed.</w:t>
+      <w:pPr>
+        <w:pStyle w:val="Heading3"/>
+      </w:pPr>
+      <w:r>
+        <w:t>Supported practice answer</w:t>
       </w:r>
     </w:p>
     <w:p>
-      <w:r>
-        <w:t>Misconception repair: Overall accuracy is total correct divided by total cases; group accuracies need weights proportional to group size.</w:t>
+      <w:pPr>
+        <w:spacing w:line="336" w:lineRule="auto" w:after="180"/>
+        <w:shd w:fill="F1F6FC"/>
+      </w:pPr>
+      <w:r>
+        <w:rPr>
+          <w:b w:val="0"/>
+        </w:rPr>
+        <w:t>Reasoned practice answer: Teacher explanation: Development has 82 correct and 18 errors out of 100, or 82 percent accuracy. New use has 58 correct and 42 errors out of 100, or 58 percent. The drop is 24 percentage points.</w:t>
       </w:r>
     </w:p>
     <w:p>
-      <w:r>
-        <w:t>Support: read the exact case aloud, enlarge the labelled picture, supply input cards and model only the first deciding step. Accept a spoken explanation or drawing; retain the reasoning goal.</w:t>
+      <w:pPr>
+        <w:spacing w:line="336" w:lineRule="auto" w:after="180"/>
+        <w:shd w:fill="F1F6FC"/>
+      </w:pPr>
+      <w:r>
+        <w:rPr>
+          <w:b w:val="0"/>
+        </w:rPr>
+        <w:t>An unweighted mean gives 70 percent and ignores the unequal group sizes.</w:t>
       </w:r>
     </w:p>
     <w:p>
-      <w:r>
-        <w:t>Extension: New-use mix returns to40 bright and 10 dim with the same slice rates. Require a prediction and a reason before comparing. Expected result: Pooled accuracy returns to74%. Reason: The mixture weights change, while each slice’s conditional performance stays fixed.</w:t>
+      <w:pPr>
+        <w:spacing w:line="336" w:lineRule="auto" w:after="180"/>
+      </w:pPr>
+      <w:r>
+        <w:rPr>
+          <w:b w:val="0"/>
+        </w:rPr>
+        <w:t xml:space="preserve">Check every learner before discussion: Use the worked case for </w:t>
+      </w:r>
+      <w:r>
+        <w:rPr>
+          <w:b/>
+        </w:rPr>
+        <w:t>Dataset shift</w:t>
+      </w:r>
+      <w:r>
+        <w:rPr>
+          <w:b w:val="0"/>
+        </w:rPr>
+        <w:t xml:space="preserve"> in neural models. Proposed explanation: “Average the percentages regardless of group sizes”. Decide whether this explanation is supported.</w:t>
       </w:r>
     </w:p>
     <w:p>
-      <w:r>
+      <w:pPr>
+        <w:spacing w:line="336" w:lineRule="auto" w:after="180"/>
+      </w:pPr>
+      <w:r>
+        <w:rPr>
+          <w:b w:val="0"/>
+        </w:rPr>
+        <w:t>Point to the step or supplied fact that decides; explain your repair if needed.</w:t>
+      </w:r>
+    </w:p>
+    <w:p>
+      <w:pPr>
+        <w:pStyle w:val="Heading3"/>
+      </w:pPr>
+      <w:r>
+        <w:t>Repair the misconception</w:t>
+      </w:r>
+    </w:p>
+    <w:p>
+      <w:pPr>
+        <w:spacing w:line="336" w:lineRule="auto" w:after="180"/>
+        <w:shd w:fill="FFF5E6"/>
+      </w:pPr>
+      <w:r>
+        <w:rPr>
+          <w:b w:val="0"/>
+        </w:rPr>
+        <w:t>Misconception repair: Overall accuracy is total correct divided by total cases; group accuracies need weights proportional to group size.</w:t>
+      </w:r>
+    </w:p>
+    <w:p>
+      <w:pPr>
+        <w:pStyle w:val="Heading3"/>
+      </w:pPr>
+      <w:r>
+        <w:t>Support without giving away the answer</w:t>
+      </w:r>
+    </w:p>
+    <w:p>
+      <w:pPr>
+        <w:spacing w:line="336" w:lineRule="auto" w:after="180"/>
+        <w:shd w:fill="F1F6F8"/>
+      </w:pPr>
+      <w:r>
+        <w:rPr>
+          <w:b w:val="0"/>
+        </w:rPr>
+        <w:t xml:space="preserve">Support: read the exact case aloud, enlarge the labelled picture, supply </w:t>
+      </w:r>
+      <w:r>
+        <w:rPr>
+          <w:b/>
+        </w:rPr>
+        <w:t>input</w:t>
+      </w:r>
+      <w:r>
+        <w:rPr>
+          <w:b w:val="0"/>
+        </w:rPr>
+        <w:t xml:space="preserve"> cards and model only the first deciding step. Accept a spoken explanation or drawing; retain the reasoning goal.</w:t>
+      </w:r>
+    </w:p>
+    <w:p>
+      <w:pPr>
+        <w:pStyle w:val="Heading3"/>
+      </w:pPr>
+      <w:r>
+        <w:t>Extend the reasoning</w:t>
+      </w:r>
+    </w:p>
+    <w:p>
+      <w:pPr>
+        <w:spacing w:line="336" w:lineRule="auto" w:after="180"/>
+        <w:shd w:fill="F5F1FB"/>
+      </w:pPr>
+      <w:r>
+        <w:rPr>
+          <w:b w:val="0"/>
+        </w:rPr>
+        <w:t xml:space="preserve">Extension: New-use mix returns to40 bright and 10 dim with the same slice rates. Require a </w:t>
+      </w:r>
+      <w:r>
+        <w:rPr>
+          <w:b/>
+        </w:rPr>
+        <w:t>prediction</w:t>
+      </w:r>
+      <w:r>
+        <w:rPr>
+          <w:b w:val="0"/>
+        </w:rPr>
+        <w:t xml:space="preserve"> and a reason before comparing. Expected result: Pooled accuracy returns to74%.</w:t>
+      </w:r>
+    </w:p>
+    <w:p>
+      <w:pPr>
+        <w:spacing w:line="336" w:lineRule="auto" w:after="180"/>
+        <w:shd w:fill="F5F1FB"/>
+      </w:pPr>
+      <w:r>
+        <w:rPr>
+          <w:b w:val="0"/>
+        </w:rPr>
+        <w:t>Reason: The mixture weights change, while each slice’s conditional performance stays fixed.</w:t>
+      </w:r>
+    </w:p>
+    <w:p>
+      <w:pPr>
+        <w:pStyle w:val="Heading3"/>
+      </w:pPr>
+      <w:r>
+        <w:t>Protect the independent attempt</w:t>
+      </w:r>
+    </w:p>
+    <w:p>
+      <w:pPr>
+        <w:spacing w:line="336" w:lineRule="auto" w:after="180"/>
+        <w:shd w:fill="FFF5E6"/>
+      </w:pPr>
+      <w:r>
+        <w:rPr>
+          <w:b w:val="0"/>
+        </w:rPr>
         <w:t>Independent assessment: withhold the reserved answer until the learner has attempted the new case. Record support separately from correctness.</w:t>
       </w:r>
     </w:p>
@@ -2566,46 +4601,954 @@
       </w:tr>
     </w:tbl>
     <w:p>
-      <w:r>
-        <w:t>Project checkpoint: Prepare the demonstration. Gather reproducible instructions, evidence, access checks and remaining limitations.</w:t>
+      <w:pPr>
+        <w:pStyle w:val="Heading3"/>
+      </w:pPr>
+      <w:r>
+        <w:t>Project checkpoint</w:t>
       </w:r>
     </w:p>
     <w:p>
-      <w:r>
-        <w:t>Use the weekly teacher answer for topic-specific reasoning. A saved progress tick is an activity record; judge mastery from the learner’s explanation and evidence.</w:t>
+      <w:pPr>
+        <w:spacing w:line="336" w:lineRule="auto" w:after="180"/>
+        <w:shd w:fill="EDF7F3"/>
+      </w:pPr>
+      <w:r>
+        <w:rPr>
+          <w:b w:val="0"/>
+        </w:rPr>
+        <w:t xml:space="preserve">Project checkpoint: Prepare the demonstration. Gather reproducible instructions, </w:t>
+      </w:r>
+      <w:r>
+        <w:rPr>
+          <w:b/>
+        </w:rPr>
+        <w:t>evidence</w:t>
+      </w:r>
+      <w:r>
+        <w:rPr>
+          <w:b w:val="0"/>
+        </w:rPr>
+        <w:t>, access checks and remaining limitations.</w:t>
       </w:r>
     </w:p>
     <w:p>
       <w:pPr>
-        <w:pStyle w:val="Heading1"/>
-      </w:pPr>
-      <w:r>
-        <w:t>08. Use feedback, labs and repair paths</w:t>
+        <w:spacing w:line="336" w:lineRule="auto" w:after="180"/>
+      </w:pPr>
+      <w:r>
+        <w:rPr>
+          <w:b w:val="0"/>
+        </w:rPr>
+        <w:t xml:space="preserve">Use the weekly teacher answer for topic-specific reasoning. A saved progress tick is an activity record; judge mastery from the learner’s explanation and </w:t>
+      </w:r>
+      <w:r>
+        <w:rPr>
+          <w:b/>
+        </w:rPr>
+        <w:t>evidence</w:t>
+      </w:r>
+      <w:r>
+        <w:rPr>
+          <w:b w:val="0"/>
+        </w:rPr>
+        <w:t>.</w:t>
       </w:r>
     </w:p>
     <w:p>
-      <w:r>
-        <w:t>Use the two formative questions as supported practice, not as independent mastery scores. Discuss the deciding evidence rather than accepting a guessed selection.</w:t>
+      <w:pPr>
+        <w:pStyle w:val="Heading1"/>
+      </w:pPr>
+      <w:r>
+        <w:t>08. Use feedback, labs and repair paths</w:t>
       </w:r>
     </w:p>
     <w:p>
       <w:r>
-        <w:t>The feedback comes from the reviewed public worked case. Do not reveal the separately reserved independent teacher answer until the learner has attempted that case.</w:t>
+        <w:t>Use feedback, earlier review and portfolios purposefully. Apply the coding routine only when this lesson has an executable lab.</w:t>
       </w:r>
     </w:p>
     <w:p>
-      <w:r>
-        <w:t>Ask students to predict before running code. Preserve errors and actual outputs; collect a changed test and an explanation. The branch-boundary and indexing lessons deliberately include failure cases.</w:t>
+      <w:pPr>
+        <w:spacing w:line="336" w:lineRule="auto" w:after="180"/>
+      </w:pPr>
+      <w:r>
+        <w:rPr>
+          <w:b w:val="0"/>
+        </w:rPr>
+        <w:t xml:space="preserve">Use the two formative questions as supported practice, not as independent mastery scores. Discuss the deciding </w:t>
+      </w:r>
+      <w:r>
+        <w:rPr>
+          <w:b/>
+        </w:rPr>
+        <w:t>evidence</w:t>
+      </w:r>
+      <w:r>
+        <w:rPr>
+          <w:b w:val="0"/>
+        </w:rPr>
+        <w:t xml:space="preserve"> rather than accepting a guessed selection.</w:t>
       </w:r>
     </w:p>
     <w:p>
-      <w:r>
-        <w:t>Use the earlier worked-explanation links to address a specific missing building block, then return to the current question. Adapt this suggestion after observing the learner; it is not an automatic diagnosis.</w:t>
+      <w:pPr>
+        <w:spacing w:line="336" w:lineRule="auto" w:after="180"/>
+      </w:pPr>
+      <w:r>
+        <w:rPr>
+          <w:b w:val="0"/>
+        </w:rPr>
+        <w:t>The feedback comes from the reviewed public worked case. Do not reveal the separately reserved independent teacher answer until the learner has attempted that case.</w:t>
       </w:r>
     </w:p>
     <w:p>
-      <w:r>
-        <w:t>Collect the completed-work portfolio as evidence. Record support separately from correctness, and assess explanation, trace/test and limitations. Progress ticks and quiz selections alone do not establish mastery.</w:t>
+      <w:pPr>
+        <w:spacing w:line="336" w:lineRule="auto" w:after="180"/>
+      </w:pPr>
+      <w:r>
+        <w:rPr>
+          <w:b w:val="0"/>
+        </w:rPr>
+        <w:t xml:space="preserve">Ask students to predict before running code. Preserve errors and actual </w:t>
+      </w:r>
+      <w:r>
+        <w:rPr>
+          <w:b/>
+        </w:rPr>
+        <w:t>output</w:t>
+      </w:r>
+      <w:r>
+        <w:rPr>
+          <w:b w:val="0"/>
+        </w:rPr>
+        <w:t>s; collect a changed test and an explanation. The branch-boundary and indexing lessons deliberately include failure cases.</w:t>
+      </w:r>
+    </w:p>
+    <w:p>
+      <w:pPr>
+        <w:spacing w:line="336" w:lineRule="auto" w:after="180"/>
+      </w:pPr>
+      <w:r>
+        <w:rPr>
+          <w:b w:val="0"/>
+        </w:rPr>
+        <w:t>Use the earlier worked-explanation links to address a specific missing building block, then return to the current question. Adapt this suggestion after observing the learner; it is not an automatic diagnosis.</w:t>
+      </w:r>
+    </w:p>
+    <w:p>
+      <w:pPr>
+        <w:spacing w:line="336" w:lineRule="auto" w:after="180"/>
+      </w:pPr>
+      <w:r>
+        <w:rPr>
+          <w:b w:val="0"/>
+        </w:rPr>
+        <w:t xml:space="preserve">Collect the completed-work portfolio as </w:t>
+      </w:r>
+      <w:r>
+        <w:rPr>
+          <w:b/>
+        </w:rPr>
+        <w:t>evidence</w:t>
+      </w:r>
+      <w:r>
+        <w:rPr>
+          <w:b w:val="0"/>
+        </w:rPr>
+        <w:t>. Record support separately from correctness, and assess explanation, trace/test and limitations. Progress ticks and quiz selections alone do not establish mastery.</w:t>
+      </w:r>
+    </w:p>
+    <w:p>
+      <w:pPr>
+        <w:pStyle w:val="Heading1"/>
+      </w:pPr>
+      <w:r>
+        <w:t>09. Visual concept journey</w:t>
+      </w:r>
+    </w:p>
+    <w:p>
+      <w:r>
+        <w:t>Show one Dataset shift in neural models graphic at a time, request a prediction and discuss its trace before the independent assessment.</w:t>
+      </w:r>
+    </w:p>
+    <w:p>
+      <w:pPr>
+        <w:spacing w:line="336" w:lineRule="auto" w:after="180"/>
+      </w:pPr>
+      <w:r>
+        <w:rPr>
+          <w:b w:val="0"/>
+        </w:rPr>
+        <w:t xml:space="preserve">Use one picture at a time. Hide a worked result before asking for a </w:t>
+      </w:r>
+      <w:r>
+        <w:rPr>
+          <w:b/>
+        </w:rPr>
+        <w:t>prediction</w:t>
+      </w:r>
+      <w:r>
+        <w:rPr>
+          <w:b w:val="0"/>
+        </w:rPr>
+        <w:t>, then reveal it for feedback. These are supported teaching cases; retain the separate independent assessment for a fresh first attempt.</w:t>
+      </w:r>
+    </w:p>
+    <w:p>
+      <w:pPr>
+        <w:pStyle w:val="Heading3"/>
+      </w:pPr>
+      <w:r>
+        <w:t>01. Dataset shift in neural models: the case</w:t>
+      </w:r>
+    </w:p>
+    <w:p>
+      <w:r>
+        <w:drawing>
+          <wp:inline xmlns:a="http://schemas.openxmlformats.org/drawingml/2006/main" xmlns:pic="http://schemas.openxmlformats.org/drawingml/2006/picture">
+            <wp:extent cx="5486400" cy="3142488"/>
+            <wp:docPr id="3" name="Picture 3" descr="Separate within-setting performance from changing setting proportions. Supplied facts: Toy old-use mix: bright 40 cases32 correct; dim 10 cases5 correct. New-use mix: bright 10 cases8 correct; dim 40 cases20 correct. All inputs and outcomes in this worked example are invented classroom data; no real model run is claimed."/>
+            <wp:cNvGraphicFramePr>
+              <a:graphicFrameLocks noChangeAspect="1"/>
+            </wp:cNvGraphicFramePr>
+            <a:graphic>
+              <a:graphicData uri="http://schemas.openxmlformats.org/drawingml/2006/picture">
+                <pic:pic>
+                  <pic:nvPicPr>
+                    <pic:cNvPr id="0" name="academy-story-ai-5-30-01.png"/>
+                    <pic:cNvPicPr/>
+                  </pic:nvPicPr>
+                  <pic:blipFill>
+                    <a:blip r:embed="rId11"/>
+                    <a:stretch>
+                      <a:fillRect/>
+                    </a:stretch>
+                  </pic:blipFill>
+                  <pic:spPr>
+                    <a:xfrm>
+                      <a:off x="0" y="0"/>
+                      <a:ext cx="5486400" cy="3142488"/>
+                    </a:xfrm>
+                    <a:prstGeom prst="rect"/>
+                  </pic:spPr>
+                </pic:pic>
+              </a:graphicData>
+            </a:graphic>
+          </wp:inline>
+        </w:drawing>
+      </w:r>
+    </w:p>
+    <w:p>
+      <w:pPr>
+        <w:spacing w:line="336" w:lineRule="auto" w:after="180"/>
+      </w:pPr>
+      <w:r>
+        <w:rPr>
+          <w:b w:val="0"/>
+        </w:rPr>
+        <w:t>Separate within-setting performance from changing setting proportions. Supplied facts: Toy old-use mix: bright 40 cases32 correct; dim 10 cases5 correct. New-use mix: bright 10 cases8 correct; dim 40 cases20 correct.</w:t>
+      </w:r>
+    </w:p>
+    <w:p>
+      <w:pPr>
+        <w:spacing w:line="336" w:lineRule="auto" w:after="180"/>
+      </w:pPr>
+      <w:r>
+        <w:rPr>
+          <w:b w:val="0"/>
+        </w:rPr>
+        <w:t xml:space="preserve">All </w:t>
+      </w:r>
+      <w:r>
+        <w:rPr>
+          <w:b/>
+        </w:rPr>
+        <w:t>input</w:t>
+      </w:r>
+      <w:r>
+        <w:rPr>
+          <w:b w:val="0"/>
+        </w:rPr>
+        <w:t>s and outcomes in this worked example are invented classroom data; no real model run is claimed.</w:t>
+      </w:r>
+    </w:p>
+    <w:p>
+      <w:pPr>
+        <w:spacing w:line="336" w:lineRule="auto" w:after="180"/>
+        <w:shd w:fill="F5F1FB"/>
+      </w:pPr>
+      <w:r>
+        <w:rPr>
+          <w:b w:val="0"/>
+        </w:rPr>
+        <w:t>Point to the given fact that matters most. Explain why it matters.</w:t>
+      </w:r>
+    </w:p>
+    <w:p>
+      <w:pPr>
+        <w:pStyle w:val="Heading3"/>
+      </w:pPr>
+      <w:r>
+        <w:t>Discuss while showing the picture</w:t>
+      </w:r>
+    </w:p>
+    <w:p>
+      <w:pPr>
+        <w:spacing w:line="336" w:lineRule="auto" w:after="180"/>
+        <w:shd w:fill="F1F6F8"/>
+      </w:pPr>
+      <w:r>
+        <w:rPr>
+          <w:b w:val="0"/>
+        </w:rPr>
+        <w:t>Teacher prompt: Point to the given fact that matters most. Explain why it matters. Ask learners to describe one label or arrow in ordinary words. Use the adjacent transcript if the image is difficult to see.</w:t>
+      </w:r>
+    </w:p>
+    <w:p>
+      <w:pPr>
+        <w:pStyle w:val="Heading3"/>
+      </w:pPr>
+      <w:r>
+        <w:t>02. Follow the deciding steps</w:t>
+      </w:r>
+    </w:p>
+    <w:p>
+      <w:r>
+        <w:drawing>
+          <wp:inline xmlns:a="http://schemas.openxmlformats.org/drawingml/2006/main" xmlns:pic="http://schemas.openxmlformats.org/drawingml/2006/picture">
+            <wp:extent cx="5486400" cy="3182112"/>
+            <wp:docPr id="4" name="Picture 4" descr="Keep slice rates: Bright is 80% in both mixes; dim is 50% in both. → Old pooled rate: Old accuracy 37/50=74%. → New pooled rate: New accuracy 28/50=56%; more use now occurs in the harder dim setting."/>
+            <wp:cNvGraphicFramePr>
+              <a:graphicFrameLocks noChangeAspect="1"/>
+            </wp:cNvGraphicFramePr>
+            <a:graphic>
+              <a:graphicData uri="http://schemas.openxmlformats.org/drawingml/2006/picture">
+                <pic:pic>
+                  <pic:nvPicPr>
+                    <pic:cNvPr id="0" name="academy-story-ai-5-30-02.png"/>
+                    <pic:cNvPicPr/>
+                  </pic:nvPicPr>
+                  <pic:blipFill>
+                    <a:blip r:embed="rId12"/>
+                    <a:stretch>
+                      <a:fillRect/>
+                    </a:stretch>
+                  </pic:blipFill>
+                  <pic:spPr>
+                    <a:xfrm>
+                      <a:off x="0" y="0"/>
+                      <a:ext cx="5486400" cy="3182112"/>
+                    </a:xfrm>
+                    <a:prstGeom prst="rect"/>
+                  </pic:spPr>
+                </pic:pic>
+              </a:graphicData>
+            </a:graphic>
+          </wp:inline>
+        </w:drawing>
+      </w:r>
+    </w:p>
+    <w:p>
+      <w:pPr>
+        <w:spacing w:line="336" w:lineRule="auto" w:after="180"/>
+      </w:pPr>
+      <w:r>
+        <w:rPr>
+          <w:b w:val="0"/>
+        </w:rPr>
+        <w:t xml:space="preserve">Keep slice rates: Bright is </w:t>
+      </w:r>
+      <w:r>
+        <w:rPr>
+          <w:b/>
+        </w:rPr>
+        <w:t>80%</w:t>
+      </w:r>
+      <w:r>
+        <w:rPr>
+          <w:b w:val="0"/>
+        </w:rPr>
+        <w:t xml:space="preserve"> in both mixes; dim is 50% in both. → Old pooled rate: Old accuracy 37/50=74%. → New pooled rate: New accuracy 28/50=56%; more use now occurs in the harder dim setting.</w:t>
+      </w:r>
+    </w:p>
+    <w:p>
+      <w:pPr>
+        <w:spacing w:line="336" w:lineRule="auto" w:after="180"/>
+        <w:shd w:fill="F5F1FB"/>
+      </w:pPr>
+      <w:r>
+        <w:rPr>
+          <w:b w:val="0"/>
+        </w:rPr>
+        <w:t xml:space="preserve">Point to each numbered stage and explain which recorded </w:t>
+      </w:r>
+      <w:r>
+        <w:rPr>
+          <w:b/>
+        </w:rPr>
+        <w:t>input</w:t>
+      </w:r>
+      <w:r>
+        <w:rPr>
+          <w:b w:val="0"/>
+        </w:rPr>
+        <w:t xml:space="preserve"> it uses.</w:t>
+      </w:r>
+    </w:p>
+    <w:p>
+      <w:pPr>
+        <w:pStyle w:val="Heading3"/>
+      </w:pPr>
+      <w:r>
+        <w:t>Discuss while showing the picture</w:t>
+      </w:r>
+    </w:p>
+    <w:p>
+      <w:pPr>
+        <w:spacing w:line="336" w:lineRule="auto" w:after="180"/>
+        <w:shd w:fill="F1F6F8"/>
+      </w:pPr>
+      <w:r>
+        <w:rPr>
+          <w:b w:val="0"/>
+        </w:rPr>
+        <w:t xml:space="preserve">Teacher prompt: Point to each numbered stage and explain which recorded </w:t>
+      </w:r>
+      <w:r>
+        <w:rPr>
+          <w:b/>
+        </w:rPr>
+        <w:t>input</w:t>
+      </w:r>
+      <w:r>
+        <w:rPr>
+          <w:b w:val="0"/>
+        </w:rPr>
+        <w:t xml:space="preserve"> it uses. Ask learners to describe one label or arrow in ordinary words. Use the adjacent transcript if the image is difficult to see.</w:t>
+      </w:r>
+    </w:p>
+    <w:p>
+      <w:pPr>
+        <w:pStyle w:val="Heading3"/>
+      </w:pPr>
+      <w:r>
+        <w:t>03. Fixed slice rates, changed pooled accuracy</w:t>
+      </w:r>
+    </w:p>
+    <w:p>
+      <w:r>
+        <w:drawing>
+          <wp:inline xmlns:a="http://schemas.openxmlformats.org/drawingml/2006/main" xmlns:pic="http://schemas.openxmlformats.org/drawingml/2006/picture">
+            <wp:extent cx="5486400" cy="3584448"/>
+            <wp:docPr id="5" name="Picture 5" descr="Fixed slice rates, changed pooled accuracy. Units: accuracy percent. bright: 80. dim: 50. old pooled: 74. new pooled: 56."/>
+            <wp:cNvGraphicFramePr>
+              <a:graphicFrameLocks noChangeAspect="1"/>
+            </wp:cNvGraphicFramePr>
+            <a:graphic>
+              <a:graphicData uri="http://schemas.openxmlformats.org/drawingml/2006/picture">
+                <pic:pic>
+                  <pic:nvPicPr>
+                    <pic:cNvPr id="0" name="academy-story-ai-5-30-03.png"/>
+                    <pic:cNvPicPr/>
+                  </pic:nvPicPr>
+                  <pic:blipFill>
+                    <a:blip r:embed="rId13"/>
+                    <a:stretch>
+                      <a:fillRect/>
+                    </a:stretch>
+                  </pic:blipFill>
+                  <pic:spPr>
+                    <a:xfrm>
+                      <a:off x="0" y="0"/>
+                      <a:ext cx="5486400" cy="3584448"/>
+                    </a:xfrm>
+                    <a:prstGeom prst="rect"/>
+                  </pic:spPr>
+                </pic:pic>
+              </a:graphicData>
+            </a:graphic>
+          </wp:inline>
+        </w:drawing>
+      </w:r>
+    </w:p>
+    <w:p>
+      <w:pPr>
+        <w:spacing w:line="336" w:lineRule="auto" w:after="180"/>
+      </w:pPr>
+      <w:r>
+        <w:rPr>
+          <w:b w:val="0"/>
+        </w:rPr>
+        <w:t>Fixed slice rates, changed pooled accuracy. Units: accuracy percent. bright: 80. dim: 50. old pooled: 74. new pooled: 56.</w:t>
+      </w:r>
+    </w:p>
+    <w:p>
+      <w:pPr>
+        <w:spacing w:line="336" w:lineRule="auto" w:after="180"/>
+        <w:shd w:fill="F5F1FB"/>
+      </w:pPr>
+      <w:r>
+        <w:rPr>
+          <w:b w:val="0"/>
+        </w:rPr>
+        <w:t>Read the labels and values. Explain the relationship the model shows.</w:t>
+      </w:r>
+    </w:p>
+    <w:p>
+      <w:pPr>
+        <w:pStyle w:val="Heading3"/>
+      </w:pPr>
+      <w:r>
+        <w:t>Discuss while showing the picture</w:t>
+      </w:r>
+    </w:p>
+    <w:p>
+      <w:pPr>
+        <w:spacing w:line="336" w:lineRule="auto" w:after="180"/>
+        <w:shd w:fill="F1F6F8"/>
+      </w:pPr>
+      <w:r>
+        <w:rPr>
+          <w:b w:val="0"/>
+        </w:rPr>
+        <w:t>Teacher prompt: Read the labels and values. Explain the relationship the model shows. Ask learners to describe one label or arrow in ordinary words. Use the adjacent transcript if the image is difficult to see.</w:t>
+      </w:r>
+    </w:p>
+    <w:p>
+      <w:pPr>
+        <w:spacing w:line="336" w:lineRule="auto" w:after="180"/>
+        <w:shd w:fill="F1F6F8"/>
+      </w:pPr>
+      <w:r>
+        <w:rPr>
+          <w:b w:val="0"/>
+        </w:rPr>
+        <w:t>Check row/column meanings, units and denominators before discussing a difference. Supplied toy values are not real class or model results.</w:t>
+      </w:r>
+    </w:p>
+    <w:p>
+      <w:pPr>
+        <w:pStyle w:val="Heading3"/>
+      </w:pPr>
+      <w:r>
+        <w:t>04. Change one thing. Trace what follows.</w:t>
+      </w:r>
+    </w:p>
+    <w:p>
+      <w:r>
+        <w:drawing>
+          <wp:inline xmlns:a="http://schemas.openxmlformats.org/drawingml/2006/main" xmlns:pic="http://schemas.openxmlformats.org/drawingml/2006/picture">
+            <wp:extent cx="5486400" cy="3026664"/>
+            <wp:docPr id="6" name="Picture 6" descr="Original case: New accuracy 28/50=56%; more use now occurs in the harder dim setting. Changed condition: New-use mix returns to40 bright and 10 dim with the same slice rates. Expected result: Pooled accuracy returns to74%. Reason: The mixture weights change, while each slice’s conditional performance stays fixed."/>
+            <wp:cNvGraphicFramePr>
+              <a:graphicFrameLocks noChangeAspect="1"/>
+            </wp:cNvGraphicFramePr>
+            <a:graphic>
+              <a:graphicData uri="http://schemas.openxmlformats.org/drawingml/2006/picture">
+                <pic:pic>
+                  <pic:nvPicPr>
+                    <pic:cNvPr id="0" name="academy-story-ai-5-30-04.png"/>
+                    <pic:cNvPicPr/>
+                  </pic:nvPicPr>
+                  <pic:blipFill>
+                    <a:blip r:embed="rId14"/>
+                    <a:stretch>
+                      <a:fillRect/>
+                    </a:stretch>
+                  </pic:blipFill>
+                  <pic:spPr>
+                    <a:xfrm>
+                      <a:off x="0" y="0"/>
+                      <a:ext cx="5486400" cy="3026664"/>
+                    </a:xfrm>
+                    <a:prstGeom prst="rect"/>
+                  </pic:spPr>
+                </pic:pic>
+              </a:graphicData>
+            </a:graphic>
+          </wp:inline>
+        </w:drawing>
+      </w:r>
+    </w:p>
+    <w:p>
+      <w:pPr>
+        <w:spacing w:line="336" w:lineRule="auto" w:after="180"/>
+      </w:pPr>
+      <w:r>
+        <w:rPr>
+          <w:b w:val="0"/>
+        </w:rPr>
+        <w:t>Original case: New accuracy 28/50=56%; more use now occurs in the harder dim setting. Changed condition: New-use mix returns to40 bright and 10 dim with the same slice rates. Expected result: Pooled accuracy returns to74%.</w:t>
+      </w:r>
+    </w:p>
+    <w:p>
+      <w:pPr>
+        <w:spacing w:line="336" w:lineRule="auto" w:after="180"/>
+      </w:pPr>
+      <w:r>
+        <w:rPr>
+          <w:b w:val="0"/>
+        </w:rPr>
+        <w:t>Reason: The mixture weights change, while each slice’s conditional performance stays fixed.</w:t>
+      </w:r>
+    </w:p>
+    <w:p>
+      <w:pPr>
+        <w:spacing w:line="336" w:lineRule="auto" w:after="180"/>
+        <w:shd w:fill="F5F1FB"/>
+      </w:pPr>
+      <w:r>
+        <w:rPr>
+          <w:b w:val="0"/>
+        </w:rPr>
+        <w:t>Predict before checking the worked changed-case result. Name what changed and what the supplied facts allow you to conclude.</w:t>
+      </w:r>
+    </w:p>
+    <w:p>
+      <w:pPr>
+        <w:pStyle w:val="Heading3"/>
+      </w:pPr>
+      <w:r>
+        <w:t>Discuss while showing the picture</w:t>
+      </w:r>
+    </w:p>
+    <w:p>
+      <w:pPr>
+        <w:spacing w:line="336" w:lineRule="auto" w:after="180"/>
+        <w:shd w:fill="F1F6F8"/>
+      </w:pPr>
+      <w:r>
+        <w:rPr>
+          <w:b w:val="0"/>
+        </w:rPr>
+        <w:t>Teacher prompt: Predict before checking the worked changed-case result. Name what changed and what the supplied facts allow you to conclude. Ask learners to describe one label or arrow in ordinary words.</w:t>
+      </w:r>
+    </w:p>
+    <w:p>
+      <w:pPr>
+        <w:spacing w:line="336" w:lineRule="auto" w:after="180"/>
+        <w:shd w:fill="F1F6F8"/>
+      </w:pPr>
+      <w:r>
+        <w:rPr>
+          <w:b w:val="0"/>
+        </w:rPr>
+        <w:t>Use the adjacent transcript if the image is difficult to see. Changed-case reasoning: The mixture weights change, while each slice’s conditional performance stays fixed.</w:t>
+      </w:r>
+    </w:p>
+    <w:p>
+      <w:pPr>
+        <w:pStyle w:val="Heading3"/>
+      </w:pPr>
+      <w:r>
+        <w:t>05. Connect the explanation to its limit</w:t>
+      </w:r>
+    </w:p>
+    <w:p>
+      <w:r>
+        <w:drawing>
+          <wp:inline xmlns:a="http://schemas.openxmlformats.org/drawingml/2006/main" xmlns:pic="http://schemas.openxmlformats.org/drawingml/2006/picture">
+            <wp:extent cx="5486400" cy="2834640"/>
+            <wp:docPr id="7" name="Picture 7" descr="A pooled rate depends on how often each condition appears as well as performance within that condition. Bright and dim accuracy stay fixed in this example. The new use contains more dim cases, so its pooled accuracy falls. Report both group counts and group rates before concluding that the network itself deteriorated. Limit: Real shift can also change labels, sensors and within-slice behaviour; this toy decomposition isolates only mixture change."/>
+            <wp:cNvGraphicFramePr>
+              <a:graphicFrameLocks noChangeAspect="1"/>
+            </wp:cNvGraphicFramePr>
+            <a:graphic>
+              <a:graphicData uri="http://schemas.openxmlformats.org/drawingml/2006/picture">
+                <pic:pic>
+                  <pic:nvPicPr>
+                    <pic:cNvPr id="0" name="academy-story-ai-5-30-05.png"/>
+                    <pic:cNvPicPr/>
+                  </pic:nvPicPr>
+                  <pic:blipFill>
+                    <a:blip r:embed="rId15"/>
+                    <a:stretch>
+                      <a:fillRect/>
+                    </a:stretch>
+                  </pic:blipFill>
+                  <pic:spPr>
+                    <a:xfrm>
+                      <a:off x="0" y="0"/>
+                      <a:ext cx="5486400" cy="2834640"/>
+                    </a:xfrm>
+                    <a:prstGeom prst="rect"/>
+                  </pic:spPr>
+                </pic:pic>
+              </a:graphicData>
+            </a:graphic>
+          </wp:inline>
+        </w:drawing>
+      </w:r>
+    </w:p>
+    <w:p>
+      <w:pPr>
+        <w:spacing w:line="336" w:lineRule="auto" w:after="180"/>
+      </w:pPr>
+      <w:r>
+        <w:rPr>
+          <w:b w:val="0"/>
+        </w:rPr>
+        <w:t>A pooled rate depends on how often each condition appears as well as performance within that condition. Bright and dim accuracy stay fixed in this example. The new use contains more dim cases, so its pooled accuracy falls.</w:t>
+      </w:r>
+    </w:p>
+    <w:p>
+      <w:pPr>
+        <w:spacing w:line="336" w:lineRule="auto" w:after="180"/>
+      </w:pPr>
+      <w:r>
+        <w:rPr>
+          <w:b w:val="0"/>
+        </w:rPr>
+        <w:t>Report both group counts and group rates before concluding that the network itself deteriorated.</w:t>
+      </w:r>
+    </w:p>
+    <w:p>
+      <w:pPr>
+        <w:spacing w:line="336" w:lineRule="auto" w:after="180"/>
+      </w:pPr>
+      <w:r>
+        <w:rPr>
+          <w:b w:val="0"/>
+        </w:rPr>
+        <w:t>Limit: Real shift can also change labels, sensors and within-slice behaviour; this toy decomposition isolates only mixture change.</w:t>
+      </w:r>
+    </w:p>
+    <w:p>
+      <w:pPr>
+        <w:spacing w:line="336" w:lineRule="auto" w:after="180"/>
+        <w:shd w:fill="F5F1FB"/>
+      </w:pPr>
+      <w:r>
+        <w:rPr>
+          <w:b w:val="0"/>
+        </w:rPr>
+        <w:t>Explain the case, then point to a limit on the claim.</w:t>
+      </w:r>
+    </w:p>
+    <w:p>
+      <w:pPr>
+        <w:pStyle w:val="Heading3"/>
+      </w:pPr>
+      <w:r>
+        <w:t>Discuss while showing the picture</w:t>
+      </w:r>
+    </w:p>
+    <w:p>
+      <w:pPr>
+        <w:spacing w:line="336" w:lineRule="auto" w:after="180"/>
+        <w:shd w:fill="F1F6F8"/>
+      </w:pPr>
+      <w:r>
+        <w:rPr>
+          <w:b w:val="0"/>
+        </w:rPr>
+        <w:t>Teacher prompt: Explain the case, then point to a limit on the claim. Ask learners to describe one label or arrow in ordinary words. Use the adjacent transcript if the image is difficult to see.</w:t>
+      </w:r>
+    </w:p>
+    <w:p>
+      <w:pPr>
+        <w:spacing w:line="336" w:lineRule="auto" w:after="180"/>
+        <w:shd w:fill="F1F6F8"/>
+      </w:pPr>
+      <w:r>
+        <w:rPr>
+          <w:b w:val="0"/>
+        </w:rPr>
+        <w:t>Keep the stated scope: Real shift can also change labels, sensors and within-slice behaviour; this toy decomposition isolates only mixture change.</w:t>
+      </w:r>
+    </w:p>
+    <w:p>
+      <w:pPr>
+        <w:pStyle w:val="Heading3"/>
+      </w:pPr>
+      <w:r>
+        <w:t>06. Make the idea visible in your project</w:t>
+      </w:r>
+    </w:p>
+    <w:p>
+      <w:r>
+        <w:drawing>
+          <wp:inline xmlns:a="http://schemas.openxmlformats.org/drawingml/2006/main" xmlns:pic="http://schemas.openxmlformats.org/drawingml/2006/picture">
+            <wp:extent cx="5486400" cy="3681984"/>
+            <wp:docPr id="8" name="Picture 8" descr="For your Image-pattern Network Investigation, save the input, procedure, observed result and limitation of this check. Label this worked example as practice; use a different, previously unreviewed case when checking independent understanding. Draw your input, deciding step, result and limit. Supported question: Did the supplied model’s dim-light accuracy deteriorate? Point to the relevant step in the picture, then write the changed result and the rule or evidence that supports it."/>
+            <wp:cNvGraphicFramePr>
+              <a:graphicFrameLocks noChangeAspect="1"/>
+            </wp:cNvGraphicFramePr>
+            <a:graphic>
+              <a:graphicData uri="http://schemas.openxmlformats.org/drawingml/2006/picture">
+                <pic:pic>
+                  <pic:nvPicPr>
+                    <pic:cNvPr id="0" name="academy-story-ai-5-30-06.png"/>
+                    <pic:cNvPicPr/>
+                  </pic:nvPicPr>
+                  <pic:blipFill>
+                    <a:blip r:embed="rId16"/>
+                    <a:stretch>
+                      <a:fillRect/>
+                    </a:stretch>
+                  </pic:blipFill>
+                  <pic:spPr>
+                    <a:xfrm>
+                      <a:off x="0" y="0"/>
+                      <a:ext cx="5486400" cy="3681984"/>
+                    </a:xfrm>
+                    <a:prstGeom prst="rect"/>
+                  </pic:spPr>
+                </pic:pic>
+              </a:graphicData>
+            </a:graphic>
+          </wp:inline>
+        </w:drawing>
+      </w:r>
+    </w:p>
+    <w:p>
+      <w:pPr>
+        <w:spacing w:line="336" w:lineRule="auto" w:after="180"/>
+      </w:pPr>
+      <w:r>
+        <w:rPr>
+          <w:b w:val="0"/>
+        </w:rPr>
+        <w:t xml:space="preserve">For your Image-pattern Network Investigation, save the </w:t>
+      </w:r>
+      <w:r>
+        <w:rPr>
+          <w:b/>
+        </w:rPr>
+        <w:t>input</w:t>
+      </w:r>
+      <w:r>
+        <w:rPr>
+          <w:b w:val="0"/>
+        </w:rPr>
+        <w:t>, procedure, observed result and limitation of this check.</w:t>
+      </w:r>
+    </w:p>
+    <w:p>
+      <w:pPr>
+        <w:spacing w:line="336" w:lineRule="auto" w:after="180"/>
+      </w:pPr>
+      <w:r>
+        <w:rPr>
+          <w:b w:val="0"/>
+        </w:rPr>
+        <w:t xml:space="preserve">Label this worked example as practice; use a different, previously unreviewed case when checking independent understanding. Draw your </w:t>
+      </w:r>
+      <w:r>
+        <w:rPr>
+          <w:b/>
+        </w:rPr>
+        <w:t>input</w:t>
+      </w:r>
+      <w:r>
+        <w:rPr>
+          <w:b w:val="0"/>
+        </w:rPr>
+        <w:t>, deciding step, result and limit.</w:t>
+      </w:r>
+    </w:p>
+    <w:p>
+      <w:pPr>
+        <w:spacing w:line="336" w:lineRule="auto" w:after="180"/>
+      </w:pPr>
+      <w:r>
+        <w:rPr>
+          <w:b w:val="0"/>
+        </w:rPr>
+        <w:t xml:space="preserve">Supported question: Did the supplied model’s dim-light accuracy deteriorate? Point to the relevant step in the picture, then write the changed result and the rule or </w:t>
+      </w:r>
+      <w:r>
+        <w:rPr>
+          <w:b/>
+        </w:rPr>
+        <w:t>evidence</w:t>
+      </w:r>
+      <w:r>
+        <w:rPr>
+          <w:b w:val="0"/>
+        </w:rPr>
+        <w:t xml:space="preserve"> that supports it.</w:t>
+      </w:r>
+    </w:p>
+    <w:p>
+      <w:pPr>
+        <w:spacing w:line="336" w:lineRule="auto" w:after="180"/>
+        <w:shd w:fill="F5F1FB"/>
+      </w:pPr>
+      <w:r>
+        <w:rPr>
+          <w:b w:val="0"/>
+        </w:rPr>
+        <w:t xml:space="preserve">Draw your project trace and justify the deciding step using </w:t>
+      </w:r>
+      <w:r>
+        <w:rPr>
+          <w:b/>
+        </w:rPr>
+        <w:t>evidence</w:t>
+      </w:r>
+      <w:r>
+        <w:rPr>
+          <w:b w:val="0"/>
+        </w:rPr>
+        <w:t>.</w:t>
+      </w:r>
+    </w:p>
+    <w:p>
+      <w:pPr>
+        <w:pStyle w:val="Heading3"/>
+      </w:pPr>
+      <w:r>
+        <w:t>Discuss while showing the picture</w:t>
+      </w:r>
+    </w:p>
+    <w:p>
+      <w:pPr>
+        <w:spacing w:line="336" w:lineRule="auto" w:after="180"/>
+        <w:shd w:fill="F1F6F8"/>
+      </w:pPr>
+      <w:r>
+        <w:rPr>
+          <w:b w:val="0"/>
+        </w:rPr>
+        <w:t xml:space="preserve">Teacher prompt: Draw your project trace and justify the deciding step using </w:t>
+      </w:r>
+      <w:r>
+        <w:rPr>
+          <w:b/>
+        </w:rPr>
+        <w:t>evidence</w:t>
+      </w:r>
+      <w:r>
+        <w:rPr>
+          <w:b w:val="0"/>
+        </w:rPr>
+        <w:t>. Ask learners to describe one label or arrow in ordinary words. Use the adjacent transcript if the image is difficult to see.</w:t>
+      </w:r>
+    </w:p>
+    <w:p>
+      <w:pPr>
+        <w:spacing w:line="336" w:lineRule="auto" w:after="180"/>
+        <w:shd w:fill="F1F6F8"/>
+      </w:pPr>
+      <w:r>
+        <w:rPr>
+          <w:b w:val="0"/>
+        </w:rPr>
+        <w:t>Supported practice key: No, it remains50%. The pooled drop from 74% to56% reflects a larger proportion of dim cases, not changed within-slice rates. Changed-case check: Pooled accuracy returns to74%.</w:t>
+      </w:r>
+    </w:p>
+    <w:p>
+      <w:pPr>
+        <w:spacing w:line="336" w:lineRule="auto" w:after="180"/>
+        <w:shd w:fill="F1F6F8"/>
+      </w:pPr>
+      <w:r>
+        <w:rPr>
+          <w:b w:val="0"/>
+        </w:rPr>
+        <w:t>The mixture weights change, while each slice’s conditional performance stays fixed.</w:t>
       </w:r>
     </w:p>
     <w:sectPr>

--- a/downloads/teacher/ai-5-week-30.docx
+++ b/downloads/teacher/ai-5-week-30.docx
@@ -137,7 +137,7 @@
           </w:tcPr>
           <w:p>
             <w:r>
-              <w:t>Sections 1–6; record the brief recall in the workbook.</w:t>
+              <w:t>Use Your mission, Notice the evidence, See how it works, Words that unlock the idea and Follow a worked example; record recall in the workbook.</w:t>
             </w:r>
           </w:p>
         </w:tc>
@@ -169,7 +169,7 @@
           </w:tcPr>
           <w:p>
             <w:r>
-              <w:t>Sections 7–10; use the matching workbook W2 and misconception check.</w:t>
+              <w:t>Use Find and repair a mistake, Practise together and Build your understanding; use the matching workbook W2 and Individual reasoning check.</w:t>
             </w:r>
           </w:p>
         </w:tc>
@@ -201,7 +201,7 @@
           </w:tcPr>
           <w:p>
             <w:r>
-              <w:t>Sections 9 and 11–14. Give extra time to finish the full task set; use Section 15 when the week includes a coding lab.</w:t>
+              <w:t>Use Run the investigation, Connect your project and Try a new case independently. Allow extra time for the full task set. When code is supplied, use the examples in See how it works or Follow a worked example and the browser lab in Supported practice, repair and portfolio.</w:t>
             </w:r>
           </w:p>
         </w:tc>
@@ -402,7 +402,7 @@
         <w:rPr>
           <w:b w:val="0"/>
         </w:rPr>
-        <w:t>Use two 45-minute sessions. Work from counts before percentages and keep the frozen model separate from the changing sample mix.</w:t>
+        <w:t>For the compact alternative schedule, use two 45-minute sessions. Work from counts before percentages and keep the frozen model separate from the changing sample mix.</w:t>
       </w:r>
     </w:p>
     <w:p>
@@ -1556,7 +1556,7 @@
         <w:rPr>
           <w:b w:val="0"/>
         </w:rPr>
-        <w:t>Toy old-use mix: bright 40 cases32 correct; dim 10 cases5 correct. New-use mix: bright 10 cases8 correct; dim 40 cases20 correct.</w:t>
+        <w:t>Toy old-use mix: bright 40 cases 32 correct; dim 10 cases 5 correct. New-use mix: bright 10 cases 8 correct; dim 40 cases 20 correct.</w:t>
       </w:r>
     </w:p>
     <w:p>
@@ -2215,7 +2215,7 @@
         <w:rPr>
           <w:b w:val="0"/>
         </w:rPr>
-        <w:t xml:space="preserve">Use the worked example in Sections 3 and 6. Collect a </w:t>
+        <w:t xml:space="preserve">Use See how it works and Follow a worked example. Collect a </w:t>
       </w:r>
       <w:r>
         <w:rPr>
@@ -2477,7 +2477,7 @@
         <w:rPr>
           <w:b w:val="0"/>
         </w:rPr>
-        <w:t>No, it remains50%. The pooled drop from 74% to56% reflects a larger proportion of dim cases, not changed within-slice rates. Changed-case check: Pooled accuracy returns to74%.</w:t>
+        <w:t>No, it remains 50%. The pooled drop from 74% to56% reflects a larger proportion of dim cases, not changed within-slice rates. Changed-case check: Pooled accuracy returns to74%.</w:t>
       </w:r>
     </w:p>
     <w:p>
@@ -2639,7 +2639,7 @@
         <w:rPr>
           <w:b w:val="0"/>
         </w:rPr>
-        <w:t xml:space="preserve">Use Section 9 for the </w:t>
+        <w:t xml:space="preserve">Use Run the investigation for the </w:t>
       </w:r>
       <w:r>
         <w:rPr>
@@ -4142,7 +4142,7 @@
           </w:tcPr>
           <w:p>
             <w:r>
-              <w:t>Sections 1–6; record the brief recall in the workbook.</w:t>
+              <w:t>Use Your mission, Notice the evidence, See how it works, Words that unlock the idea and Follow a worked example; record recall in the workbook.</w:t>
             </w:r>
           </w:p>
         </w:tc>
@@ -4174,7 +4174,7 @@
           </w:tcPr>
           <w:p>
             <w:r>
-              <w:t>Sections 7–10; use the matching workbook W2 and misconception check.</w:t>
+              <w:t>Use Find and repair a mistake, Practise together and Build your understanding; use the matching workbook W2 and Individual reasoning check.</w:t>
             </w:r>
           </w:p>
         </w:tc>
@@ -4206,7 +4206,7 @@
           </w:tcPr>
           <w:p>
             <w:r>
-              <w:t>Sections 9 and 11–14. Give extra time to finish the full task set; use Section 15 when the week includes a coding lab.</w:t>
+              <w:t>Use Run the investigation, Connect your project and Try a new case independently. Allow extra time for the full task set. When code is supplied, use the examples in See how it works or Follow a worked example and the browser lab in Supported practice, repair and portfolio.</w:t>
             </w:r>
           </w:p>
         </w:tc>
@@ -4808,7 +4808,7 @@
         <w:drawing>
           <wp:inline xmlns:a="http://schemas.openxmlformats.org/drawingml/2006/main" xmlns:pic="http://schemas.openxmlformats.org/drawingml/2006/picture">
             <wp:extent cx="5486400" cy="3142488"/>
-            <wp:docPr id="3" name="Picture 3" descr="Separate within-setting performance from changing setting proportions. Supplied facts: Toy old-use mix: bright 40 cases32 correct; dim 10 cases5 correct. New-use mix: bright 10 cases8 correct; dim 40 cases20 correct. All inputs and outcomes in this worked example are invented classroom data; no real model run is claimed."/>
+            <wp:docPr id="3" name="Picture 3" descr="Separate within-setting performance from changing setting proportions. Supplied facts: Toy old-use mix: bright 40 cases 32 correct; dim 10 cases 5 correct. New-use mix: bright 10 cases 8 correct; dim 40 cases 20 correct. All inputs and outcomes in this worked example are invented classroom data; no real model run is claimed."/>
             <wp:cNvGraphicFramePr>
               <a:graphicFrameLocks noChangeAspect="1"/>
             </wp:cNvGraphicFramePr>
@@ -4847,7 +4847,7 @@
         <w:rPr>
           <w:b w:val="0"/>
         </w:rPr>
-        <w:t>Separate within-setting performance from changing setting proportions. Supplied facts: Toy old-use mix: bright 40 cases32 correct; dim 10 cases5 correct. New-use mix: bright 10 cases8 correct; dim 40 cases20 correct.</w:t>
+        <w:t>Separate within-setting performance from changing setting proportions. Supplied facts: Toy old-use mix: bright 40 cases 32 correct; dim 10 cases 5 correct. New-use mix: bright 10 cases 8 correct; dim 40 cases 20 correct.</w:t>
       </w:r>
     </w:p>
     <w:p>
@@ -5536,7 +5536,7 @@
         <w:rPr>
           <w:b w:val="0"/>
         </w:rPr>
-        <w:t>Supported practice key: No, it remains50%. The pooled drop from 74% to56% reflects a larger proportion of dim cases, not changed within-slice rates. Changed-case check: Pooled accuracy returns to74%.</w:t>
+        <w:t>Supported practice key: No, it remains 50%. The pooled drop from 74% to56% reflects a larger proportion of dim cases, not changed within-slice rates. Changed-case check: Pooled accuracy returns to74%.</w:t>
       </w:r>
     </w:p>
     <w:p>

--- a/downloads/teacher/ai-5-week-30.docx
+++ b/downloads/teacher/ai-5-week-30.docx
@@ -25,20 +25,38 @@
         <w:pStyle w:val="Heading1"/>
       </w:pPr>
       <w:r>
-        <w:t>01. Prepare the purpose, prerequisites and materials</w:t>
+        <w:t>Make every percentage traceable to counts.</w:t>
       </w:r>
     </w:p>
     <w:p>
       <w:r>
-        <w:t>Prepare Dataset shift in neural models: check the target, prerequisites, resources and adaptable teaching schedule.</w:t>
+        <w:t>Use the mixture graphic and checked examples to separate data monitoring from measured accuracy.</w:t>
       </w:r>
     </w:p>
     <w:p>
-      <w:pPr>
-        <w:pStyle w:val="Heading3"/>
-      </w:pPr>
-      <w:r>
-        <w:t>Teach the learning cycle</w:t>
+      <w:r>
+        <w:t>Model pooled and weighted routes → diagnose denominators → assess fresh P/Q counts → plan independent follow-up.</w:t>
+      </w:r>
+    </w:p>
+    <w:p>
+      <w:pPr>
+        <w:pStyle w:val="Heading1"/>
+      </w:pPr>
+      <w:r>
+        <w:t>01. Prepare the connected mathematical investigation</w:t>
+      </w:r>
+    </w:p>
+    <w:p>
+      <w:r>
+        <w:t>Keep explanation,shared practice and independent evidence distinct.</w:t>
+      </w:r>
+    </w:p>
+    <w:p>
+      <w:pPr>
+        <w:pStyle w:val="Heading2"/>
+      </w:pPr>
+      <w:r>
+        <w:t>Target and main teaching plan</w:t>
       </w:r>
     </w:p>
     <w:p>
@@ -243,18 +261,21 @@
     </w:p>
     <w:p>
       <w:pPr>
-        <w:pStyle w:val="Heading3"/>
-      </w:pPr>
-      <w:r>
-        <w:t>Retrieval answer guidance</w:t>
+        <w:pStyle w:val="Heading2"/>
+      </w:pPr>
+      <w:r>
+        <w:t>Preparation and prerequisite</w:t>
       </w:r>
     </w:p>
     <w:p>
       <w:pPr>
-        <w:pStyle w:val="Heading3"/>
-      </w:pPr>
-      <w:r>
-        <w:t>Uncertainty and failure analysis</w:t>
+        <w:spacing w:line="336" w:lineRule="auto" w:after="180"/>
+      </w:pPr>
+      <w:r>
+        <w:rPr>
+          <w:b w:val="0"/>
+        </w:rPr>
+        <w:t>Printed lesson and workbook; paper and pencil</w:t>
       </w:r>
     </w:p>
     <w:p>
@@ -265,7 +286,7 @@
         <w:rPr>
           <w:b w:val="0"/>
         </w:rPr>
-        <w:t>Without opening the old lesson, explain one key idea from Uncertainty and failure analysis. Give an example and a mistake that the idea helps you avoid.</w:t>
+        <w:t>Calculator and optional local Python 3 editor; no packages or AI accounts needed</w:t>
       </w:r>
     </w:p>
     <w:p>
@@ -276,7 +297,7 @@
         <w:rPr>
           <w:b w:val="0"/>
         </w:rPr>
-        <w:t>Look for: Distinguish a predicted class, confidence score and observed correctness</w:t>
+        <w:t>Use the fictional examples supplied; prepare the fresh retry before class</w:t>
       </w:r>
     </w:p>
     <w:p>
@@ -287,26 +308,50 @@
         <w:rPr>
           <w:b w:val="0"/>
         </w:rPr>
-        <w:t>Reference example, not the only acceptable wording: Teacher explanation: B predicts 1 with confidence 0.90 and is wrong. E predicts 0 with confidence 0.55 and is correct. F predicts 0 with confidence 0.90 and is wrong.</w:t>
+        <w:t xml:space="preserve">No. Confidence is a model </w:t>
+      </w:r>
+      <w:r>
+        <w:rPr>
+          <w:b/>
+        </w:rPr>
+        <w:t>output</w:t>
+      </w:r>
+      <w:r>
+        <w:rPr>
+          <w:b w:val="0"/>
+        </w:rPr>
+        <w:t xml:space="preserve">, not a guarantee of familiarity or correctness. Check </w:t>
+      </w:r>
+      <w:r>
+        <w:rPr>
+          <w:b/>
+        </w:rPr>
+        <w:t>input</w:t>
+      </w:r>
+      <w:r>
+        <w:rPr>
+          <w:b w:val="0"/>
+        </w:rPr>
+        <w:t xml:space="preserve"> conditions and independently verified outcomes rather than treating confidence as proof.</w:t>
       </w:r>
     </w:p>
     <w:p>
       <w:pPr>
-        <w:spacing w:line="336" w:lineRule="auto" w:after="180"/>
-      </w:pPr>
-      <w:r>
-        <w:rPr>
-          <w:b w:val="0"/>
-        </w:rPr>
-        <w:t>F’s low score for class 1 corresponds to a high score for class 0, the class selected.</w:t>
+        <w:pStyle w:val="Heading2"/>
+      </w:pPr>
+      <w:r>
+        <w:t>Opening retrieval</w:t>
       </w:r>
     </w:p>
     <w:p>
       <w:pPr>
-        <w:pStyle w:val="Heading3"/>
-      </w:pPr>
-      <w:r>
-        <w:t>Similarity and normalisation</w:t>
+        <w:spacing w:line="336" w:lineRule="auto" w:after="180"/>
+      </w:pPr>
+      <w:r>
+        <w:rPr>
+          <w:b w:val="0"/>
+        </w:rPr>
+        <w:t>Without opening the old lesson, explain one key idea from Uncertainty and failure analysis. Give an example and a mistake that the idea helps you avoid.</w:t>
       </w:r>
     </w:p>
     <w:p>
@@ -317,7 +362,7 @@
         <w:rPr>
           <w:b w:val="0"/>
         </w:rPr>
-        <w:t>Without opening the old lesson, explain one key idea from Similarity and normalisation. Give an example and a mistake that the idea helps you avoid.</w:t>
+        <w:t>Look for: Distinguish a predicted class, confidence score and observed correctness</w:t>
       </w:r>
     </w:p>
     <w:p>
@@ -328,7 +373,7 @@
         <w:rPr>
           <w:b w:val="0"/>
         </w:rPr>
-        <w:t>Look for: Calculate vector length and normalise a nonzero vector</w:t>
+        <w:t>Reference example, not the only acceptable wording: Teacher explanation: B predicts 1 with confidence 0.90 and is wrong. E predicts 0 with confidence 0.55 and is correct. F predicts 0 with confidence 0.90 and is wrong.</w:t>
       </w:r>
     </w:p>
     <w:p>
@@ -339,7 +384,7 @@
         <w:rPr>
           <w:b w:val="0"/>
         </w:rPr>
-        <w:t>Reference example, not the only acceptable wording: Teacher explanation: Lengths are 5, 10 and 5. Unit vectors are [0.6, 0.8], [0.6, 0.8] and [-0.6, -0.8].</w:t>
+        <w:t>F’s low score for class 1 corresponds to a high score for class 0, the class selected.</w:t>
       </w:r>
     </w:p>
     <w:p>
@@ -350,15 +395,18 @@
         <w:rPr>
           <w:b w:val="0"/>
         </w:rPr>
-        <w:t>The length difference between Q and A disappears; the opposite direction of C is preserved.</w:t>
+        <w:t>Without opening the old lesson, explain one key idea from Similarity and normalisation. Give an example and a mistake that the idea helps you avoid.</w:t>
       </w:r>
     </w:p>
     <w:p>
       <w:pPr>
-        <w:pStyle w:val="Heading3"/>
-      </w:pPr>
-      <w:r>
-        <w:t>Augmentation and leakage</w:t>
+        <w:spacing w:line="336" w:lineRule="auto" w:after="180"/>
+      </w:pPr>
+      <w:r>
+        <w:rPr>
+          <w:b w:val="0"/>
+        </w:rPr>
+        <w:t>Look for: Calculate vector length and normalise a nonzero vector</w:t>
       </w:r>
     </w:p>
     <w:p>
@@ -369,7 +417,7 @@
         <w:rPr>
           <w:b w:val="0"/>
         </w:rPr>
-        <w:t>Without opening the old lesson, explain one key idea from Augmentation and leakage. Give an example and a mistake that the idea helps you avoid.</w:t>
+        <w:t>Reference example, not the only acceptable wording: Teacher explanation: Lengths are 5, 10 and 5. Unit vectors are [0.6, 0.8], [0.6, 0.8] and [-0.6, -0.8].</w:t>
       </w:r>
     </w:p>
     <w:p>
@@ -380,7 +428,7 @@
         <w:rPr>
           <w:b w:val="0"/>
         </w:rPr>
-        <w:t>Look for: Check whether a transformation preserves the task label</w:t>
+        <w:t>The length difference between Q and A disappears; the opposite direction of C is preserved.</w:t>
       </w:r>
     </w:p>
     <w:p>
@@ -391,7 +439,7 @@
         <w:rPr>
           <w:b w:val="0"/>
         </w:rPr>
-        <w:t>Reference example, not the only acceptable wording: Teacher explanation: Original d = -2 and class 0. Row swapping leaves d = -2 and class 0. Column swapping gives rows [1, 0], [1, 0], d = 2 and class 1.</w:t>
+        <w:t>Without opening the old lesson, explain one key idea from Augmentation and leakage. Give an example and a mistake that the idea helps you avoid.</w:t>
       </w:r>
     </w:p>
     <w:p>
@@ -402,7 +450,7 @@
         <w:rPr>
           <w:b w:val="0"/>
         </w:rPr>
-        <w:t>For the compact alternative schedule, use two 45-minute sessions. Work from counts before percentages and keep the frozen model separate from the changing sample mix.</w:t>
+        <w:t>Look for: Check whether a transformation preserves the task label</w:t>
       </w:r>
     </w:p>
     <w:p>
@@ -413,51 +461,15 @@
         <w:rPr>
           <w:b w:val="0"/>
         </w:rPr>
-        <w:t xml:space="preserve">The exact equal group rates are constructed for arithmetic; they do not establish a population law. A </w:t>
-      </w:r>
-      <w:r>
-        <w:rPr>
-          <w:b/>
-        </w:rPr>
-        <w:t>monitoring</w:t>
-      </w:r>
-      <w:r>
-        <w:rPr>
-          <w:b w:val="0"/>
-        </w:rPr>
-        <w:t xml:space="preserve"> alert should lead to </w:t>
-      </w:r>
-      <w:r>
-        <w:rPr>
-          <w:b/>
-        </w:rPr>
-        <w:t>evidence</w:t>
-      </w:r>
-      <w:r>
-        <w:rPr>
-          <w:b w:val="0"/>
-        </w:rPr>
-        <w:t xml:space="preserve"> gathering rather than an automatic causal claim or re</w:t>
-      </w:r>
-      <w:r>
-        <w:rPr>
-          <w:b/>
-        </w:rPr>
-        <w:t>training</w:t>
-      </w:r>
-      <w:r>
-        <w:rPr>
-          <w:b w:val="0"/>
-        </w:rPr>
-        <w:t xml:space="preserve"> decision.</w:t>
+        <w:t>Reference example, not the only acceptable wording: Teacher explanation: Original d = -2 and class 0. Row swapping leaves d = -2 and class 0. Column swapping gives rows [1, 0], [1, 0], d = 2 and class 1.</w:t>
       </w:r>
     </w:p>
     <w:p>
       <w:pPr>
-        <w:pStyle w:val="Heading3"/>
-      </w:pPr>
-      <w:r>
-        <w:t>Outcomes</w:t>
+        <w:pStyle w:val="Heading2"/>
+      </w:pPr>
+      <w:r>
+        <w:t>Pictured end goal</w:t>
       </w:r>
     </w:p>
     <w:p>
@@ -468,41 +480,35 @@
         <w:rPr>
           <w:b w:val="0"/>
         </w:rPr>
-        <w:t xml:space="preserve">Explain how a changed </w:t>
+        <w:t xml:space="preserve">By the end, I can explain </w:t>
       </w:r>
       <w:r>
         <w:rPr>
           <w:b/>
         </w:rPr>
-        <w:t>input</w:t>
+        <w:t>dataset shift</w:t>
       </w:r>
       <w:r>
         <w:rPr>
           <w:b w:val="0"/>
         </w:rPr>
-        <w:t xml:space="preserve"> mix can change overall accuracy</w:t>
+        <w:t xml:space="preserve"> in neural models using a traced example and a stated limitation.</w:t>
       </w:r>
     </w:p>
     <w:p>
       <w:pPr>
-        <w:spacing w:line="336" w:lineRule="auto" w:after="180"/>
-      </w:pPr>
-      <w:r>
-        <w:rPr>
-          <w:b w:val="0"/>
-        </w:rPr>
-        <w:t>Calculate group and overall results with the correct denominators</w:t>
+        <w:pStyle w:val="Heading2"/>
+      </w:pPr>
+      <w:r>
+        <w:t>Earlier wording, alternatives and picture transcripts · reference / check after trying</w:t>
       </w:r>
     </w:p>
     <w:p>
       <w:pPr>
-        <w:spacing w:line="336" w:lineRule="auto" w:after="180"/>
-      </w:pPr>
-      <w:r>
-        <w:rPr>
-          <w:b w:val="0"/>
-        </w:rPr>
-        <w:t>Plan a shift investigation while preserving independent evaluation</w:t>
+        <w:pStyle w:val="Heading3"/>
+      </w:pPr>
+      <w:r>
+        <w:t>Teach the learning cycle</w:t>
       </w:r>
     </w:p>
     <w:p>
@@ -510,48 +516,42 @@
         <w:pStyle w:val="Heading3"/>
       </w:pPr>
       <w:r>
-        <w:t>Preparation</w:t>
+        <w:t>Retrieval answer guidance</w:t>
       </w:r>
     </w:p>
     <w:p>
       <w:pPr>
-        <w:spacing w:line="336" w:lineRule="auto" w:after="180"/>
-      </w:pPr>
-      <w:r>
-        <w:rPr>
-          <w:b w:val="0"/>
-        </w:rPr>
-        <w:t>Printed lesson and workbook; paper and pencil</w:t>
+        <w:pStyle w:val="Heading3"/>
+      </w:pPr>
+      <w:r>
+        <w:t>Uncertainty and failure analysis</w:t>
       </w:r>
     </w:p>
     <w:p>
       <w:pPr>
-        <w:spacing w:line="336" w:lineRule="auto" w:after="180"/>
-      </w:pPr>
-      <w:r>
-        <w:rPr>
-          <w:b w:val="0"/>
-        </w:rPr>
-        <w:t>Calculator and optional local Python 3 editor; no packages or AI accounts needed</w:t>
+        <w:pStyle w:val="Heading3"/>
+      </w:pPr>
+      <w:r>
+        <w:t>Similarity and normalisation</w:t>
       </w:r>
     </w:p>
     <w:p>
       <w:pPr>
-        <w:spacing w:line="336" w:lineRule="auto" w:after="180"/>
-      </w:pPr>
-      <w:r>
-        <w:rPr>
-          <w:b w:val="0"/>
-        </w:rPr>
-        <w:t>Use the fictional examples supplied; prepare the fresh retry before class</w:t>
+        <w:pStyle w:val="Heading3"/>
+      </w:pPr>
+      <w:r>
+        <w:t>Augmentation and leakage</w:t>
       </w:r>
     </w:p>
     <w:p>
       <w:pPr>
-        <w:pStyle w:val="Heading3"/>
-      </w:pPr>
-      <w:r>
-        <w:t>Prerequisite answer</w:t>
+        <w:spacing w:line="336" w:lineRule="auto" w:after="180"/>
+      </w:pPr>
+      <w:r>
+        <w:rPr>
+          <w:b w:val="0"/>
+        </w:rPr>
+        <w:t>For the compact alternative schedule, use two 45-minute sessions. Work from counts before percentages and keep the frozen model separate from the changing sample mix.</w:t>
       </w:r>
     </w:p>
     <w:p>
@@ -562,31 +562,43 @@
         <w:rPr>
           <w:b w:val="0"/>
         </w:rPr>
-        <w:t xml:space="preserve">No. Confidence is a model </w:t>
+        <w:t xml:space="preserve">The exact equal group rates are constructed for arithmetic; they do not establish a population law. A </w:t>
       </w:r>
       <w:r>
         <w:rPr>
           <w:b/>
         </w:rPr>
-        <w:t>output</w:t>
+        <w:t>monitoring</w:t>
       </w:r>
       <w:r>
         <w:rPr>
           <w:b w:val="0"/>
         </w:rPr>
-        <w:t xml:space="preserve">, not a guarantee of familiarity or correctness. Check </w:t>
+        <w:t xml:space="preserve"> alert should lead to </w:t>
       </w:r>
       <w:r>
         <w:rPr>
           <w:b/>
         </w:rPr>
-        <w:t>input</w:t>
+        <w:t>evidence</w:t>
       </w:r>
       <w:r>
         <w:rPr>
           <w:b w:val="0"/>
         </w:rPr>
-        <w:t xml:space="preserve"> conditions and independently verified outcomes rather than treating confidence as proof.</w:t>
+        <w:t xml:space="preserve"> gathering rather than an automatic causal claim or re</w:t>
+      </w:r>
+      <w:r>
+        <w:rPr>
+          <w:b/>
+        </w:rPr>
+        <w:t>training</w:t>
+      </w:r>
+      <w:r>
+        <w:rPr>
+          <w:b w:val="0"/>
+        </w:rPr>
+        <w:t xml:space="preserve"> decision.</w:t>
       </w:r>
     </w:p>
     <w:p>
@@ -594,7 +606,7 @@
         <w:pStyle w:val="Heading3"/>
       </w:pPr>
       <w:r>
-        <w:t>End goal for the pictorial case</w:t>
+        <w:t>Outcomes</w:t>
       </w:r>
     </w:p>
     <w:p>
@@ -605,19 +617,19 @@
         <w:rPr>
           <w:b w:val="0"/>
         </w:rPr>
-        <w:t xml:space="preserve">By the end, I can explain </w:t>
+        <w:t xml:space="preserve">Explain how a changed </w:t>
       </w:r>
       <w:r>
         <w:rPr>
           <w:b/>
         </w:rPr>
-        <w:t>dataset shift</w:t>
+        <w:t>input</w:t>
       </w:r>
       <w:r>
         <w:rPr>
           <w:b w:val="0"/>
         </w:rPr>
-        <w:t xml:space="preserve"> in neural models using a traced example and a stated limitation.</w:t>
+        <w:t xml:space="preserve"> mix can change overall accuracy</w:t>
       </w:r>
     </w:p>
     <w:p>
@@ -628,20 +640,26 @@
         <w:rPr>
           <w:b w:val="0"/>
         </w:rPr>
-        <w:t>This added worked case illustrates the week’s main idea. Retain all original and connected topics; schedule its practice within the teaching cycle.</w:t>
+        <w:t>Calculate group and overall results with the correct denominators</w:t>
       </w:r>
     </w:p>
     <w:p>
       <w:pPr>
-        <w:pStyle w:val="Heading1"/>
-      </w:pPr>
-      <w:r>
-        <w:t>02. Explain and model the mechanism</w:t>
+        <w:spacing w:line="336" w:lineRule="auto" w:after="180"/>
+      </w:pPr>
+      <w:r>
+        <w:rPr>
+          <w:b w:val="0"/>
+        </w:rPr>
+        <w:t>Plan a shift investigation while preserving independent evaluation</w:t>
       </w:r>
     </w:p>
     <w:p>
-      <w:r>
-        <w:t>Model Dataset shift in neural models using the supplied case, labelled mechanism and reasoning. Make the scope of each conclusion explicit.</w:t>
+      <w:pPr>
+        <w:pStyle w:val="Heading3"/>
+      </w:pPr>
+      <w:r>
+        <w:t>Preparation</w:t>
       </w:r>
     </w:p>
     <w:p>
@@ -649,18 +667,15 @@
         <w:pStyle w:val="Heading3"/>
       </w:pPr>
       <w:r>
-        <w:t>Explain Dataset shift in neural models · 1</w:t>
+        <w:t>Prerequisite answer</w:t>
       </w:r>
     </w:p>
     <w:p>
       <w:pPr>
-        <w:spacing w:line="336" w:lineRule="auto" w:after="180"/>
-      </w:pPr>
-      <w:r>
-        <w:rPr>
-          <w:b w:val="0"/>
-        </w:rPr>
-        <w:t>A neural image classifier developed using mostly clear pictures may later receive mostly dim pictures. Its learned weights can stay unchanged while its overall results change.</w:t>
+        <w:pStyle w:val="Heading3"/>
+      </w:pPr>
+      <w:r>
+        <w:t>End goal for the pictorial case</w:t>
       </w:r>
     </w:p>
     <w:p>
@@ -669,93 +684,30 @@
       </w:pPr>
       <w:r>
         <w:rPr>
-          <w:b/>
-        </w:rPr>
-        <w:t>Dataset shift</w:t>
-      </w:r>
-      <w:r>
-        <w:rPr>
           <w:b w:val="0"/>
         </w:rPr>
-        <w:t xml:space="preserve"> concerns changes in the data encountered, including </w:t>
-      </w:r>
-      <w:r>
-        <w:rPr>
-          <w:b/>
-        </w:rPr>
-        <w:t>input</w:t>
-      </w:r>
-      <w:r>
-        <w:rPr>
-          <w:b w:val="0"/>
-        </w:rPr>
-        <w:t xml:space="preserve">s, label frequencies or the relationship between </w:t>
-      </w:r>
-      <w:r>
-        <w:rPr>
-          <w:b/>
-        </w:rPr>
-        <w:t>input</w:t>
-      </w:r>
-      <w:r>
-        <w:rPr>
-          <w:b w:val="0"/>
-        </w:rPr>
-        <w:t>s and labels.</w:t>
+        <w:t>This added worked case illustrates the week’s main idea. Retain all original and connected topics; schedule its practice within the teaching cycle.</w:t>
       </w:r>
     </w:p>
     <w:p>
       <w:pPr>
-        <w:spacing w:line="336" w:lineRule="auto" w:after="180"/>
-      </w:pPr>
-      <w:r>
-        <w:rPr>
-          <w:b w:val="0"/>
-        </w:rPr>
-        <w:t>A shift does not always reduce accuracy, and an accuracy change alone does not identify its cause.</w:t>
+        <w:pStyle w:val="Heading1"/>
+      </w:pPr>
+      <w:r>
+        <w:t>02. Teach weighted counts before interpreting a changing score</w:t>
       </w:r>
     </w:p>
     <w:p>
-      <w:pPr>
-        <w:pStyle w:val="Heading3"/>
-      </w:pPr>
-      <w:r>
-        <w:t>Explain Dataset shift in neural models · 2</w:t>
+      <w:r>
+        <w:t>Keep the main 90% clear rate separate from the picture’s 80% bright rate.</w:t>
       </w:r>
     </w:p>
     <w:p>
       <w:pPr>
-        <w:spacing w:line="336" w:lineRule="auto" w:after="180"/>
-      </w:pPr>
-      <w:r>
-        <w:rPr>
-          <w:b w:val="0"/>
-        </w:rPr>
-        <w:t>Use the fictional audit below. Clear and dim are disjoint groups defined before the audit, and every case belongs to exactly one group. The same model checkpoint, pre</w:t>
-      </w:r>
-      <w:r>
-        <w:rPr>
-          <w:b/>
-        </w:rPr>
-        <w:t>process</w:t>
-      </w:r>
-      <w:r>
-        <w:rPr>
-          <w:b w:val="0"/>
-        </w:rPr>
-        <w:t xml:space="preserve">ing and </w:t>
-      </w:r>
-      <w:r>
-        <w:rPr>
-          <w:b/>
-        </w:rPr>
-        <w:t>prediction</w:t>
-      </w:r>
-      <w:r>
-        <w:rPr>
-          <w:b w:val="0"/>
-        </w:rPr>
-        <w:t xml:space="preserve"> threshold are used throughout.</w:t>
+        <w:pStyle w:val="Heading2"/>
+      </w:pPr>
+      <w:r>
+        <w:t>Definitions, controlled scope and complete main inputs</w:t>
       </w:r>
     </w:p>
     <w:p>
@@ -766,7 +718,7 @@
         <w:rPr>
           <w:b w:val="0"/>
         </w:rPr>
-        <w:t>Counts are constructed teaching data, not results from a deployed model. Both cohorts have checked reference labels.</w:t>
+        <w:t>A neural image classifier developed using mostly clear pictures may later receive mostly dim pictures. Its learned weights can stay unchanged while its overall results change.</w:t>
       </w:r>
     </w:p>
     <w:p>
@@ -775,9 +727,39 @@
       </w:pPr>
       <w:r>
         <w:rPr>
+          <w:b/>
+        </w:rPr>
+        <w:t>Dataset shift</w:t>
+      </w:r>
+      <w:r>
+        <w:rPr>
           <w:b w:val="0"/>
         </w:rPr>
-        <w:t>Clear accuracy is 72 / 80 = 90 percent in development and 18 / 20 = 90 percent in new use. Dim accuracy is 10 / 20 = 50 percent and 40 / 80 = 50 percent.</w:t>
+        <w:t xml:space="preserve"> concerns changes in the data encountered, including </w:t>
+      </w:r>
+      <w:r>
+        <w:rPr>
+          <w:b/>
+        </w:rPr>
+        <w:t>input</w:t>
+      </w:r>
+      <w:r>
+        <w:rPr>
+          <w:b w:val="0"/>
+        </w:rPr>
+        <w:t xml:space="preserve">s, label frequencies or the relationship between </w:t>
+      </w:r>
+      <w:r>
+        <w:rPr>
+          <w:b/>
+        </w:rPr>
+        <w:t>input</w:t>
+      </w:r>
+      <w:r>
+        <w:rPr>
+          <w:b w:val="0"/>
+        </w:rPr>
+        <w:t>s and labels.</w:t>
       </w:r>
     </w:p>
     <w:p>
@@ -788,15 +770,42 @@
         <w:rPr>
           <w:b w:val="0"/>
         </w:rPr>
-        <w:t>The observed group rates are unchanged, but the group proportions are different.</w:t>
+        <w:t>A shift does not always reduce accuracy, and an accuracy change alone does not identify its cause.</w:t>
       </w:r>
     </w:p>
     <w:p>
       <w:pPr>
-        <w:pStyle w:val="Heading3"/>
-      </w:pPr>
-      <w:r>
-        <w:t>Explain Dataset shift in neural models · 3</w:t>
+        <w:spacing w:line="336" w:lineRule="auto" w:after="180"/>
+      </w:pPr>
+      <w:r>
+        <w:rPr>
+          <w:b w:val="0"/>
+        </w:rPr>
+        <w:t>Use the fictional audit below. Clear and dim are disjoint groups defined before the audit, and every case belongs to exactly one group. The same model checkpoint, pre</w:t>
+      </w:r>
+      <w:r>
+        <w:rPr>
+          <w:b/>
+        </w:rPr>
+        <w:t>process</w:t>
+      </w:r>
+      <w:r>
+        <w:rPr>
+          <w:b w:val="0"/>
+        </w:rPr>
+        <w:t xml:space="preserve">ing and </w:t>
+      </w:r>
+      <w:r>
+        <w:rPr>
+          <w:b/>
+        </w:rPr>
+        <w:t>prediction</w:t>
+      </w:r>
+      <w:r>
+        <w:rPr>
+          <w:b w:val="0"/>
+        </w:rPr>
+        <w:t xml:space="preserve"> threshold are used throughout.</w:t>
       </w:r>
     </w:p>
     <w:p>
@@ -807,7 +816,241 @@
         <w:rPr>
           <w:b w:val="0"/>
         </w:rPr>
-        <w:t>Development accuracy is (72 + 10) / (80 + 20) = 82 percent. New-use accuracy is (18 + 40) / (20 + 80) = 58 percent. The drop is 24 percentage points.</w:t>
+        <w:t>Counts are constructed teaching data, not results from a deployed model. Both cohorts have checked reference labels.</w:t>
+      </w:r>
+    </w:p>
+    <w:tbl>
+      <w:tblPr>
+        <w:tblStyle w:val="LightShading-Accent1"/>
+        <w:tblW w:type="auto" w:w="0"/>
+        <w:tblLook w:firstColumn="1" w:firstRow="1" w:lastColumn="0" w:lastRow="0" w:noHBand="0" w:noVBand="1" w:val="04A0"/>
+      </w:tblPr>
+      <w:tblGrid>
+        <w:gridCol w:w="2556"/>
+        <w:gridCol w:w="2556"/>
+        <w:gridCol w:w="2556"/>
+        <w:gridCol w:w="2556"/>
+      </w:tblGrid>
+      <w:tr>
+        <w:trPr>
+          <w:tblHeader/>
+        </w:trPr>
+        <w:tc>
+          <w:tcPr>
+            <w:tcW w:type="dxa" w:w="2556"/>
+          </w:tcPr>
+          <w:p>
+            <w:r>
+              <w:t>Cohort</w:t>
+            </w:r>
+          </w:p>
+        </w:tc>
+        <w:tc>
+          <w:tcPr>
+            <w:tcW w:type="dxa" w:w="2556"/>
+          </w:tcPr>
+          <w:p>
+            <w:r>
+              <w:t>Group</w:t>
+            </w:r>
+          </w:p>
+        </w:tc>
+        <w:tc>
+          <w:tcPr>
+            <w:tcW w:type="dxa" w:w="2556"/>
+          </w:tcPr>
+          <w:p>
+            <w:r>
+              <w:t>Cases</w:t>
+            </w:r>
+          </w:p>
+        </w:tc>
+        <w:tc>
+          <w:tcPr>
+            <w:tcW w:type="dxa" w:w="2556"/>
+          </w:tcPr>
+          <w:p>
+            <w:r>
+              <w:t>Correct</w:t>
+            </w:r>
+          </w:p>
+        </w:tc>
+      </w:tr>
+      <w:tr>
+        <w:tc>
+          <w:tcPr>
+            <w:tcW w:type="dxa" w:w="2556"/>
+          </w:tcPr>
+          <w:p>
+            <w:r>
+              <w:t>Development audit</w:t>
+            </w:r>
+          </w:p>
+        </w:tc>
+        <w:tc>
+          <w:tcPr>
+            <w:tcW w:type="dxa" w:w="2556"/>
+          </w:tcPr>
+          <w:p>
+            <w:r>
+              <w:t>Clear</w:t>
+            </w:r>
+          </w:p>
+        </w:tc>
+        <w:tc>
+          <w:tcPr>
+            <w:tcW w:type="dxa" w:w="2556"/>
+          </w:tcPr>
+          <w:p>
+            <w:r>
+              <w:t>80</w:t>
+            </w:r>
+          </w:p>
+        </w:tc>
+        <w:tc>
+          <w:tcPr>
+            <w:tcW w:type="dxa" w:w="2556"/>
+          </w:tcPr>
+          <w:p>
+            <w:r>
+              <w:t>72</w:t>
+            </w:r>
+          </w:p>
+        </w:tc>
+      </w:tr>
+      <w:tr>
+        <w:tc>
+          <w:tcPr>
+            <w:tcW w:type="dxa" w:w="2556"/>
+          </w:tcPr>
+          <w:p>
+            <w:r>
+              <w:t>Development audit</w:t>
+            </w:r>
+          </w:p>
+        </w:tc>
+        <w:tc>
+          <w:tcPr>
+            <w:tcW w:type="dxa" w:w="2556"/>
+          </w:tcPr>
+          <w:p>
+            <w:r>
+              <w:t>Dim</w:t>
+            </w:r>
+          </w:p>
+        </w:tc>
+        <w:tc>
+          <w:tcPr>
+            <w:tcW w:type="dxa" w:w="2556"/>
+          </w:tcPr>
+          <w:p>
+            <w:r>
+              <w:t>20</w:t>
+            </w:r>
+          </w:p>
+        </w:tc>
+        <w:tc>
+          <w:tcPr>
+            <w:tcW w:type="dxa" w:w="2556"/>
+          </w:tcPr>
+          <w:p>
+            <w:r>
+              <w:t>10</w:t>
+            </w:r>
+          </w:p>
+        </w:tc>
+      </w:tr>
+      <w:tr>
+        <w:tc>
+          <w:tcPr>
+            <w:tcW w:type="dxa" w:w="2556"/>
+          </w:tcPr>
+          <w:p>
+            <w:r>
+              <w:t>New-use audit</w:t>
+            </w:r>
+          </w:p>
+        </w:tc>
+        <w:tc>
+          <w:tcPr>
+            <w:tcW w:type="dxa" w:w="2556"/>
+          </w:tcPr>
+          <w:p>
+            <w:r>
+              <w:t>Clear</w:t>
+            </w:r>
+          </w:p>
+        </w:tc>
+        <w:tc>
+          <w:tcPr>
+            <w:tcW w:type="dxa" w:w="2556"/>
+          </w:tcPr>
+          <w:p>
+            <w:r>
+              <w:t>20</w:t>
+            </w:r>
+          </w:p>
+        </w:tc>
+        <w:tc>
+          <w:tcPr>
+            <w:tcW w:type="dxa" w:w="2556"/>
+          </w:tcPr>
+          <w:p>
+            <w:r>
+              <w:t>18</w:t>
+            </w:r>
+          </w:p>
+        </w:tc>
+      </w:tr>
+      <w:tr>
+        <w:tc>
+          <w:tcPr>
+            <w:tcW w:type="dxa" w:w="2556"/>
+          </w:tcPr>
+          <w:p>
+            <w:r>
+              <w:t>New-use audit</w:t>
+            </w:r>
+          </w:p>
+        </w:tc>
+        <w:tc>
+          <w:tcPr>
+            <w:tcW w:type="dxa" w:w="2556"/>
+          </w:tcPr>
+          <w:p>
+            <w:r>
+              <w:t>Dim</w:t>
+            </w:r>
+          </w:p>
+        </w:tc>
+        <w:tc>
+          <w:tcPr>
+            <w:tcW w:type="dxa" w:w="2556"/>
+          </w:tcPr>
+          <w:p>
+            <w:r>
+              <w:t>80</w:t>
+            </w:r>
+          </w:p>
+        </w:tc>
+        <w:tc>
+          <w:tcPr>
+            <w:tcW w:type="dxa" w:w="2556"/>
+          </w:tcPr>
+          <w:p>
+            <w:r>
+              <w:t>40</w:t>
+            </w:r>
+          </w:p>
+        </w:tc>
+      </w:tr>
+    </w:tbl>
+    <w:p>
+      <w:pPr>
+        <w:pStyle w:val="Heading2"/>
+      </w:pPr>
+      <w:r>
+        <w:t>Checked main arithmetic and visual counts</w:t>
       </w:r>
     </w:p>
     <w:p>
@@ -818,15 +1061,18 @@
         <w:rPr>
           <w:b w:val="0"/>
         </w:rPr>
-        <w:t>Taking the unweighted mean of 90 and 50 gives 70 percent, which is not either cohort’s overall accuracy because neither cohort has equal group sizes.</w:t>
+        <w:t>Clear accuracy is 72 / 80 = 90 percent in development and 18 / 20 = 90 percent in new use. Dim accuracy is 10 / 20 = 50 percent and 40 / 80 = 50 percent.</w:t>
       </w:r>
     </w:p>
     <w:p>
       <w:pPr>
-        <w:pStyle w:val="Heading3"/>
-      </w:pPr>
-      <w:r>
-        <w:t>Explain Dataset shift in neural models · 4</w:t>
+        <w:spacing w:line="336" w:lineRule="auto" w:after="180"/>
+      </w:pPr>
+      <w:r>
+        <w:rPr>
+          <w:b w:val="0"/>
+        </w:rPr>
+        <w:t>The observed group rates are unchanged, but the group proportions are different.</w:t>
       </w:r>
     </w:p>
     <w:p>
@@ -837,19 +1083,7 @@
         <w:rPr>
           <w:b w:val="0"/>
         </w:rPr>
-        <w:t xml:space="preserve">Each pair is (cases, correct), and the function assumes integer counts for non-overlapping groups. It rejects empty </w:t>
-      </w:r>
-      <w:r>
-        <w:rPr>
-          <w:b/>
-        </w:rPr>
-        <w:t>input</w:t>
-      </w:r>
-      <w:r>
-        <w:rPr>
-          <w:b w:val="0"/>
-        </w:rPr>
-        <w:t>s, groups with no cases and impossible correct counts.</w:t>
+        <w:t>Development accuracy is (72 + 10) / (80 + 20) = 82 percent. New-use accuracy is (18 + 40) / (20 + 80) = 58 percent. The drop is 24 percentage points.</w:t>
       </w:r>
     </w:p>
     <w:p>
@@ -860,7 +1094,7 @@
         <w:rPr>
           <w:b w:val="0"/>
         </w:rPr>
-        <w:t>A group with no observed cases has an undefined empirical accuracy, not zero accuracy. Do not count the same example in two groups when forming an overall total.</w:t>
+        <w:t>Taking the unweighted mean of 90 and 50 gives 70 percent, which is not either cohort’s overall accuracy because neither cohort has equal group sizes.</w:t>
       </w:r>
     </w:p>
     <w:p>
@@ -871,7 +1105,816 @@
         <w:rPr>
           <w:b w:val="0"/>
         </w:rPr>
+        <w:t xml:space="preserve">Each pair is (cases, correct), and the function assumes integer counts for non-overlapping groups. It rejects empty </w:t>
+      </w:r>
+      <w:r>
+        <w:rPr>
+          <w:b/>
+        </w:rPr>
+        <w:t>input</w:t>
+      </w:r>
+      <w:r>
+        <w:rPr>
+          <w:b w:val="0"/>
+        </w:rPr>
+        <w:t>s, groups with no cases and impossible correct counts.</w:t>
+      </w:r>
+    </w:p>
+    <w:p>
+      <w:pPr>
+        <w:spacing w:line="336" w:lineRule="auto" w:after="180"/>
+      </w:pPr>
+      <w:r>
+        <w:rPr>
+          <w:b w:val="0"/>
+        </w:rPr>
+        <w:t>A group with no observed cases has an undefined empirical accuracy, not zero accuracy. Do not count the same example in two groups when forming an overall total.</w:t>
+      </w:r>
+    </w:p>
+    <w:p>
+      <w:pPr>
+        <w:spacing w:line="336" w:lineRule="auto" w:after="180"/>
+      </w:pPr>
+      <w:r>
+        <w:rPr>
+          <w:b w:val="0"/>
+        </w:rPr>
         <w:t>Equivalently, weight each group accuracy by its share of cases: development is 0.80 times 0.90 + 0.20 times 0.50 = 0.82; new use is 0.20 times 0.90 + 0.80 times 0.50 = 0.58.</w:t>
+      </w:r>
+    </w:p>
+    <w:p>
+      <w:r>
+        <w:drawing>
+          <wp:inline xmlns:a="http://schemas.openxmlformats.org/drawingml/2006/main" xmlns:pic="http://schemas.openxmlformats.org/drawingml/2006/picture">
+            <wp:extent cx="5486400" cy="2286000"/>
+            <wp:docPr id="1" name="Picture 1" descr="Two equal-scale stacked bar charts. Development has 80 clear cases with 72 correct and 20 dim with 10 correct: 82/100 overall. New use has 20 clear with 18 correct and 80 dim with 40 correct: 58/100. Clear accuracy stays 90 percent and dim stays 50 percent; the mix changes. Solid areas count correct cases and pale hatched areas count incorrect cases."/>
+            <wp:cNvGraphicFramePr>
+              <a:graphicFrameLocks noChangeAspect="1"/>
+            </wp:cNvGraphicFramePr>
+            <a:graphic>
+              <a:graphicData uri="http://schemas.openxmlformats.org/drawingml/2006/picture">
+                <pic:pic>
+                  <pic:nvPicPr>
+                    <pic:cNvPr id="0" name="ai-5-30-group-mix-counts.png"/>
+                    <pic:cNvPicPr/>
+                  </pic:nvPicPr>
+                  <pic:blipFill>
+                    <a:blip r:embed="rId9"/>
+                    <a:stretch>
+                      <a:fillRect/>
+                    </a:stretch>
+                  </pic:blipFill>
+                  <pic:spPr>
+                    <a:xfrm>
+                      <a:off x="0" y="0"/>
+                      <a:ext cx="5486400" cy="2286000"/>
+                    </a:xfrm>
+                    <a:prstGeom prst="rect"/>
+                  </pic:spPr>
+                </pic:pic>
+              </a:graphicData>
+            </a:graphic>
+          </wp:inline>
+        </w:drawing>
+      </w:r>
+    </w:p>
+    <w:p>
+      <w:pPr>
+        <w:pStyle w:val="Heading2"/>
+      </w:pPr>
+      <w:r>
+        <w:t>Main equal-mixture key and evidence limits</w:t>
+      </w:r>
+    </w:p>
+    <w:p>
+      <w:pPr>
+        <w:pStyle w:val="Heading3"/>
+      </w:pPr>
+      <w:r>
+        <w:t>The same group rates meet a different mix</w:t>
+      </w:r>
+    </w:p>
+    <w:tbl>
+      <w:tblPr>
+        <w:tblStyle w:val="LightShading-Accent1"/>
+        <w:tblW w:type="auto" w:w="0"/>
+        <w:tblLook w:firstColumn="1" w:firstRow="1" w:lastColumn="0" w:lastRow="0" w:noHBand="0" w:noVBand="1" w:val="04A0"/>
+      </w:tblPr>
+      <w:tblGrid>
+        <w:gridCol w:w="3408"/>
+        <w:gridCol w:w="3408"/>
+        <w:gridCol w:w="3408"/>
+      </w:tblGrid>
+      <w:tr>
+        <w:trPr>
+          <w:tblHeader/>
+        </w:trPr>
+        <w:tc>
+          <w:tcPr>
+            <w:tcW w:type="dxa" w:w="3408"/>
+          </w:tcPr>
+          <w:p>
+            <w:r>
+              <w:t>Group</w:t>
+            </w:r>
+          </w:p>
+        </w:tc>
+        <w:tc>
+          <w:tcPr>
+            <w:tcW w:type="dxa" w:w="3408"/>
+          </w:tcPr>
+          <w:p>
+            <w:r>
+              <w:t>Development share</w:t>
+            </w:r>
+          </w:p>
+        </w:tc>
+        <w:tc>
+          <w:tcPr>
+            <w:tcW w:type="dxa" w:w="3408"/>
+          </w:tcPr>
+          <w:p>
+            <w:r>
+              <w:t>New-use share</w:t>
+            </w:r>
+          </w:p>
+        </w:tc>
+      </w:tr>
+      <w:tr>
+        <w:tc>
+          <w:tcPr>
+            <w:tcW w:type="dxa" w:w="3408"/>
+          </w:tcPr>
+          <w:p>
+            <w:r>
+              <w:t>Clear, 90% correct</w:t>
+            </w:r>
+          </w:p>
+        </w:tc>
+        <w:tc>
+          <w:tcPr>
+            <w:tcW w:type="dxa" w:w="3408"/>
+          </w:tcPr>
+          <w:p>
+            <w:r>
+              <w:t>80 of 100</w:t>
+            </w:r>
+          </w:p>
+        </w:tc>
+        <w:tc>
+          <w:tcPr>
+            <w:tcW w:type="dxa" w:w="3408"/>
+          </w:tcPr>
+          <w:p>
+            <w:r>
+              <w:t>20 of 100</w:t>
+            </w:r>
+          </w:p>
+        </w:tc>
+      </w:tr>
+      <w:tr>
+        <w:tc>
+          <w:tcPr>
+            <w:tcW w:type="dxa" w:w="3408"/>
+          </w:tcPr>
+          <w:p>
+            <w:r>
+              <w:t>Dim, 50% correct</w:t>
+            </w:r>
+          </w:p>
+        </w:tc>
+        <w:tc>
+          <w:tcPr>
+            <w:tcW w:type="dxa" w:w="3408"/>
+          </w:tcPr>
+          <w:p>
+            <w:r>
+              <w:t>20 of 100</w:t>
+            </w:r>
+          </w:p>
+        </w:tc>
+        <w:tc>
+          <w:tcPr>
+            <w:tcW w:type="dxa" w:w="3408"/>
+          </w:tcPr>
+          <w:p>
+            <w:r>
+              <w:t>80 of 100</w:t>
+            </w:r>
+          </w:p>
+        </w:tc>
+      </w:tr>
+    </w:tbl>
+    <w:p>
+      <w:r>
+        <w:t>The weaker group becomes more common. Overall mistakes rise from 18 of 100 to 42 of 100 without any change in these observed within-group accuracy rates.</w:t>
+      </w:r>
+    </w:p>
+    <w:p>
+      <w:pPr>
+        <w:spacing w:line="336" w:lineRule="auto" w:after="180"/>
+      </w:pPr>
+      <w:r>
+        <w:rPr>
+          <w:b w:val="0"/>
+        </w:rPr>
+        <w:t>Guided: 45 clear plus 25 dim cases are correct, giving 70 of 100 or 70 percent. This assumes exactly the stated group rates hold in that cohort. Exit: the mix change is observed, but accuracy is unknown without checked labels.</w:t>
+      </w:r>
+    </w:p>
+    <w:p>
+      <w:pPr>
+        <w:spacing w:line="336" w:lineRule="auto" w:after="180"/>
+      </w:pPr>
+      <w:r>
+        <w:rPr>
+          <w:b w:val="0"/>
+        </w:rPr>
+        <w:t xml:space="preserve">Gather a labelled audit and check model/pipeline versions. Cases used to choose or fit a change cannot also provide independent final </w:t>
+      </w:r>
+      <w:r>
+        <w:rPr>
+          <w:b/>
+        </w:rPr>
+        <w:t>evidence</w:t>
+      </w:r>
+      <w:r>
+        <w:rPr>
+          <w:b w:val="0"/>
+        </w:rPr>
+        <w:t>.</w:t>
+      </w:r>
+    </w:p>
+    <w:p>
+      <w:pPr>
+        <w:spacing w:line="336" w:lineRule="auto" w:after="180"/>
+      </w:pPr>
+      <w:r>
+        <w:rPr>
+          <w:b w:val="0"/>
+        </w:rPr>
+        <w:t>Reserve new appropriate cases and compare original and revised models on the same cases with group and overall results.</w:t>
+      </w:r>
+    </w:p>
+    <w:p>
+      <w:pPr>
+        <w:spacing w:line="336" w:lineRule="auto" w:after="180"/>
+      </w:pPr>
+      <w:r>
+        <w:rPr>
+          <w:b w:val="0"/>
+        </w:rPr>
+        <w:t>The arithmetic explains this constructed aggregate difference. It does not prove that dim lighting caused each real error or that these group rates will stay fixed in future samples.</w:t>
+      </w:r>
+    </w:p>
+    <w:p>
+      <w:pPr>
+        <w:spacing w:line="336" w:lineRule="auto" w:after="180"/>
+      </w:pPr>
+      <w:r>
+        <w:rPr>
+          <w:b w:val="0"/>
+        </w:rPr>
+        <w:t>Report group counts and uncertainty about generalisation. Review specific errors and reference labels as in Week 29.</w:t>
+      </w:r>
+    </w:p>
+    <w:p>
+      <w:pPr>
+        <w:pStyle w:val="Heading3"/>
+      </w:pPr>
+      <w:r>
+        <w:t>If a new cohort has 50 clear and 50 dim cases, and exactly 90 percent and 50 percent are correct respectively, how many correct cases and what overall accuracy result? State the assumption behind this calculation.</w:t>
+      </w:r>
+    </w:p>
+    <w:p>
+      <w:r>
+        <w:t>________________________________________________________________</w:t>
+      </w:r>
+    </w:p>
+    <w:p>
+      <w:r>
+        <w:t>________________________________________________________________</w:t>
+      </w:r>
+    </w:p>
+    <w:p>
+      <w:r>
+        <w:t>________________________________________________________________</w:t>
+      </w:r>
+    </w:p>
+    <w:p>
+      <w:r>
+        <w:t>________________________________________________________________</w:t>
+      </w:r>
+    </w:p>
+    <w:p>
+      <w:pPr>
+        <w:pStyle w:val="Heading2"/>
+      </w:pPr>
+      <w:r>
+        <w:t>Evidence-to-action checks</w:t>
+      </w:r>
+    </w:p>
+    <w:tbl>
+      <w:tblPr>
+        <w:tblStyle w:val="LightShading-Accent1"/>
+        <w:tblW w:type="auto" w:w="0"/>
+        <w:tblLook w:firstColumn="1" w:firstRow="1" w:lastColumn="0" w:lastRow="0" w:noHBand="0" w:noVBand="1" w:val="04A0"/>
+      </w:tblPr>
+      <w:tblGrid>
+        <w:gridCol w:w="5112"/>
+        <w:gridCol w:w="5112"/>
+      </w:tblGrid>
+      <w:tr>
+        <w:trPr>
+          <w:tblHeader/>
+        </w:trPr>
+        <w:tc>
+          <w:tcPr>
+            <w:tcW w:type="dxa" w:w="5112"/>
+          </w:tcPr>
+          <w:p>
+            <w:r>
+              <w:t>Evidence or check</w:t>
+            </w:r>
+          </w:p>
+        </w:tc>
+        <w:tc>
+          <w:tcPr>
+            <w:tcW w:type="dxa" w:w="5112"/>
+          </w:tcPr>
+          <w:p>
+            <w:r>
+              <w:t>Permitted conclusion / next action</w:t>
+            </w:r>
+          </w:p>
+        </w:tc>
+      </w:tr>
+      <w:tr>
+        <w:tc>
+          <w:tcPr>
+            <w:tcW w:type="dxa" w:w="5112"/>
+          </w:tcPr>
+          <w:p>
+            <w:r>
+              <w:t>More dim inputs, no new checked labels</w:t>
+            </w:r>
+          </w:p>
+        </w:tc>
+        <w:tc>
+          <w:tcPr>
+            <w:tcW w:type="dxa" w:w="5112"/>
+          </w:tcPr>
+          <w:p>
+            <w:r>
+              <w:t>Changed input mix observed; current accuracy unavailable</w:t>
+            </w:r>
+          </w:p>
+        </w:tc>
+      </w:tr>
+      <w:tr>
+        <w:tc>
+          <w:tcPr>
+            <w:tcW w:type="dxa" w:w="5112"/>
+          </w:tcPr>
+          <w:p>
+            <w:r>
+              <w:t>Same input histogram, changed label policy</w:t>
+            </w:r>
+          </w:p>
+        </w:tc>
+        <w:tc>
+          <w:tcPr>
+            <w:tcW w:type="dxa" w:w="5112"/>
+          </w:tcPr>
+          <w:p>
+            <w:r>
+              <w:t>Relationship can change without an obvious input-summary change</w:t>
+            </w:r>
+          </w:p>
+        </w:tc>
+      </w:tr>
+      <w:tr>
+        <w:tc>
+          <w:tcPr>
+            <w:tcW w:type="dxa" w:w="5112"/>
+          </w:tcPr>
+          <w:p>
+            <w:r>
+              <w:t>Different resize, channel order or units</w:t>
+            </w:r>
+          </w:p>
+        </w:tc>
+        <w:tc>
+          <w:tcPr>
+            <w:tcW w:type="dxa" w:w="5112"/>
+          </w:tcPr>
+          <w:p>
+            <w:r>
+              <w:t>Check implementation versions before attributing results to population shift</w:t>
+            </w:r>
+          </w:p>
+        </w:tc>
+      </w:tr>
+      <w:tr>
+        <w:tc>
+          <w:tcPr>
+            <w:tcW w:type="dxa" w:w="5112"/>
+          </w:tcPr>
+          <w:p>
+            <w:r>
+              <w:t>New paired lighting comparisons</w:t>
+            </w:r>
+          </w:p>
+        </w:tc>
+        <w:tc>
+          <w:tcPr>
+            <w:tcW w:type="dxa" w:w="5112"/>
+          </w:tcPr>
+          <w:p>
+            <w:r>
+              <w:t>Keep scene identity and label fixed; keep related source images in one split</w:t>
+            </w:r>
+          </w:p>
+        </w:tc>
+      </w:tr>
+      <w:tr>
+        <w:tc>
+          <w:tcPr>
+            <w:tcW w:type="dxa" w:w="5112"/>
+          </w:tcPr>
+          <w:p>
+            <w:r>
+              <w:t>Retraining uses these new errors</w:t>
+            </w:r>
+          </w:p>
+        </w:tc>
+        <w:tc>
+          <w:tcPr>
+            <w:tcW w:type="dxa" w:w="5112"/>
+          </w:tcPr>
+          <w:p>
+            <w:r>
+              <w:t>Those cases become development evidence; reserve new appropriate final cases</w:t>
+            </w:r>
+          </w:p>
+        </w:tc>
+      </w:tr>
+      <w:tr>
+        <w:tc>
+          <w:tcPr>
+            <w:tcW w:type="dxa" w:w="5112"/>
+          </w:tcPr>
+          <w:p>
+            <w:r>
+              <w:t>Original versus revised model comparison</w:t>
+            </w:r>
+          </w:p>
+        </w:tc>
+        <w:tc>
+          <w:tcPr>
+            <w:tcW w:type="dxa" w:w="5112"/>
+          </w:tcPr>
+          <w:p>
+            <w:r>
+              <w:t>Run both on identical reserved cases; retain baseline, subgroup counts and workload</w:t>
+            </w:r>
+          </w:p>
+        </w:tc>
+      </w:tr>
+      <w:tr>
+        <w:tc>
+          <w:tcPr>
+            <w:tcW w:type="dxa" w:w="5112"/>
+          </w:tcPr>
+          <w:p>
+            <w:r>
+              <w:t>No cases in a declared group</w:t>
+            </w:r>
+          </w:p>
+        </w:tc>
+        <w:tc>
+          <w:tcPr>
+            <w:tcW w:type="dxa" w:w="5112"/>
+          </w:tcPr>
+          <w:p>
+            <w:r>
+              <w:t>Empirical group accuracy unavailable; do not record zero accuracy</w:t>
+            </w:r>
+          </w:p>
+        </w:tc>
+      </w:tr>
+    </w:tbl>
+    <w:p>
+      <w:pPr>
+        <w:pStyle w:val="Heading2"/>
+      </w:pPr>
+      <w:r>
+        <w:t>Separate pictured inputs and scope</w:t>
+      </w:r>
+    </w:p>
+    <w:p>
+      <w:pPr>
+        <w:spacing w:line="336" w:lineRule="auto" w:after="180"/>
+      </w:pPr>
+      <w:r>
+        <w:rPr>
+          <w:b w:val="0"/>
+        </w:rPr>
+        <w:t>Separate within-setting performance from changing setting proportions.</w:t>
+      </w:r>
+    </w:p>
+    <w:p>
+      <w:pPr>
+        <w:spacing w:line="336" w:lineRule="auto" w:after="180"/>
+      </w:pPr>
+      <w:r>
+        <w:rPr>
+          <w:b w:val="0"/>
+        </w:rPr>
+        <w:t>Toy old-use mix: bright 40 cases 32 correct; dim 10 cases 5 correct. New-use mix: bright 10 cases 8 correct; dim 40 cases 20 correct.</w:t>
+      </w:r>
+    </w:p>
+    <w:p>
+      <w:pPr>
+        <w:spacing w:line="336" w:lineRule="auto" w:after="180"/>
+      </w:pPr>
+      <w:r>
+        <w:rPr>
+          <w:b w:val="0"/>
+        </w:rPr>
+        <w:t xml:space="preserve">All </w:t>
+      </w:r>
+      <w:r>
+        <w:rPr>
+          <w:b/>
+        </w:rPr>
+        <w:t>input</w:t>
+      </w:r>
+      <w:r>
+        <w:rPr>
+          <w:b w:val="0"/>
+        </w:rPr>
+        <w:t>s and outcomes in this worked example are invented classroom data; no real model run is claimed.</w:t>
+      </w:r>
+    </w:p>
+    <w:p>
+      <w:pPr>
+        <w:spacing w:line="336" w:lineRule="auto" w:after="180"/>
+      </w:pPr>
+      <w:r>
+        <w:rPr>
+          <w:b w:val="0"/>
+        </w:rPr>
+        <w:t>The picture is a separate 50-case example: bright accuracy is 80%, not the main clear-group rate of 90%. Old picture counts 40 bright/32 correct plus 10 dim/5 correct give 37/50 = 74%. New counts 10 bright/8 correct plus 40 dim/20 correct give 28/50 = 56%. Returning to the old proportions under the same rates returns 74%.</w:t>
+      </w:r>
+    </w:p>
+    <w:p>
+      <w:pPr>
+        <w:spacing w:line="336" w:lineRule="auto" w:after="180"/>
+      </w:pPr>
+      <w:r>
+        <w:rPr>
+          <w:b w:val="0"/>
+        </w:rPr>
+        <w:t>This isolates a mixture calculation; it does not establish future rates or causal lighting effects.</w:t>
+      </w:r>
+    </w:p>
+    <w:p>
+      <w:pPr>
+        <w:pStyle w:val="Heading2"/>
+      </w:pPr>
+      <w:r>
+        <w:t>Picture trace and restored-mixture key</w:t>
+      </w:r>
+    </w:p>
+    <w:p>
+      <w:r>
+        <w:drawing>
+          <wp:inline xmlns:a="http://schemas.openxmlformats.org/drawingml/2006/main" xmlns:pic="http://schemas.openxmlformats.org/drawingml/2006/picture">
+            <wp:extent cx="5486400" cy="3182112"/>
+            <wp:docPr id="2" name="Picture 2" descr="Keep slice rates: Bright is 80% in both mixes; dim is 50% in both. → Old pooled rate: Old accuracy 37/50=74%. → New pooled rate: New accuracy 28/50=56%; more use now occurs in the harder dim setting."/>
+            <wp:cNvGraphicFramePr>
+              <a:graphicFrameLocks noChangeAspect="1"/>
+            </wp:cNvGraphicFramePr>
+            <a:graphic>
+              <a:graphicData uri="http://schemas.openxmlformats.org/drawingml/2006/picture">
+                <pic:pic>
+                  <pic:nvPicPr>
+                    <pic:cNvPr id="0" name="academy-story-ai-5-30-02.png"/>
+                    <pic:cNvPicPr/>
+                  </pic:nvPicPr>
+                  <pic:blipFill>
+                    <a:blip r:embed="rId10"/>
+                    <a:stretch>
+                      <a:fillRect/>
+                    </a:stretch>
+                  </pic:blipFill>
+                  <pic:spPr>
+                    <a:xfrm>
+                      <a:off x="0" y="0"/>
+                      <a:ext cx="5486400" cy="3182112"/>
+                    </a:xfrm>
+                    <a:prstGeom prst="rect"/>
+                  </pic:spPr>
+                </pic:pic>
+              </a:graphicData>
+            </a:graphic>
+          </wp:inline>
+        </w:drawing>
+      </w:r>
+    </w:p>
+    <w:p>
+      <w:pPr>
+        <w:pStyle w:val="Heading3"/>
+      </w:pPr>
+      <w:r>
+        <w:t>Read the picture one step at a time</w:t>
+      </w:r>
+    </w:p>
+    <w:tbl>
+      <w:tblPr>
+        <w:tblStyle w:val="LightShading-Accent1"/>
+        <w:tblW w:type="auto" w:w="0"/>
+        <w:tblLook w:firstColumn="1" w:firstRow="1" w:lastColumn="0" w:lastRow="0" w:noHBand="0" w:noVBand="1" w:val="04A0"/>
+      </w:tblPr>
+      <w:tblGrid>
+        <w:gridCol w:w="5112"/>
+        <w:gridCol w:w="5112"/>
+      </w:tblGrid>
+      <w:tr>
+        <w:trPr>
+          <w:tblHeader/>
+        </w:trPr>
+        <w:tc>
+          <w:tcPr>
+            <w:tcW w:type="dxa" w:w="5112"/>
+          </w:tcPr>
+          <w:p>
+            <w:r>
+              <w:t>Step</w:t>
+            </w:r>
+          </w:p>
+        </w:tc>
+        <w:tc>
+          <w:tcPr>
+            <w:tcW w:type="dxa" w:w="5112"/>
+          </w:tcPr>
+          <w:p>
+            <w:r>
+              <w:t>What happens and why</w:t>
+            </w:r>
+          </w:p>
+        </w:tc>
+      </w:tr>
+      <w:tr>
+        <w:tc>
+          <w:tcPr>
+            <w:tcW w:type="dxa" w:w="5112"/>
+          </w:tcPr>
+          <w:p>
+            <w:r>
+              <w:t>1. Keep slice rates</w:t>
+            </w:r>
+          </w:p>
+        </w:tc>
+        <w:tc>
+          <w:tcPr>
+            <w:tcW w:type="dxa" w:w="5112"/>
+          </w:tcPr>
+          <w:p>
+            <w:r>
+              <w:t>Bright is 80% in both mixes; dim is 50% in both.</w:t>
+            </w:r>
+          </w:p>
+        </w:tc>
+      </w:tr>
+      <w:tr>
+        <w:tc>
+          <w:tcPr>
+            <w:tcW w:type="dxa" w:w="5112"/>
+          </w:tcPr>
+          <w:p>
+            <w:r>
+              <w:t>2. Old pooled rate</w:t>
+            </w:r>
+          </w:p>
+        </w:tc>
+        <w:tc>
+          <w:tcPr>
+            <w:tcW w:type="dxa" w:w="5112"/>
+          </w:tcPr>
+          <w:p>
+            <w:r>
+              <w:t>Old accuracy 37/50=74%.</w:t>
+            </w:r>
+          </w:p>
+        </w:tc>
+      </w:tr>
+      <w:tr>
+        <w:tc>
+          <w:tcPr>
+            <w:tcW w:type="dxa" w:w="5112"/>
+          </w:tcPr>
+          <w:p>
+            <w:r>
+              <w:t>3. New pooled rate</w:t>
+            </w:r>
+          </w:p>
+        </w:tc>
+        <w:tc>
+          <w:tcPr>
+            <w:tcW w:type="dxa" w:w="5112"/>
+          </w:tcPr>
+          <w:p>
+            <w:r>
+              <w:t>New accuracy 28/50=56%; more use now occurs in the harder dim setting.</w:t>
+            </w:r>
+          </w:p>
+        </w:tc>
+      </w:tr>
+    </w:tbl>
+    <w:p>
+      <w:r>
+        <w:t>Match each pictured step to the supplied facts. This is a worked teaching case, not an independent assessment.</w:t>
+      </w:r>
+    </w:p>
+    <w:p>
+      <w:pPr>
+        <w:spacing w:line="336" w:lineRule="auto" w:after="180"/>
+      </w:pPr>
+      <w:r>
+        <w:rPr>
+          <w:b w:val="0"/>
+        </w:rPr>
+        <w:t>A pooled rate depends on how often each condition appears as well as performance within that condition. Bright and dim accuracy stay fixed in this example. The new use contains more dim cases, so its pooled accuracy falls.</w:t>
+      </w:r>
+    </w:p>
+    <w:p>
+      <w:pPr>
+        <w:spacing w:line="336" w:lineRule="auto" w:after="180"/>
+      </w:pPr>
+      <w:r>
+        <w:rPr>
+          <w:b w:val="0"/>
+        </w:rPr>
+        <w:t>Report both group counts and group rates before concluding that the network itself deteriorated.</w:t>
+      </w:r>
+    </w:p>
+    <w:p>
+      <w:pPr>
+        <w:spacing w:line="336" w:lineRule="auto" w:after="180"/>
+      </w:pPr>
+      <w:r>
+        <w:rPr>
+          <w:b w:val="0"/>
+        </w:rPr>
+        <w:t>Real shift can also change labels, sensors and within-slice behaviour; this toy decomposition isolates only mixture change.</w:t>
+      </w:r>
+    </w:p>
+    <w:p>
+      <w:pPr>
+        <w:spacing w:line="336" w:lineRule="auto" w:after="180"/>
+      </w:pPr>
+      <w:r>
+        <w:rPr>
+          <w:b w:val="0"/>
+        </w:rPr>
+        <w:t>Change: New-use mix returns to40 bright and 10 dim with the same slice rates.</w:t>
+      </w:r>
+    </w:p>
+    <w:p>
+      <w:pPr>
+        <w:spacing w:line="336" w:lineRule="auto" w:after="180"/>
+      </w:pPr>
+      <w:r>
+        <w:rPr>
+          <w:b/>
+        </w:rPr>
+        <w:t>Prediction</w:t>
+      </w:r>
+      <w:r>
+        <w:rPr>
+          <w:b w:val="0"/>
+        </w:rPr>
+        <w:t>: Pooled accuracy returns to74%.</w:t>
+      </w:r>
+    </w:p>
+    <w:p>
+      <w:pPr>
+        <w:spacing w:line="336" w:lineRule="auto" w:after="180"/>
+      </w:pPr>
+      <w:r>
+        <w:rPr>
+          <w:b w:val="0"/>
+        </w:rPr>
+        <w:t>Reason: The mixture weights change, while each slice’s conditional performance stays fixed.</w:t>
+      </w:r>
+    </w:p>
+    <w:p>
+      <w:pPr>
+        <w:pStyle w:val="Heading2"/>
+      </w:pPr>
+      <w:r>
+        <w:t>Earlier wording, alternatives and picture transcripts · reference / check after trying</w:t>
       </w:r>
     </w:p>
     <w:tbl>
@@ -1003,6 +2046,48 @@
         <w:pStyle w:val="Heading3"/>
       </w:pPr>
       <w:r>
+        <w:t>Model the reasoning aloud</w:t>
+      </w:r>
+    </w:p>
+    <w:p>
+      <w:pPr>
+        <w:spacing w:line="336" w:lineRule="auto" w:after="180"/>
+      </w:pPr>
+      <w:r>
+        <w:rPr>
+          <w:b w:val="0"/>
+        </w:rPr>
+        <w:t xml:space="preserve">Use the complete worked example below before asking learners to complete W2. Reveal a small part, invite a </w:t>
+      </w:r>
+      <w:r>
+        <w:rPr>
+          <w:b/>
+        </w:rPr>
+        <w:t>prediction</w:t>
+      </w:r>
+      <w:r>
+        <w:rPr>
+          <w:b w:val="0"/>
+        </w:rPr>
+        <w:t>, then explain the deciding step.</w:t>
+      </w:r>
+    </w:p>
+    <w:p>
+      <w:pPr>
+        <w:spacing w:line="336" w:lineRule="auto" w:after="180"/>
+      </w:pPr>
+      <w:r>
+        <w:rPr>
+          <w:b w:val="0"/>
+        </w:rPr>
+        <w:t>These teacher notes contain solutions; do not reveal the independent case answer during modelling.</w:t>
+      </w:r>
+    </w:p>
+    <w:p>
+      <w:pPr>
+        <w:pStyle w:val="Heading3"/>
+      </w:pPr>
+      <w:r>
         <w:t>The same group rates meet a different mix</w:t>
       </w:r>
     </w:p>
@@ -1122,283 +2207,6 @@
         <w:t>The weaker group becomes more common. Overall mistakes rise from 18 of 100 to 42 of 100 without any change in these observed within-group accuracy rates.</w:t>
       </w:r>
     </w:p>
-    <w:p>
-      <w:pPr>
-        <w:pStyle w:val="Heading3"/>
-      </w:pPr>
-      <w:r>
-        <w:t>Explain Dataset shift in neural models · 5</w:t>
-      </w:r>
-    </w:p>
-    <w:p>
-      <w:pPr>
-        <w:spacing w:line="336" w:lineRule="auto" w:after="180"/>
-      </w:pPr>
-      <w:r>
-        <w:rPr>
-          <w:b w:val="0"/>
-        </w:rPr>
-        <w:t>Guided: 45 clear plus 25 dim cases are correct, giving 70 of 100 or 70 percent. This assumes exactly the stated group rates hold in that cohort. Exit: the mix change is observed, but accuracy is unknown without checked labels.</w:t>
-      </w:r>
-    </w:p>
-    <w:p>
-      <w:pPr>
-        <w:spacing w:line="336" w:lineRule="auto" w:after="180"/>
-      </w:pPr>
-      <w:r>
-        <w:rPr>
-          <w:b w:val="0"/>
-        </w:rPr>
-        <w:t xml:space="preserve">Gather a labelled audit and check model/pipeline versions. Cases used to choose or fit a change cannot also provide independent final </w:t>
-      </w:r>
-      <w:r>
-        <w:rPr>
-          <w:b/>
-        </w:rPr>
-        <w:t>evidence</w:t>
-      </w:r>
-      <w:r>
-        <w:rPr>
-          <w:b w:val="0"/>
-        </w:rPr>
-        <w:t>.</w:t>
-      </w:r>
-    </w:p>
-    <w:p>
-      <w:pPr>
-        <w:spacing w:line="336" w:lineRule="auto" w:after="180"/>
-      </w:pPr>
-      <w:r>
-        <w:rPr>
-          <w:b w:val="0"/>
-        </w:rPr>
-        <w:t>Reserve new appropriate cases and compare original and revised models on the same cases with group and overall results.</w:t>
-      </w:r>
-    </w:p>
-    <w:p>
-      <w:pPr>
-        <w:pStyle w:val="Heading3"/>
-      </w:pPr>
-      <w:r>
-        <w:t>Model the reasoning aloud</w:t>
-      </w:r>
-    </w:p>
-    <w:p>
-      <w:pPr>
-        <w:spacing w:line="336" w:lineRule="auto" w:after="180"/>
-      </w:pPr>
-      <w:r>
-        <w:rPr>
-          <w:b w:val="0"/>
-        </w:rPr>
-        <w:t xml:space="preserve">Use the complete worked example below before asking learners to complete W2. Reveal a small part, invite a </w:t>
-      </w:r>
-      <w:r>
-        <w:rPr>
-          <w:b/>
-        </w:rPr>
-        <w:t>prediction</w:t>
-      </w:r>
-      <w:r>
-        <w:rPr>
-          <w:b w:val="0"/>
-        </w:rPr>
-        <w:t>, then explain the deciding step.</w:t>
-      </w:r>
-    </w:p>
-    <w:p>
-      <w:pPr>
-        <w:spacing w:line="336" w:lineRule="auto" w:after="180"/>
-      </w:pPr>
-      <w:r>
-        <w:rPr>
-          <w:b w:val="0"/>
-        </w:rPr>
-        <w:t>These teacher notes contain solutions; do not reveal the independent case answer during modelling.</w:t>
-      </w:r>
-    </w:p>
-    <w:p>
-      <w:pPr>
-        <w:pStyle w:val="Heading3"/>
-      </w:pPr>
-      <w:r>
-        <w:t>The same group rates meet a different mix</w:t>
-      </w:r>
-    </w:p>
-    <w:tbl>
-      <w:tblPr>
-        <w:tblStyle w:val="LightShading-Accent1"/>
-        <w:tblW w:type="auto" w:w="0"/>
-        <w:tblLook w:firstColumn="1" w:firstRow="1" w:lastColumn="0" w:lastRow="0" w:noHBand="0" w:noVBand="1" w:val="04A0"/>
-      </w:tblPr>
-      <w:tblGrid>
-        <w:gridCol w:w="3408"/>
-        <w:gridCol w:w="3408"/>
-        <w:gridCol w:w="3408"/>
-      </w:tblGrid>
-      <w:tr>
-        <w:trPr>
-          <w:tblHeader/>
-        </w:trPr>
-        <w:tc>
-          <w:tcPr>
-            <w:tcW w:type="dxa" w:w="3408"/>
-          </w:tcPr>
-          <w:p>
-            <w:r>
-              <w:t>Group</w:t>
-            </w:r>
-          </w:p>
-        </w:tc>
-        <w:tc>
-          <w:tcPr>
-            <w:tcW w:type="dxa" w:w="3408"/>
-          </w:tcPr>
-          <w:p>
-            <w:r>
-              <w:t>Development share</w:t>
-            </w:r>
-          </w:p>
-        </w:tc>
-        <w:tc>
-          <w:tcPr>
-            <w:tcW w:type="dxa" w:w="3408"/>
-          </w:tcPr>
-          <w:p>
-            <w:r>
-              <w:t>New-use share</w:t>
-            </w:r>
-          </w:p>
-        </w:tc>
-      </w:tr>
-      <w:tr>
-        <w:tc>
-          <w:tcPr>
-            <w:tcW w:type="dxa" w:w="3408"/>
-          </w:tcPr>
-          <w:p>
-            <w:r>
-              <w:t>Clear, 90% correct</w:t>
-            </w:r>
-          </w:p>
-        </w:tc>
-        <w:tc>
-          <w:tcPr>
-            <w:tcW w:type="dxa" w:w="3408"/>
-          </w:tcPr>
-          <w:p>
-            <w:r>
-              <w:t>80 of 100</w:t>
-            </w:r>
-          </w:p>
-        </w:tc>
-        <w:tc>
-          <w:tcPr>
-            <w:tcW w:type="dxa" w:w="3408"/>
-          </w:tcPr>
-          <w:p>
-            <w:r>
-              <w:t>20 of 100</w:t>
-            </w:r>
-          </w:p>
-        </w:tc>
-      </w:tr>
-      <w:tr>
-        <w:tc>
-          <w:tcPr>
-            <w:tcW w:type="dxa" w:w="3408"/>
-          </w:tcPr>
-          <w:p>
-            <w:r>
-              <w:t>Dim, 50% correct</w:t>
-            </w:r>
-          </w:p>
-        </w:tc>
-        <w:tc>
-          <w:tcPr>
-            <w:tcW w:type="dxa" w:w="3408"/>
-          </w:tcPr>
-          <w:p>
-            <w:r>
-              <w:t>20 of 100</w:t>
-            </w:r>
-          </w:p>
-        </w:tc>
-        <w:tc>
-          <w:tcPr>
-            <w:tcW w:type="dxa" w:w="3408"/>
-          </w:tcPr>
-          <w:p>
-            <w:r>
-              <w:t>80 of 100</w:t>
-            </w:r>
-          </w:p>
-        </w:tc>
-      </w:tr>
-    </w:tbl>
-    <w:p>
-      <w:r>
-        <w:t>The weaker group becomes more common. Overall mistakes rise from 18 of 100 to 42 of 100 without any change in these observed within-group accuracy rates.</w:t>
-      </w:r>
-    </w:p>
-    <w:p>
-      <w:pPr>
-        <w:pStyle w:val="Heading3"/>
-      </w:pPr>
-      <w:r>
-        <w:t>Model the reasoning aloud · 6</w:t>
-      </w:r>
-    </w:p>
-    <w:p>
-      <w:pPr>
-        <w:spacing w:line="336" w:lineRule="auto" w:after="180"/>
-      </w:pPr>
-      <w:r>
-        <w:rPr>
-          <w:b w:val="0"/>
-        </w:rPr>
-        <w:t>The arithmetic explains this constructed aggregate difference. It does not prove that dim lighting caused each real error or that these group rates will stay fixed in future samples.</w:t>
-      </w:r>
-    </w:p>
-    <w:p>
-      <w:pPr>
-        <w:spacing w:line="336" w:lineRule="auto" w:after="180"/>
-      </w:pPr>
-      <w:r>
-        <w:rPr>
-          <w:b w:val="0"/>
-        </w:rPr>
-        <w:t>Report group counts and uncertainty about generalisation. Review specific errors and reference labels as in Week 29.</w:t>
-      </w:r>
-    </w:p>
-    <w:p>
-      <w:pPr>
-        <w:pStyle w:val="Heading3"/>
-      </w:pPr>
-      <w:r>
-        <w:t>If a new cohort has 50 clear and 50 dim cases, and exactly 90 percent and 50 percent are correct respectively, how many correct cases and what overall accuracy result? State the assumption behind this calculation.</w:t>
-      </w:r>
-    </w:p>
-    <w:p>
-      <w:r>
-        <w:t>________________________________________________________________</w:t>
-      </w:r>
-    </w:p>
-    <w:p>
-      <w:r>
-        <w:t>________________________________________________________________</w:t>
-      </w:r>
-    </w:p>
-    <w:p>
-      <w:r>
-        <w:t>________________________________________________________________</w:t>
-      </w:r>
-    </w:p>
-    <w:p>
-      <w:r>
-        <w:t>________________________________________________________________</w:t>
-      </w:r>
-    </w:p>
     <w:tbl>
       <w:tblPr>
         <w:tblStyle w:val="LightShading-Accent1"/>
@@ -1522,73 +2330,10 @@
     </w:p>
     <w:p>
       <w:pPr>
-        <w:spacing w:line="336" w:lineRule="auto" w:after="180"/>
-      </w:pPr>
-      <w:r>
-        <w:rPr>
-          <w:b w:val="0"/>
-        </w:rPr>
-        <w:t>Separate within-setting performance from changing setting proportions.</w:t>
-      </w:r>
-    </w:p>
-    <w:p>
-      <w:pPr>
         <w:pStyle w:val="Heading3"/>
       </w:pPr>
       <w:r>
         <w:t>The facts we will use</w:t>
-      </w:r>
-    </w:p>
-    <w:p>
-      <w:pPr>
-        <w:pStyle w:val="Heading3"/>
-      </w:pPr>
-      <w:r>
-        <w:t>Supplied facts</w:t>
-      </w:r>
-    </w:p>
-    <w:p>
-      <w:pPr>
-        <w:spacing w:line="336" w:lineRule="auto" w:after="180"/>
-        <w:shd w:fill="F1F6FC"/>
-      </w:pPr>
-      <w:r>
-        <w:rPr>
-          <w:b w:val="0"/>
-        </w:rPr>
-        <w:t>Toy old-use mix: bright 40 cases 32 correct; dim 10 cases 5 correct. New-use mix: bright 10 cases 8 correct; dim 40 cases 20 correct.</w:t>
-      </w:r>
-    </w:p>
-    <w:p>
-      <w:pPr>
-        <w:pStyle w:val="Heading3"/>
-      </w:pPr>
-      <w:r>
-        <w:t>Supplied facts</w:t>
-      </w:r>
-    </w:p>
-    <w:p>
-      <w:pPr>
-        <w:spacing w:line="336" w:lineRule="auto" w:after="180"/>
-        <w:shd w:fill="F1F6FC"/>
-      </w:pPr>
-      <w:r>
-        <w:rPr>
-          <w:b w:val="0"/>
-        </w:rPr>
-        <w:t xml:space="preserve">All </w:t>
-      </w:r>
-      <w:r>
-        <w:rPr>
-          <w:b/>
-        </w:rPr>
-        <w:t>input</w:t>
-      </w:r>
-      <w:r>
-        <w:rPr>
-          <w:b w:val="0"/>
-        </w:rPr>
-        <w:t>s and outcomes in this worked example are invented classroom data; no real model run is claimed.</w:t>
       </w:r>
     </w:p>
     <w:p>
@@ -1596,7 +2341,7 @@
         <w:drawing>
           <wp:inline xmlns:a="http://schemas.openxmlformats.org/drawingml/2006/main" xmlns:pic="http://schemas.openxmlformats.org/drawingml/2006/picture">
             <wp:extent cx="5486400" cy="3621314"/>
-            <wp:docPr id="1" name="Picture 1" descr="Fixed slice rates, changed pooled accuracy"/>
+            <wp:docPr id="3" name="Picture 3" descr="Fixed slice rates, changed pooled accuracy"/>
             <wp:cNvGraphicFramePr>
               <a:graphicFrameLocks noChangeAspect="1"/>
             </wp:cNvGraphicFramePr>
@@ -1608,7 +2353,7 @@
                     <pic:cNvPicPr/>
                   </pic:nvPicPr>
                   <pic:blipFill>
-                    <a:blip r:embed="rId9"/>
+                    <a:blip r:embed="rId11"/>
                     <a:stretch>
                       <a:fillRect/>
                     </a:stretch>
@@ -1632,7 +2377,7 @@
         <w:drawing>
           <wp:inline xmlns:a="http://schemas.openxmlformats.org/drawingml/2006/main" xmlns:pic="http://schemas.openxmlformats.org/drawingml/2006/picture">
             <wp:extent cx="5486400" cy="5185229"/>
-            <wp:docPr id="2" name="Picture 2" descr="Dataset shift in neural models. Keep slice rates: Bright is 80% in both mixes; dim is 50% in both.. Old pooled rate: Old accuracy 37/50=74%.. New pooled rate: New accuracy 28/50=56%; more use now occurs in the harder dim setting."/>
+            <wp:docPr id="4" name="Picture 4" descr="Dataset shift in neural models. Keep slice rates: Bright is 80% in both mixes; dim is 50% in both.. Old pooled rate: Old accuracy 37/50=74%.. New pooled rate: New accuracy 28/50=56%; more use now occurs in the harder dim setting."/>
             <wp:cNvGraphicFramePr>
               <a:graphicFrameLocks noChangeAspect="1"/>
             </wp:cNvGraphicFramePr>
@@ -1644,7 +2389,7 @@
                     <pic:cNvPicPr/>
                   </pic:nvPicPr>
                   <pic:blipFill>
-                    <a:blip r:embed="rId10"/>
+                    <a:blip r:embed="rId12"/>
                     <a:stretch>
                       <a:fillRect/>
                     </a:stretch>
@@ -1668,114 +2413,7 @@
         <w:pStyle w:val="Heading3"/>
       </w:pPr>
       <w:r>
-        <w:t>Read the picture one step at a time</w:t>
-      </w:r>
-    </w:p>
-    <w:tbl>
-      <w:tblPr>
-        <w:tblStyle w:val="LightShading-Accent1"/>
-        <w:tblW w:type="auto" w:w="0"/>
-        <w:tblLook w:firstColumn="1" w:firstRow="1" w:lastColumn="0" w:lastRow="0" w:noHBand="0" w:noVBand="1" w:val="04A0"/>
-      </w:tblPr>
-      <w:tblGrid>
-        <w:gridCol w:w="5112"/>
-        <w:gridCol w:w="5112"/>
-      </w:tblGrid>
-      <w:tr>
-        <w:trPr>
-          <w:tblHeader/>
-        </w:trPr>
-        <w:tc>
-          <w:tcPr>
-            <w:tcW w:type="dxa" w:w="5112"/>
-          </w:tcPr>
-          <w:p>
-            <w:r>
-              <w:t>Step</w:t>
-            </w:r>
-          </w:p>
-        </w:tc>
-        <w:tc>
-          <w:tcPr>
-            <w:tcW w:type="dxa" w:w="5112"/>
-          </w:tcPr>
-          <w:p>
-            <w:r>
-              <w:t>What happens and why</w:t>
-            </w:r>
-          </w:p>
-        </w:tc>
-      </w:tr>
-      <w:tr>
-        <w:tc>
-          <w:tcPr>
-            <w:tcW w:type="dxa" w:w="5112"/>
-          </w:tcPr>
-          <w:p>
-            <w:r>
-              <w:t>1. Keep slice rates</w:t>
-            </w:r>
-          </w:p>
-        </w:tc>
-        <w:tc>
-          <w:tcPr>
-            <w:tcW w:type="dxa" w:w="5112"/>
-          </w:tcPr>
-          <w:p>
-            <w:r>
-              <w:t>Bright is 80% in both mixes; dim is 50% in both.</w:t>
-            </w:r>
-          </w:p>
-        </w:tc>
-      </w:tr>
-      <w:tr>
-        <w:tc>
-          <w:tcPr>
-            <w:tcW w:type="dxa" w:w="5112"/>
-          </w:tcPr>
-          <w:p>
-            <w:r>
-              <w:t>2. Old pooled rate</w:t>
-            </w:r>
-          </w:p>
-        </w:tc>
-        <w:tc>
-          <w:tcPr>
-            <w:tcW w:type="dxa" w:w="5112"/>
-          </w:tcPr>
-          <w:p>
-            <w:r>
-              <w:t>Old accuracy 37/50=74%.</w:t>
-            </w:r>
-          </w:p>
-        </w:tc>
-      </w:tr>
-      <w:tr>
-        <w:tc>
-          <w:tcPr>
-            <w:tcW w:type="dxa" w:w="5112"/>
-          </w:tcPr>
-          <w:p>
-            <w:r>
-              <w:t>3. New pooled rate</w:t>
-            </w:r>
-          </w:p>
-        </w:tc>
-        <w:tc>
-          <w:tcPr>
-            <w:tcW w:type="dxa" w:w="5112"/>
-          </w:tcPr>
-          <w:p>
-            <w:r>
-              <w:t>New accuracy 28/50=56%; more use now occurs in the harder dim setting.</w:t>
-            </w:r>
-          </w:p>
-        </w:tc>
-      </w:tr>
-    </w:tbl>
-    <w:p>
-      <w:r>
-        <w:t>Match each pictured step to the supplied facts. This is a worked teaching case, not an independent assessment.</w:t>
+        <w:t>Why this result follows</w:t>
       </w:r>
     </w:p>
     <w:p>
@@ -1783,7 +2421,7 @@
         <w:pStyle w:val="Heading3"/>
       </w:pPr>
       <w:r>
-        <w:t>Why this result follows</w:t>
+        <w:t>What this example does not establish</w:t>
       </w:r>
     </w:p>
     <w:p>
@@ -1791,149 +2429,191 @@
         <w:pStyle w:val="Heading3"/>
       </w:pPr>
       <w:r>
-        <w:t>Why the result follows</w:t>
+        <w:t>Change one thing in the pictured case</w:t>
       </w:r>
     </w:p>
     <w:p>
       <w:pPr>
-        <w:spacing w:line="336" w:lineRule="auto" w:after="180"/>
-        <w:shd w:fill="F1F6FC"/>
-      </w:pPr>
-      <w:r>
-        <w:rPr>
-          <w:b w:val="0"/>
-        </w:rPr>
-        <w:t>A pooled rate depends on how often each condition appears as well as performance within that condition. Bright and dim accuracy stay fixed in this example. The new use contains more dim cases, so its pooled accuracy falls.</w:t>
+        <w:pStyle w:val="Heading3"/>
+      </w:pPr>
+      <w:r>
+        <w:t>Ask while showing the picture</w:t>
       </w:r>
     </w:p>
     <w:p>
       <w:pPr>
         <w:spacing w:line="336" w:lineRule="auto" w:after="180"/>
-        <w:shd w:fill="F1F6FC"/>
       </w:pPr>
       <w:r>
         <w:rPr>
           <w:b w:val="0"/>
         </w:rPr>
-        <w:t>Report both group counts and group rates before concluding that the network itself deteriorated.</w:t>
+        <w:t xml:space="preserve">Cover the result. Ask learners to name the </w:t>
+      </w:r>
+      <w:r>
+        <w:rPr>
+          <w:b/>
+        </w:rPr>
+        <w:t>input</w:t>
+      </w:r>
+      <w:r>
+        <w:rPr>
+          <w:b w:val="0"/>
+        </w:rPr>
+        <w:t xml:space="preserve">s and predict the next step. Uncover one step, connect the icon to the actual procedure, and explain its </w:t>
+      </w:r>
+      <w:r>
+        <w:rPr>
+          <w:b/>
+        </w:rPr>
+        <w:t>evidence</w:t>
+      </w:r>
+      <w:r>
+        <w:rPr>
+          <w:b w:val="0"/>
+        </w:rPr>
+        <w:t>. Then change the supplied condition and compare.</w:t>
       </w:r>
     </w:p>
     <w:p>
       <w:pPr>
-        <w:pStyle w:val="Heading3"/>
-      </w:pPr>
-      <w:r>
-        <w:t>What this example does not establish</w:t>
+        <w:spacing w:line="336" w:lineRule="auto" w:after="180"/>
+      </w:pPr>
+      <w:r>
+        <w:rPr>
+          <w:b w:val="0"/>
+        </w:rPr>
+        <w:t>The picture is a representation; it does not document execution of a real AI model.</w:t>
       </w:r>
     </w:p>
     <w:p>
       <w:pPr>
-        <w:pStyle w:val="Heading3"/>
-      </w:pPr>
-      <w:r>
-        <w:t>Keep the stated limit</w:t>
+        <w:pStyle w:val="Heading1"/>
+      </w:pPr>
+      <w:r>
+        <w:t>03. Model a step,then remove help</w:t>
       </w:r>
     </w:p>
     <w:p>
-      <w:pPr>
-        <w:spacing w:line="336" w:lineRule="auto" w:after="180"/>
-        <w:shd w:fill="FFF5E6"/>
-      </w:pPr>
-      <w:r>
-        <w:rPr>
-          <w:b w:val="0"/>
-        </w:rPr>
-        <w:t>Real shift can also change labels, sensors and within-slice behaviour; this toy decomposition isolates only mixture change.</w:t>
+      <w:r>
+        <w:t>Collect each learner’s reasoning before showing a key.</w:t>
       </w:r>
     </w:p>
     <w:p>
       <w:pPr>
-        <w:pStyle w:val="Heading3"/>
-      </w:pPr>
-      <w:r>
-        <w:t>Change one thing in the pictured case</w:t>
+        <w:pStyle w:val="Heading2"/>
+      </w:pPr>
+      <w:r>
+        <w:t>Current completion task and checked reasoning</w:t>
       </w:r>
     </w:p>
     <w:p>
       <w:pPr>
-        <w:pStyle w:val="Heading3"/>
-      </w:pPr>
-      <w:r>
-        <w:t>Change one thing</w:t>
+        <w:spacing w:line="336" w:lineRule="auto" w:after="180"/>
+      </w:pPr>
+      <w:r>
+        <w:rPr>
+          <w:b w:val="0"/>
+        </w:rPr>
+        <w:t>Completion task: Calculate overall correct counts, accuracy and errors in both cohorts, plus the percentage-point drop. Explain why averaging 90 percent and 50 percent without weights gives the wrong overall result here.</w:t>
       </w:r>
     </w:p>
     <w:p>
       <w:pPr>
         <w:spacing w:line="336" w:lineRule="auto" w:after="180"/>
-        <w:shd w:fill="F5F1FB"/>
       </w:pPr>
       <w:r>
         <w:rPr>
           <w:b w:val="0"/>
         </w:rPr>
-        <w:t>Change: New-use mix returns to40 bright and 10 dim with the same slice rates.</w:t>
+        <w:t>Teacher check: Teacher explanation: Development has 82 correct and 18 errors out of 100, or 82 percent accuracy. New use has 58 correct and 42 errors out of 100, or 58 percent. The drop is 24 percentage points.</w:t>
       </w:r>
     </w:p>
     <w:p>
       <w:pPr>
-        <w:pStyle w:val="Heading3"/>
-      </w:pPr>
-      <w:r>
-        <w:t>Predicted result</w:t>
+        <w:spacing w:line="336" w:lineRule="auto" w:after="180"/>
+      </w:pPr>
+      <w:r>
+        <w:rPr>
+          <w:b w:val="0"/>
+        </w:rPr>
+        <w:t>An unweighted mean gives 70 percent and ignores the unequal group sizes.</w:t>
       </w:r>
     </w:p>
     <w:p>
       <w:pPr>
         <w:spacing w:line="336" w:lineRule="auto" w:after="180"/>
-        <w:shd w:fill="F1F6FC"/>
-      </w:pPr>
+      </w:pPr>
+      <w:r>
+        <w:rPr>
+          <w:b w:val="0"/>
+        </w:rPr>
+        <w:t xml:space="preserve">Start by identifying the given </w:t>
+      </w:r>
       <w:r>
         <w:rPr>
           <w:b/>
         </w:rPr>
-        <w:t>Prediction</w:t>
+        <w:t>input</w:t>
       </w:r>
       <w:r>
         <w:rPr>
           <w:b w:val="0"/>
         </w:rPr>
-        <w:t>: Pooled accuracy returns to74%.</w:t>
+        <w:t>s together. Leave the intermediate steps blank. If needed, model one step, then withdraw that help on the next step. Move to a full trace only when the partial trace is understood.</w:t>
       </w:r>
     </w:p>
     <w:p>
       <w:pPr>
-        <w:pStyle w:val="Heading3"/>
-      </w:pPr>
-      <w:r>
-        <w:t>Why the result follows</w:t>
+        <w:spacing w:line="336" w:lineRule="auto" w:after="180"/>
+      </w:pPr>
+      <w:r>
+        <w:rPr>
+          <w:b w:val="0"/>
+        </w:rPr>
+        <w:t>For partners, alternate explainer and checker; collect a response from every learner before discussion.</w:t>
       </w:r>
     </w:p>
     <w:p>
       <w:pPr>
-        <w:spacing w:line="336" w:lineRule="auto" w:after="180"/>
-        <w:shd w:fill="F1F6FC"/>
-      </w:pPr>
-      <w:r>
-        <w:rPr>
-          <w:b w:val="0"/>
-        </w:rPr>
-        <w:t>Reason: The mixture weights change, while each slice’s conditional performance stays fixed.</w:t>
+        <w:pStyle w:val="Heading2"/>
+      </w:pPr>
+      <w:r>
+        <w:t>Individual misconception check</w:t>
       </w:r>
     </w:p>
     <w:p>
       <w:pPr>
-        <w:pStyle w:val="Heading3"/>
-      </w:pPr>
-      <w:r>
-        <w:t>Ask while showing the picture</w:t>
+        <w:spacing w:line="336" w:lineRule="auto" w:after="180"/>
+      </w:pPr>
+      <w:r>
+        <w:rPr>
+          <w:b w:val="0"/>
+        </w:rPr>
+        <w:t xml:space="preserve">Use the worked case for </w:t>
+      </w:r>
+      <w:r>
+        <w:rPr>
+          <w:b/>
+        </w:rPr>
+        <w:t>Dataset shift</w:t>
+      </w:r>
+      <w:r>
+        <w:rPr>
+          <w:b w:val="0"/>
+        </w:rPr>
+        <w:t xml:space="preserve"> in neural models. Proposed explanation: “Average the percentages regardless of group sizes”. Decide whether this explanation is supported.</w:t>
       </w:r>
     </w:p>
     <w:p>
       <w:pPr>
-        <w:pStyle w:val="Heading3"/>
-      </w:pPr>
-      <w:r>
-        <w:t>Ask while showing the picture · 7</w:t>
+        <w:spacing w:line="336" w:lineRule="auto" w:after="180"/>
+      </w:pPr>
+      <w:r>
+        <w:rPr>
+          <w:b w:val="0"/>
+        </w:rPr>
+        <w:t>Point to the step or supplied fact that decides; explain your repair if needed.</w:t>
       </w:r>
     </w:p>
     <w:p>
@@ -1944,31 +2624,7 @@
         <w:rPr>
           <w:b w:val="0"/>
         </w:rPr>
-        <w:t xml:space="preserve">Cover the result. Ask learners to name the </w:t>
-      </w:r>
-      <w:r>
-        <w:rPr>
-          <w:b/>
-        </w:rPr>
-        <w:t>input</w:t>
-      </w:r>
-      <w:r>
-        <w:rPr>
-          <w:b w:val="0"/>
-        </w:rPr>
-        <w:t xml:space="preserve">s and predict the next step. Uncover one step, connect the icon to the actual procedure, and explain its </w:t>
-      </w:r>
-      <w:r>
-        <w:rPr>
-          <w:b/>
-        </w:rPr>
-        <w:t>evidence</w:t>
-      </w:r>
-      <w:r>
-        <w:rPr>
-          <w:b w:val="0"/>
-        </w:rPr>
-        <w:t>. Then change the supplied condition and compare.</w:t>
+        <w:t>Expected correction: Overall accuracy is total correct divided by total cases; group accuracies need weights proportional to group size.</w:t>
       </w:r>
     </w:p>
     <w:p>
@@ -1979,20 +2635,178 @@
         <w:rPr>
           <w:b w:val="0"/>
         </w:rPr>
-        <w:t>The picture is a representation; it does not document execution of a real AI model.</w:t>
+        <w:t>Collect explanations, not only yes/no votes. If a misunderstanding is common, re-model the relevant step for the class.</w:t>
       </w:r>
     </w:p>
     <w:p>
       <w:pPr>
-        <w:pStyle w:val="Heading1"/>
-      </w:pPr>
-      <w:r>
-        <w:t>03. Demonstrate and guide practice</w:t>
+        <w:spacing w:line="336" w:lineRule="auto" w:after="180"/>
+      </w:pPr>
+      <w:r>
+        <w:rPr>
+          <w:b w:val="0"/>
+        </w:rPr>
+        <w:t>If it affects a few learners, give a short targeted group explanation while others solve a more demanding variation.</w:t>
       </w:r>
     </w:p>
     <w:p>
-      <w:r>
-        <w:t>Demonstrate Dataset shift in neural models, reduce support deliberately and check individual reasoning before discussing answers.</w:t>
+      <w:pPr>
+        <w:pStyle w:val="Heading2"/>
+      </w:pPr>
+      <w:r>
+        <w:t>Pictured reasoning and changed case</w:t>
+      </w:r>
+    </w:p>
+    <w:p>
+      <w:pPr>
+        <w:spacing w:line="336" w:lineRule="auto" w:after="180"/>
+      </w:pPr>
+      <w:r>
+        <w:rPr>
+          <w:b w:val="0"/>
+        </w:rPr>
+        <w:t xml:space="preserve">Did the supplied model’s dim-light accuracy deteriorate? Point to the relevant step in the picture, then write the changed result and the rule or </w:t>
+      </w:r>
+      <w:r>
+        <w:rPr>
+          <w:b/>
+        </w:rPr>
+        <w:t>evidence</w:t>
+      </w:r>
+      <w:r>
+        <w:rPr>
+          <w:b w:val="0"/>
+        </w:rPr>
+        <w:t xml:space="preserve"> that supports it.</w:t>
+      </w:r>
+    </w:p>
+    <w:p>
+      <w:pPr>
+        <w:spacing w:line="336" w:lineRule="auto" w:after="180"/>
+      </w:pPr>
+      <w:r>
+        <w:rPr>
+          <w:b w:val="0"/>
+        </w:rPr>
+        <w:t>No, it remains 50%. The pooled drop from 74% to56% reflects a larger proportion of dim cases, not changed within-slice rates. Changed-case check: Pooled accuracy returns to74%.</w:t>
+      </w:r>
+    </w:p>
+    <w:p>
+      <w:pPr>
+        <w:spacing w:line="336" w:lineRule="auto" w:after="180"/>
+      </w:pPr>
+      <w:r>
+        <w:rPr>
+          <w:b w:val="0"/>
+        </w:rPr>
+        <w:t>The mixture weights change, while each slice’s conditional performance stays fixed.</w:t>
+      </w:r>
+    </w:p>
+    <w:p>
+      <w:pPr>
+        <w:spacing w:line="336" w:lineRule="auto" w:after="180"/>
+      </w:pPr>
+      <w:r>
+        <w:rPr>
+          <w:b w:val="0"/>
+        </w:rPr>
+        <w:t>Changed-case reasoning: Pooled accuracy returns to74%. The mixture weights change, while each slice’s conditional performance stays fixed.</w:t>
+      </w:r>
+    </w:p>
+    <w:p>
+      <w:pPr>
+        <w:spacing w:line="336" w:lineRule="auto" w:after="180"/>
+      </w:pPr>
+      <w:r>
+        <w:rPr>
+          <w:b w:val="0"/>
+        </w:rPr>
+        <w:t xml:space="preserve">Collect each learner’s explanation before discussion. Use the first missing connection between </w:t>
+      </w:r>
+      <w:r>
+        <w:rPr>
+          <w:b/>
+        </w:rPr>
+        <w:t>input</w:t>
+      </w:r>
+      <w:r>
+        <w:rPr>
+          <w:b w:val="0"/>
+        </w:rPr>
+        <w:t xml:space="preserve">, deciding step and result to choose support. This question is worked-case practice, not fresh mastery </w:t>
+      </w:r>
+      <w:r>
+        <w:rPr>
+          <w:b/>
+        </w:rPr>
+        <w:t>evidence</w:t>
+      </w:r>
+      <w:r>
+        <w:rPr>
+          <w:b w:val="0"/>
+        </w:rPr>
+        <w:t>.</w:t>
+      </w:r>
+    </w:p>
+    <w:p>
+      <w:pPr>
+        <w:pStyle w:val="Heading2"/>
+      </w:pPr>
+      <w:r>
+        <w:t>Accessible support and extension</w:t>
+      </w:r>
+    </w:p>
+    <w:p>
+      <w:pPr>
+        <w:spacing w:line="336" w:lineRule="auto" w:after="180"/>
+      </w:pPr>
+      <w:r>
+        <w:rPr>
+          <w:b w:val="0"/>
+        </w:rPr>
+        <w:t xml:space="preserve">Use See how it works and Follow a worked example. Collect a </w:t>
+      </w:r>
+      <w:r>
+        <w:rPr>
+          <w:b/>
+        </w:rPr>
+        <w:t>prediction</w:t>
+      </w:r>
+      <w:r>
+        <w:rPr>
+          <w:b w:val="0"/>
+        </w:rPr>
+        <w:t xml:space="preserve"> before revealing its result; ask the learner to point to each intermediate fact.</w:t>
+      </w:r>
+    </w:p>
+    <w:p>
+      <w:pPr>
+        <w:spacing w:line="336" w:lineRule="auto" w:after="180"/>
+      </w:pPr>
+      <w:r>
+        <w:rPr>
+          <w:b w:val="0"/>
+        </w:rPr>
+        <w:t>Provide separate columns for cases, correct, errors and group share. Use 100 counters or a drawn 100-cell grid to change the mix while keeping group rates fixed.</w:t>
+      </w:r>
+    </w:p>
+    <w:p>
+      <w:pPr>
+        <w:spacing w:line="336" w:lineRule="auto" w:after="180"/>
+      </w:pPr>
+      <w:r>
+        <w:rPr>
+          <w:b w:val="0"/>
+        </w:rPr>
+        <w:t>Extension: with clear share s and fixed rates 0.90 and 0.50, overall accuracy is 0.50 + 0.40*s. Test s = 0, 0.5 and 1, and explain why observed data need not keep those rates fixed.</w:t>
+      </w:r>
+    </w:p>
+    <w:p>
+      <w:pPr>
+        <w:pStyle w:val="Heading2"/>
+      </w:pPr>
+      <w:r>
+        <w:t>Earlier wording, alternatives and picture transcripts · reference / check after trying</w:t>
       </w:r>
     </w:p>
     <w:tbl>
@@ -2209,47 +3023,26 @@
     </w:tbl>
     <w:p>
       <w:pPr>
-        <w:spacing w:line="336" w:lineRule="auto" w:after="180"/>
-      </w:pPr>
-      <w:r>
-        <w:rPr>
-          <w:b w:val="0"/>
-        </w:rPr>
-        <w:t xml:space="preserve">Use See how it works and Follow a worked example. Collect a </w:t>
-      </w:r>
-      <w:r>
-        <w:rPr>
-          <w:b/>
-        </w:rPr>
-        <w:t>prediction</w:t>
-      </w:r>
-      <w:r>
-        <w:rPr>
-          <w:b w:val="0"/>
-        </w:rPr>
-        <w:t xml:space="preserve"> before revealing its result; ask the learner to point to each intermediate fact.</w:t>
+        <w:pStyle w:val="Heading3"/>
+      </w:pPr>
+      <w:r>
+        <w:t>Reduce help deliberately</w:t>
       </w:r>
     </w:p>
     <w:p>
       <w:pPr>
-        <w:spacing w:line="336" w:lineRule="auto" w:after="180"/>
-      </w:pPr>
-      <w:r>
-        <w:rPr>
-          <w:b w:val="0"/>
-        </w:rPr>
-        <w:t>Provide separate columns for cases, correct, errors and group share. Use 100 counters or a drawn 100-cell grid to change the mix while keeping group rates fixed.</w:t>
+        <w:pStyle w:val="Heading3"/>
+      </w:pPr>
+      <w:r>
+        <w:t>Individual reasoning check</w:t>
       </w:r>
     </w:p>
     <w:p>
       <w:pPr>
-        <w:spacing w:line="336" w:lineRule="auto" w:after="180"/>
-      </w:pPr>
-      <w:r>
-        <w:rPr>
-          <w:b w:val="0"/>
-        </w:rPr>
-        <w:t>Extension: with clear share s and fixed rates 0.90 and 0.50, overall accuracy is 0.50 + 0.40*s. Test s = 0, 0.5 and 1, and explain why observed data need not keep those rates fixed.</w:t>
+        <w:pStyle w:val="Heading3"/>
+      </w:pPr>
+      <w:r>
+        <w:t>Pictorial practice question</w:t>
       </w:r>
     </w:p>
     <w:p>
@@ -2257,82 +3050,58 @@
         <w:pStyle w:val="Heading3"/>
       </w:pPr>
       <w:r>
-        <w:t>Reduce help deliberately</w:t>
+        <w:t>Reasoned teacher answer</w:t>
       </w:r>
     </w:p>
     <w:p>
       <w:pPr>
-        <w:pStyle w:val="Heading3"/>
-      </w:pPr>
-      <w:r>
-        <w:t>Completion practice</w:t>
+        <w:pStyle w:val="Heading1"/>
+      </w:pPr>
+      <w:r>
+        <w:t>04. Run the complete supplied investigation</w:t>
       </w:r>
     </w:p>
     <w:p>
-      <w:pPr>
-        <w:spacing w:line="336" w:lineRule="auto" w:after="180"/>
-        <w:shd w:fill="F5F1FB"/>
-      </w:pPr>
-      <w:r>
-        <w:rPr>
-          <w:b w:val="0"/>
-        </w:rPr>
-        <w:t>Completion task: Calculate overall correct counts, accuracy and errors in both cohorts, plus the percentage-point drop. Explain why averaging 90 percent and 50 percent without weights gives the wrong overall result here.</w:t>
+      <w:r>
+        <w:t>Separate predictions,actual runs and paper traces.</w:t>
       </w:r>
     </w:p>
     <w:p>
       <w:pPr>
-        <w:pStyle w:val="Heading3"/>
-      </w:pPr>
-      <w:r>
-        <w:t>Reasoning to listen for</w:t>
+        <w:pStyle w:val="Heading2"/>
+      </w:pPr>
+      <w:r>
+        <w:t>Complete inputs,expected results and limits</w:t>
       </w:r>
     </w:p>
     <w:p>
       <w:pPr>
         <w:spacing w:line="336" w:lineRule="auto" w:after="180"/>
-        <w:shd w:fill="F1F6FC"/>
       </w:pPr>
       <w:r>
         <w:rPr>
           <w:b w:val="0"/>
         </w:rPr>
-        <w:t>Teacher check: Teacher explanation: Development has 82 correct and 18 errors out of 100, or 82 percent accuracy. New use has 58 correct and 42 errors out of 100, or 58 percent. The drop is 24 percentage points.</w:t>
+        <w:t>Main rates .90/.50, totals .82/.58, fall 24 percentage points; equal mix .70 under stated rates. No labels means no measured current accuracy. Independent P .80 and Q .50 in both cohorts; development 68/100, new use 56/100, fall 12 percentage points. Equal P/Q mix gives .65. Do not average group percentages without group-size weights. No cases means unavailable group rate.</w:t>
       </w:r>
     </w:p>
     <w:p>
       <w:pPr>
         <w:spacing w:line="336" w:lineRule="auto" w:after="180"/>
-        <w:shd w:fill="F1F6FC"/>
       </w:pPr>
       <w:r>
         <w:rPr>
           <w:b w:val="0"/>
         </w:rPr>
-        <w:t>An unweighted mean gives 70 percent and ignores the unequal group sizes.</w:t>
+        <w:t>Protect new final evidence from retraining and source-image overlap.</w:t>
       </w:r>
     </w:p>
     <w:p>
       <w:pPr>
-        <w:spacing w:line="336" w:lineRule="auto" w:after="180"/>
-      </w:pPr>
-      <w:r>
-        <w:rPr>
-          <w:b w:val="0"/>
-        </w:rPr>
-        <w:t xml:space="preserve">Start by identifying the given </w:t>
-      </w:r>
-      <w:r>
-        <w:rPr>
-          <w:b/>
-        </w:rPr>
-        <w:t>input</w:t>
-      </w:r>
-      <w:r>
-        <w:rPr>
-          <w:b w:val="0"/>
-        </w:rPr>
-        <w:t>s together. Leave the intermediate steps blank. If needed, model one step, then withdraw that help on the next step. Move to a full trace only when the partial trace is understood.</w:t>
+        <w:pStyle w:val="Heading2"/>
+      </w:pPr>
+      <w:r>
+        <w:t>Diagnose the current misconceptions</w:t>
       </w:r>
     </w:p>
     <w:p>
@@ -2343,15 +3112,30 @@
         <w:rPr>
           <w:b w:val="0"/>
         </w:rPr>
-        <w:t>For partners, alternate explainer and checker; collect a response from every learner before discussion.</w:t>
+        <w:t>Average the percentages regardless of group sizes: Overall accuracy is total correct divided by total cases; group accuracies need weights proportional to group size.</w:t>
       </w:r>
     </w:p>
     <w:p>
       <w:pPr>
-        <w:pStyle w:val="Heading3"/>
-      </w:pPr>
-      <w:r>
-        <w:t>Individual reasoning check</w:t>
+        <w:spacing w:line="336" w:lineRule="auto" w:after="180"/>
+      </w:pPr>
+      <w:r>
+        <w:rPr>
+          <w:b w:val="0"/>
+        </w:rPr>
+        <w:t xml:space="preserve">A shift alert proves a loss of accuracy: </w:t>
+      </w:r>
+      <w:r>
+        <w:rPr>
+          <w:b/>
+        </w:rPr>
+        <w:t>Input</w:t>
+      </w:r>
+      <w:r>
+        <w:rPr>
+          <w:b w:val="0"/>
+        </w:rPr>
+        <w:t xml:space="preserve"> changes may help, hurt or leave accuracy unchanged; verified outcomes are needed to measure performance.</w:t>
       </w:r>
     </w:p>
     <w:p>
@@ -2362,19 +3146,43 @@
         <w:rPr>
           <w:b w:val="0"/>
         </w:rPr>
-        <w:t xml:space="preserve">Use the worked case for </w:t>
+        <w:t xml:space="preserve">An unchanged </w:t>
       </w:r>
       <w:r>
         <w:rPr>
           <w:b/>
         </w:rPr>
-        <w:t>Dataset shift</w:t>
+        <w:t>input</w:t>
       </w:r>
       <w:r>
         <w:rPr>
           <w:b w:val="0"/>
         </w:rPr>
-        <w:t xml:space="preserve"> in neural models. Proposed explanation: “Average the percentages regardless of group sizes”. Decide whether this explanation is supported.</w:t>
+        <w:t xml:space="preserve"> summary proves nothing changed: A summary can miss relevant differences, and the </w:t>
+      </w:r>
+      <w:r>
+        <w:rPr>
+          <w:b/>
+        </w:rPr>
+        <w:t>input</w:t>
+      </w:r>
+      <w:r>
+        <w:rPr>
+          <w:b w:val="0"/>
+        </w:rPr>
+        <w:t xml:space="preserve">-label relationship or labelling policy can change without an obvious </w:t>
+      </w:r>
+      <w:r>
+        <w:rPr>
+          <w:b/>
+        </w:rPr>
+        <w:t>input</w:t>
+      </w:r>
+      <w:r>
+        <w:rPr>
+          <w:b w:val="0"/>
+        </w:rPr>
+        <w:t xml:space="preserve"> shift.</w:t>
       </w:r>
     </w:p>
     <w:p>
@@ -2385,293 +3193,39 @@
         <w:rPr>
           <w:b w:val="0"/>
         </w:rPr>
-        <w:t>Point to the step or supplied fact that decides; explain your repair if needed.</w:t>
+        <w:t xml:space="preserve">Use Run the investigation for the </w:t>
+      </w:r>
+      <w:r>
+        <w:rPr>
+          <w:b/>
+        </w:rPr>
+        <w:t>evidence</w:t>
+      </w:r>
+      <w:r>
+        <w:rPr>
+          <w:b w:val="0"/>
+        </w:rPr>
+        <w:t xml:space="preserve"> ledger. Add a boundary or missing-</w:t>
+      </w:r>
+      <w:r>
+        <w:rPr>
+          <w:b/>
+        </w:rPr>
+        <w:t>input</w:t>
+      </w:r>
+      <w:r>
+        <w:rPr>
+          <w:b w:val="0"/>
+        </w:rPr>
+        <w:t xml:space="preserve"> case and record the expected response before checking. More successful repeats of one case do not establish wider coverage.</w:t>
       </w:r>
     </w:p>
     <w:p>
       <w:pPr>
-        <w:pStyle w:val="Heading3"/>
-      </w:pPr>
-      <w:r>
-        <w:t>Expected repair</w:t>
-      </w:r>
-    </w:p>
-    <w:p>
-      <w:pPr>
-        <w:spacing w:line="336" w:lineRule="auto" w:after="180"/>
-        <w:shd w:fill="F1F6FC"/>
-      </w:pPr>
-      <w:r>
-        <w:rPr>
-          <w:b w:val="0"/>
-        </w:rPr>
-        <w:t>Expected correction: Overall accuracy is total correct divided by total cases; group accuracies need weights proportional to group size.</w:t>
-      </w:r>
-    </w:p>
-    <w:p>
-      <w:pPr>
-        <w:spacing w:line="336" w:lineRule="auto" w:after="180"/>
-      </w:pPr>
-      <w:r>
-        <w:rPr>
-          <w:b w:val="0"/>
-        </w:rPr>
-        <w:t>Collect explanations, not only yes/no votes. If a misunderstanding is common, re-model the relevant step for the class.</w:t>
-      </w:r>
-    </w:p>
-    <w:p>
-      <w:pPr>
-        <w:spacing w:line="336" w:lineRule="auto" w:after="180"/>
-      </w:pPr>
-      <w:r>
-        <w:rPr>
-          <w:b w:val="0"/>
-        </w:rPr>
-        <w:t>If it affects a few learners, give a short targeted group explanation while others solve a more demanding variation.</w:t>
-      </w:r>
-    </w:p>
-    <w:p>
-      <w:pPr>
-        <w:pStyle w:val="Heading3"/>
-      </w:pPr>
-      <w:r>
-        <w:t>Pictorial practice question</w:t>
-      </w:r>
-    </w:p>
-    <w:p>
-      <w:pPr>
-        <w:spacing w:line="336" w:lineRule="auto" w:after="180"/>
-      </w:pPr>
-      <w:r>
-        <w:rPr>
-          <w:b w:val="0"/>
-        </w:rPr>
-        <w:t xml:space="preserve">Did the supplied model’s dim-light accuracy deteriorate? Point to the relevant step in the picture, then write the changed result and the rule or </w:t>
-      </w:r>
-      <w:r>
-        <w:rPr>
-          <w:b/>
-        </w:rPr>
-        <w:t>evidence</w:t>
-      </w:r>
-      <w:r>
-        <w:rPr>
-          <w:b w:val="0"/>
-        </w:rPr>
-        <w:t xml:space="preserve"> that supports it.</w:t>
-      </w:r>
-    </w:p>
-    <w:p>
-      <w:pPr>
-        <w:pStyle w:val="Heading3"/>
-      </w:pPr>
-      <w:r>
-        <w:t>Reasoned teacher answer</w:t>
-      </w:r>
-    </w:p>
-    <w:p>
-      <w:pPr>
-        <w:spacing w:line="336" w:lineRule="auto" w:after="180"/>
-      </w:pPr>
-      <w:r>
-        <w:rPr>
-          <w:b w:val="0"/>
-        </w:rPr>
-        <w:t>No, it remains 50%. The pooled drop from 74% to56% reflects a larger proportion of dim cases, not changed within-slice rates. Changed-case check: Pooled accuracy returns to74%.</w:t>
-      </w:r>
-    </w:p>
-    <w:p>
-      <w:pPr>
-        <w:spacing w:line="336" w:lineRule="auto" w:after="180"/>
-      </w:pPr>
-      <w:r>
-        <w:rPr>
-          <w:b w:val="0"/>
-        </w:rPr>
-        <w:t>The mixture weights change, while each slice’s conditional performance stays fixed.</w:t>
-      </w:r>
-    </w:p>
-    <w:p>
-      <w:pPr>
-        <w:spacing w:line="336" w:lineRule="auto" w:after="180"/>
-      </w:pPr>
-      <w:r>
-        <w:rPr>
-          <w:b w:val="0"/>
-        </w:rPr>
-        <w:t>Changed-case reasoning: Pooled accuracy returns to74%. The mixture weights change, while each slice’s conditional performance stays fixed.</w:t>
-      </w:r>
-    </w:p>
-    <w:p>
-      <w:pPr>
-        <w:spacing w:line="336" w:lineRule="auto" w:after="180"/>
-      </w:pPr>
-      <w:r>
-        <w:rPr>
-          <w:b w:val="0"/>
-        </w:rPr>
-        <w:t xml:space="preserve">Collect each learner’s explanation before discussion. Use the first missing connection between </w:t>
-      </w:r>
-      <w:r>
-        <w:rPr>
-          <w:b/>
-        </w:rPr>
-        <w:t>input</w:t>
-      </w:r>
-      <w:r>
-        <w:rPr>
-          <w:b w:val="0"/>
-        </w:rPr>
-        <w:t xml:space="preserve">, deciding step and result to choose support. This question is worked-case practice, not fresh mastery </w:t>
-      </w:r>
-      <w:r>
-        <w:rPr>
-          <w:b/>
-        </w:rPr>
-        <w:t>evidence</w:t>
-      </w:r>
-      <w:r>
-        <w:rPr>
-          <w:b w:val="0"/>
-        </w:rPr>
-        <w:t>.</w:t>
-      </w:r>
-    </w:p>
-    <w:p>
-      <w:pPr>
-        <w:pStyle w:val="Heading1"/>
-      </w:pPr>
-      <w:r>
-        <w:t>04. Run the investigation and diagnose misconceptions</w:t>
-      </w:r>
-    </w:p>
-    <w:p>
-      <w:r>
-        <w:t>Run the Dataset shift in neural models investigation and use the first unsupported step to choose a teaching response.</w:t>
-      </w:r>
-    </w:p>
-    <w:p>
-      <w:pPr>
-        <w:spacing w:line="336" w:lineRule="auto" w:after="180"/>
-      </w:pPr>
-      <w:r>
-        <w:rPr>
-          <w:b w:val="0"/>
-        </w:rPr>
-        <w:t>Average the percentages regardless of group sizes: Overall accuracy is total correct divided by total cases; group accuracies need weights proportional to group size.</w:t>
-      </w:r>
-    </w:p>
-    <w:p>
-      <w:pPr>
-        <w:spacing w:line="336" w:lineRule="auto" w:after="180"/>
-      </w:pPr>
-      <w:r>
-        <w:rPr>
-          <w:b w:val="0"/>
-        </w:rPr>
-        <w:t xml:space="preserve">A shift alert proves a loss of accuracy: </w:t>
-      </w:r>
-      <w:r>
-        <w:rPr>
-          <w:b/>
-        </w:rPr>
-        <w:t>Input</w:t>
-      </w:r>
-      <w:r>
-        <w:rPr>
-          <w:b w:val="0"/>
-        </w:rPr>
-        <w:t xml:space="preserve"> changes may help, hurt or leave accuracy unchanged; verified outcomes are needed to measure performance.</w:t>
-      </w:r>
-    </w:p>
-    <w:p>
-      <w:pPr>
-        <w:spacing w:line="336" w:lineRule="auto" w:after="180"/>
-      </w:pPr>
-      <w:r>
-        <w:rPr>
-          <w:b w:val="0"/>
-        </w:rPr>
-        <w:t xml:space="preserve">An unchanged </w:t>
-      </w:r>
-      <w:r>
-        <w:rPr>
-          <w:b/>
-        </w:rPr>
-        <w:t>input</w:t>
-      </w:r>
-      <w:r>
-        <w:rPr>
-          <w:b w:val="0"/>
-        </w:rPr>
-        <w:t xml:space="preserve"> summary proves nothing changed: A summary can miss relevant differences, and the </w:t>
-      </w:r>
-      <w:r>
-        <w:rPr>
-          <w:b/>
-        </w:rPr>
-        <w:t>input</w:t>
-      </w:r>
-      <w:r>
-        <w:rPr>
-          <w:b w:val="0"/>
-        </w:rPr>
-        <w:t xml:space="preserve">-label relationship or labelling policy can change without an obvious </w:t>
-      </w:r>
-      <w:r>
-        <w:rPr>
-          <w:b/>
-        </w:rPr>
-        <w:t>input</w:t>
-      </w:r>
-      <w:r>
-        <w:rPr>
-          <w:b w:val="0"/>
-        </w:rPr>
-        <w:t xml:space="preserve"> shift.</w:t>
-      </w:r>
-    </w:p>
-    <w:p>
-      <w:pPr>
-        <w:spacing w:line="336" w:lineRule="auto" w:after="180"/>
-      </w:pPr>
-      <w:r>
-        <w:rPr>
-          <w:b w:val="0"/>
-        </w:rPr>
-        <w:t xml:space="preserve">Use Run the investigation for the </w:t>
-      </w:r>
-      <w:r>
-        <w:rPr>
-          <w:b/>
-        </w:rPr>
-        <w:t>evidence</w:t>
-      </w:r>
-      <w:r>
-        <w:rPr>
-          <w:b w:val="0"/>
-        </w:rPr>
-        <w:t xml:space="preserve"> ledger. Add a boundary or missing-</w:t>
-      </w:r>
-      <w:r>
-        <w:rPr>
-          <w:b/>
-        </w:rPr>
-        <w:t>input</w:t>
-      </w:r>
-      <w:r>
-        <w:rPr>
-          <w:b w:val="0"/>
-        </w:rPr>
-        <w:t xml:space="preserve"> case and record the expected response before checking. More successful repeats of one case do not establish wider coverage.</w:t>
-      </w:r>
-    </w:p>
-    <w:p>
-      <w:pPr>
-        <w:pStyle w:val="Heading3"/>
-      </w:pPr>
-      <w:r>
-        <w:t>Match the support to the first error</w:t>
+        <w:pStyle w:val="Heading2"/>
+      </w:pPr>
+      <w:r>
+        <w:t>Choose accessible support</w:t>
       </w:r>
     </w:p>
     <w:tbl>
@@ -2844,57 +3398,39 @@
     </w:p>
     <w:p>
       <w:pPr>
-        <w:pStyle w:val="Heading1"/>
-      </w:pPr>
-      <w:r>
-        <w:t>05. Assess and explain the answers</w:t>
+        <w:pStyle w:val="Heading2"/>
+      </w:pPr>
+      <w:r>
+        <w:t>Earlier wording, alternatives and picture transcripts · reference / check after trying</w:t>
       </w:r>
     </w:p>
     <w:p>
-      <w:r>
-        <w:t>Use the Dataset shift in neural models questions, teacher keys and criteria after the relevant attempts. Previously discussed cases are practice; protect the separately selected independent task.</w:t>
+      <w:pPr>
+        <w:pStyle w:val="Heading3"/>
+      </w:pPr>
+      <w:r>
+        <w:t>Match the support to the first error</w:t>
       </w:r>
     </w:p>
     <w:p>
       <w:pPr>
-        <w:pStyle w:val="Heading3"/>
-      </w:pPr>
-      <w:r>
-        <w:t>Guided and exit questions</w:t>
+        <w:pStyle w:val="Heading1"/>
+      </w:pPr>
+      <w:r>
+        <w:t>05. Assess the new schema or calculation transfer</w:t>
       </w:r>
     </w:p>
     <w:p>
-      <w:pPr>
-        <w:spacing w:line="336" w:lineRule="auto" w:after="180"/>
-      </w:pPr>
-      <w:r>
-        <w:rPr>
-          <w:b w:val="0"/>
-        </w:rPr>
-        <w:t>Guided: 45 clear plus 25 dim cases are correct, giving 70 of 100 or 70 percent. This assumes exactly the stated group rates hold in that cohort. Exit: the mix change is observed, but accuracy is unknown without checked labels.</w:t>
+      <w:r>
+        <w:t>Keep the selected answer private until after a first attempt.</w:t>
       </w:r>
     </w:p>
     <w:p>
       <w:pPr>
-        <w:spacing w:line="336" w:lineRule="auto" w:after="180"/>
-      </w:pPr>
-      <w:r>
-        <w:rPr>
-          <w:b w:val="0"/>
-        </w:rPr>
-        <w:t xml:space="preserve">Gather a labelled audit and check model/pipeline versions. Cases used to choose or fit a change cannot also provide independent final </w:t>
-      </w:r>
-      <w:r>
-        <w:rPr>
-          <w:b/>
-        </w:rPr>
-        <w:t>evidence</w:t>
-      </w:r>
-      <w:r>
-        <w:rPr>
-          <w:b w:val="0"/>
-        </w:rPr>
-        <w:t>.</w:t>
+        <w:pStyle w:val="Heading2"/>
+      </w:pPr>
+      <w:r>
+        <w:t>Selected independent task and checked answer</w:t>
       </w:r>
     </w:p>
     <w:p>
@@ -2905,523 +3441,48 @@
         <w:rPr>
           <w:b w:val="0"/>
         </w:rPr>
-        <w:t>Reserve new appropriate cases and compare original and revised models on the same cases with group and overall results.</w:t>
+        <w:t>Selected case: A separate audit has development groups P: 60 cases, 48 correct and Q: 40 cases, 20 correct. New-use groups are P: 20 cases, 16 correct and Q: 80 cases, 40 correct.</w:t>
       </w:r>
     </w:p>
     <w:p>
       <w:pPr>
-        <w:pStyle w:val="Heading3"/>
-      </w:pPr>
-      <w:r>
-        <w:t>W1 Audit the two cohorts</w:t>
+        <w:spacing w:line="336" w:lineRule="auto" w:after="180"/>
+      </w:pPr>
+      <w:r>
+        <w:rPr>
+          <w:b w:val="0"/>
+        </w:rPr>
+        <w:t>Compute each group rate, both overall accuracies, and the percentage-point change. Under the same group rates, what accuracy would equal-sized P and Q groups have?</w:t>
       </w:r>
     </w:p>
     <w:p>
       <w:pPr>
-        <w:pStyle w:val="Heading3"/>
-      </w:pPr>
-      <w:r>
-        <w:t>Workbook question · W1</w:t>
+        <w:spacing w:line="336" w:lineRule="auto" w:after="180"/>
+      </w:pPr>
+      <w:r>
+        <w:rPr>
+          <w:b w:val="0"/>
+        </w:rPr>
+        <w:t>Teacher explanation: P is 80 percent correct and Q is 50 percent correct in both cohorts. Development accuracy is 68 of 100, or 68 percent; new-use accuracy is 56 of 100, or 56 percent. The drop is 12 percentage points.</w:t>
       </w:r>
     </w:p>
     <w:p>
       <w:pPr>
         <w:spacing w:line="336" w:lineRule="auto" w:after="180"/>
-        <w:shd w:fill="F5F1FB"/>
       </w:pPr>
       <w:r>
         <w:rPr>
           <w:b w:val="0"/>
         </w:rPr>
-        <w:t>From the table, calculate clear and dim accuracy in each cohort and the clear/dim proportions. Which observed quantities change, and which remain the same?</w:t>
+        <w:t>Equal-sized groups at those rates give 65 percent accuracy.</w:t>
       </w:r>
     </w:p>
     <w:p>
       <w:pPr>
-        <w:pStyle w:val="Heading3"/>
-      </w:pPr>
-      <w:r>
-        <w:t>Teacher reasoning · W1</w:t>
-      </w:r>
-    </w:p>
-    <w:p>
-      <w:pPr>
-        <w:spacing w:line="336" w:lineRule="auto" w:after="180"/>
-        <w:shd w:fill="F1F6FC"/>
-      </w:pPr>
-      <w:r>
-        <w:rPr>
-          <w:b w:val="0"/>
-        </w:rPr>
-        <w:t>Teacher explanation: Clear accuracy is 90 percent in both cohorts; dim accuracy is 50 percent in both. Development has 80 percent clear and 20 percent dim; new use has 20 percent clear and 80 percent dim.</w:t>
-      </w:r>
-    </w:p>
-    <w:p>
-      <w:pPr>
-        <w:spacing w:line="336" w:lineRule="auto" w:after="180"/>
-        <w:shd w:fill="F1F6FC"/>
-      </w:pPr>
-      <w:r>
-        <w:rPr>
-          <w:b w:val="0"/>
-        </w:rPr>
-        <w:t>The mix changes while observed group rates remain the same.</w:t>
-      </w:r>
-    </w:p>
-    <w:p>
-      <w:pPr>
-        <w:pStyle w:val="Heading3"/>
-      </w:pPr>
-      <w:r>
-        <w:t>W2 Use the right denominator</w:t>
-      </w:r>
-    </w:p>
-    <w:p>
-      <w:pPr>
-        <w:pStyle w:val="Heading3"/>
-      </w:pPr>
-      <w:r>
-        <w:t>Workbook question · W2</w:t>
-      </w:r>
-    </w:p>
-    <w:p>
-      <w:pPr>
-        <w:spacing w:line="336" w:lineRule="auto" w:after="180"/>
-        <w:shd w:fill="F5F1FB"/>
-      </w:pPr>
-      <w:r>
-        <w:rPr>
-          <w:b w:val="0"/>
-        </w:rPr>
-        <w:t>Calculate overall correct counts, accuracy and errors in both cohorts, plus the percentage-point drop. Explain why averaging 90 percent and 50 percent without weights gives the wrong overall result here.</w:t>
-      </w:r>
-    </w:p>
-    <w:p>
-      <w:pPr>
-        <w:pStyle w:val="Heading3"/>
-      </w:pPr>
-      <w:r>
-        <w:t>Teacher reasoning · W2</w:t>
-      </w:r>
-    </w:p>
-    <w:p>
-      <w:pPr>
-        <w:spacing w:line="336" w:lineRule="auto" w:after="180"/>
-        <w:shd w:fill="F1F6FC"/>
-      </w:pPr>
-      <w:r>
-        <w:rPr>
-          <w:b w:val="0"/>
-        </w:rPr>
-        <w:t>Teacher explanation: Development has 82 correct and 18 errors out of 100, or 82 percent accuracy. New use has 58 correct and 42 errors out of 100, or 58 percent. The drop is 24 percentage points.</w:t>
-      </w:r>
-    </w:p>
-    <w:p>
-      <w:pPr>
-        <w:spacing w:line="336" w:lineRule="auto" w:after="180"/>
-        <w:shd w:fill="F1F6FC"/>
-      </w:pPr>
-      <w:r>
-        <w:rPr>
-          <w:b w:val="0"/>
-        </w:rPr>
-        <w:t>An unweighted mean gives 70 percent and ignores the unequal group sizes.</w:t>
-      </w:r>
-    </w:p>
-    <w:p>
-      <w:pPr>
-        <w:pStyle w:val="Heading3"/>
-      </w:pPr>
-      <w:r>
-        <w:t>W3 Separate an alert from an outcome</w:t>
-      </w:r>
-    </w:p>
-    <w:p>
-      <w:pPr>
-        <w:pStyle w:val="Heading3"/>
-      </w:pPr>
-      <w:r>
-        <w:t>Workbook question · W3</w:t>
-      </w:r>
-    </w:p>
-    <w:p>
-      <w:pPr>
-        <w:spacing w:line="336" w:lineRule="auto" w:after="180"/>
-        <w:shd w:fill="F5F1FB"/>
-      </w:pPr>
-      <w:r>
-        <w:rPr>
-          <w:b w:val="0"/>
-        </w:rPr>
-        <w:t xml:space="preserve">New-use </w:t>
-      </w:r>
-      <w:r>
-        <w:rPr>
-          <w:b/>
-        </w:rPr>
-        <w:t>monitoring</w:t>
-      </w:r>
-      <w:r>
-        <w:rPr>
-          <w:b w:val="0"/>
-        </w:rPr>
-        <w:t xml:space="preserve"> shows more dim images but reference labels have not arrived. What can you report now, what can you not calculate, and what checks should precede blaming the neural network?</w:t>
-      </w:r>
-    </w:p>
-    <w:p>
-      <w:pPr>
-        <w:pStyle w:val="Heading3"/>
-      </w:pPr>
-      <w:r>
-        <w:t>Teacher reasoning · W3</w:t>
-      </w:r>
-    </w:p>
-    <w:p>
-      <w:pPr>
-        <w:spacing w:line="336" w:lineRule="auto" w:after="180"/>
-        <w:shd w:fill="F1F6FC"/>
-      </w:pPr>
-      <w:r>
-        <w:rPr>
-          <w:b w:val="0"/>
-        </w:rPr>
-        <w:t>Teacher explanation: Report the observed change in group proportions with counts and period. Current accuracy and error patterns need verified outcomes.</w:t>
-      </w:r>
-    </w:p>
-    <w:p>
-      <w:pPr>
-        <w:spacing w:line="336" w:lineRule="auto" w:after="180"/>
-        <w:shd w:fill="F1F6FC"/>
-      </w:pPr>
-      <w:r>
-        <w:rPr>
-          <w:b w:val="0"/>
-        </w:rPr>
-        <w:t>Check checkpoint and pre</w:t>
-      </w:r>
-      <w:r>
-        <w:rPr>
-          <w:b/>
-        </w:rPr>
-        <w:t>process</w:t>
-      </w:r>
-      <w:r>
-        <w:rPr>
-          <w:b w:val="0"/>
-        </w:rPr>
-        <w:t xml:space="preserve">ing versions, group definitions, </w:t>
-      </w:r>
-      <w:r>
-        <w:rPr>
-          <w:b/>
-        </w:rPr>
-        <w:t>input</w:t>
-      </w:r>
-      <w:r>
-        <w:rPr>
-          <w:b w:val="0"/>
-        </w:rPr>
-        <w:t xml:space="preserve"> quality and label policy; collect a representative labelled audit sample before concluding how performance changed.</w:t>
-      </w:r>
-    </w:p>
-    <w:p>
-      <w:pPr>
-        <w:pStyle w:val="Heading3"/>
-      </w:pPr>
-      <w:r>
-        <w:t>W4 Analyse a new mixture independently</w:t>
-      </w:r>
-    </w:p>
-    <w:p>
-      <w:pPr>
-        <w:pStyle w:val="Heading3"/>
-      </w:pPr>
-      <w:r>
-        <w:t>Workbook question · W4</w:t>
-      </w:r>
-    </w:p>
-    <w:p>
-      <w:pPr>
-        <w:spacing w:line="336" w:lineRule="auto" w:after="180"/>
-        <w:shd w:fill="F5F1FB"/>
-      </w:pPr>
-      <w:r>
-        <w:rPr>
-          <w:b w:val="0"/>
-        </w:rPr>
-        <w:t>A separate audit has development groups P: 60 cases, 48 correct and Q: 40 cases, 20 correct. New-use groups are P: 20 cases, 16 correct and Q: 80 cases, 40 correct.</w:t>
-      </w:r>
-    </w:p>
-    <w:p>
-      <w:pPr>
-        <w:spacing w:line="336" w:lineRule="auto" w:after="180"/>
-        <w:shd w:fill="F5F1FB"/>
-      </w:pPr>
-      <w:r>
-        <w:rPr>
-          <w:b w:val="0"/>
-        </w:rPr>
-        <w:t>Compute each group rate, both overall accuracies, and the percentage-point change. Under the same group rates, what accuracy would equal-sized P and Q groups have?</w:t>
-      </w:r>
-    </w:p>
-    <w:p>
-      <w:pPr>
-        <w:pStyle w:val="Heading3"/>
-      </w:pPr>
-      <w:r>
-        <w:t>Teacher reasoning · W4</w:t>
-      </w:r>
-    </w:p>
-    <w:p>
-      <w:pPr>
-        <w:spacing w:line="336" w:lineRule="auto" w:after="180"/>
-        <w:shd w:fill="F1F6FC"/>
-      </w:pPr>
-      <w:r>
-        <w:rPr>
-          <w:b w:val="0"/>
-        </w:rPr>
-        <w:t>Teacher explanation: P is 80 percent correct and Q is 50 percent correct in both cohorts. Development accuracy is 68 of 100, or 68 percent; new-use accuracy is 56 of 100, or 56 percent. The drop is 12 percentage points.</w:t>
-      </w:r>
-    </w:p>
-    <w:p>
-      <w:pPr>
-        <w:spacing w:line="336" w:lineRule="auto" w:after="180"/>
-        <w:shd w:fill="F1F6FC"/>
-      </w:pPr>
-      <w:r>
-        <w:rPr>
-          <w:b w:val="0"/>
-        </w:rPr>
-        <w:t>Equal-sized groups at those rates give 65 percent accuracy.</w:t>
-      </w:r>
-    </w:p>
-    <w:p>
-      <w:pPr>
-        <w:pStyle w:val="Heading3"/>
-      </w:pPr>
-      <w:r>
-        <w:t>W5 Protect the comparison</w:t>
-      </w:r>
-    </w:p>
-    <w:p>
-      <w:pPr>
-        <w:pStyle w:val="Heading3"/>
-      </w:pPr>
-      <w:r>
-        <w:t>Workbook question · W5</w:t>
-      </w:r>
-    </w:p>
-    <w:p>
-      <w:pPr>
-        <w:spacing w:line="336" w:lineRule="auto" w:after="180"/>
-        <w:shd w:fill="F5F1FB"/>
-      </w:pPr>
-      <w:r>
-        <w:rPr>
-          <w:b w:val="0"/>
-        </w:rPr>
-        <w:t xml:space="preserve">A team retrains using new-use errors, then evaluates on those same images and their brightened copies. Explain why the score is not independent </w:t>
-      </w:r>
-      <w:r>
-        <w:rPr>
-          <w:b/>
-        </w:rPr>
-        <w:t>evidence</w:t>
-      </w:r>
-      <w:r>
-        <w:rPr>
-          <w:b w:val="0"/>
-        </w:rPr>
-        <w:t xml:space="preserve"> and propose a comparison that includes the original model.</w:t>
-      </w:r>
-    </w:p>
-    <w:p>
-      <w:pPr>
-        <w:pStyle w:val="Heading3"/>
-      </w:pPr>
-      <w:r>
-        <w:t>Teacher reasoning · W5</w:t>
-      </w:r>
-    </w:p>
-    <w:p>
-      <w:pPr>
-        <w:spacing w:line="336" w:lineRule="auto" w:after="180"/>
-        <w:shd w:fill="F1F6FC"/>
-      </w:pPr>
-      <w:r>
-        <w:rPr>
-          <w:b w:val="0"/>
-        </w:rPr>
-        <w:t xml:space="preserve">Teacher explanation: The evaluated cases influenced </w:t>
-      </w:r>
-      <w:r>
-        <w:rPr>
-          <w:b/>
-        </w:rPr>
-        <w:t>training</w:t>
-      </w:r>
-      <w:r>
-        <w:rPr>
-          <w:b w:val="0"/>
-        </w:rPr>
-        <w:t>, and transformed copies share source content. Keep related images in one split and reserve untouched source groups or an appropriate later period.</w:t>
-      </w:r>
-    </w:p>
-    <w:p>
-      <w:pPr>
-        <w:spacing w:line="336" w:lineRule="auto" w:after="180"/>
-        <w:shd w:fill="F1F6FC"/>
-      </w:pPr>
-      <w:r>
-        <w:rPr>
-          <w:b w:val="0"/>
-        </w:rPr>
-        <w:t>Evaluate original and revised models on identical reserved examples, with checked labels, group counts and rates, overall accuracy, and documented pre</w:t>
-      </w:r>
-      <w:r>
-        <w:rPr>
-          <w:b/>
-        </w:rPr>
-        <w:t>process</w:t>
-      </w:r>
-      <w:r>
-        <w:rPr>
-          <w:b w:val="0"/>
-        </w:rPr>
-        <w:t>ing.</w:t>
-      </w:r>
-    </w:p>
-    <w:p>
-      <w:pPr>
-        <w:pStyle w:val="Heading3"/>
-      </w:pPr>
-      <w:r>
-        <w:t>Independent assessment and fresh retry</w:t>
-      </w:r>
-    </w:p>
-    <w:p>
-      <w:pPr>
-        <w:pStyle w:val="Heading3"/>
-      </w:pPr>
-      <w:r>
-        <w:t>Teacher key · Independent assessment and fresh retry</w:t>
-      </w:r>
-    </w:p>
-    <w:p>
-      <w:pPr>
-        <w:spacing w:line="336" w:lineRule="auto" w:after="180"/>
-        <w:shd w:fill="F1F6FC"/>
-      </w:pPr>
-      <w:r>
-        <w:rPr>
-          <w:b w:val="0"/>
-        </w:rPr>
-        <w:t>W4 requires group rates 80 and 50 percent, overall accuracies 68 and 56 percent, a 12-percentage-point drop, and equal-group accuracy 65 percent.</w:t>
-      </w:r>
-    </w:p>
-    <w:p>
-      <w:pPr>
-        <w:spacing w:line="336" w:lineRule="auto" w:after="180"/>
-        <w:shd w:fill="F1F6FC"/>
-      </w:pPr>
-      <w:r>
-        <w:rPr>
-          <w:b w:val="0"/>
-        </w:rPr>
-        <w:t>Fresh retry: development P has 75 cases with 60 correct; Q has 25 with 10 correct. New use P has 25 with 20 correct; Q has 75 with 30 correct. Group rates are 80 and 40 percent in both.</w:t>
-      </w:r>
-    </w:p>
-    <w:p>
-      <w:pPr>
-        <w:spacing w:line="336" w:lineRule="auto" w:after="180"/>
-        <w:shd w:fill="F1F6FC"/>
-      </w:pPr>
-      <w:r>
-        <w:rPr>
-          <w:b w:val="0"/>
-        </w:rPr>
-        <w:t>Overall accuracy changes from 70 to 50 percent, a 20-percentage-point drop. Equal-sized groups at those rates give 60 percent.</w:t>
-      </w:r>
-    </w:p>
-    <w:p>
-      <w:pPr>
-        <w:pStyle w:val="Heading3"/>
-      </w:pPr>
-      <w:r>
-        <w:t>Assess independent transfer</w:t>
-      </w:r>
-    </w:p>
-    <w:p>
-      <w:pPr>
-        <w:pStyle w:val="Heading3"/>
-      </w:pPr>
-      <w:r>
-        <w:t>Independent question · withhold the key</w:t>
-      </w:r>
-    </w:p>
-    <w:p>
-      <w:pPr>
-        <w:spacing w:line="336" w:lineRule="auto" w:after="180"/>
-        <w:shd w:fill="F5F1FB"/>
-      </w:pPr>
-      <w:r>
-        <w:rPr>
-          <w:b w:val="0"/>
-        </w:rPr>
-        <w:t>Selected case: A separate audit has development groups P: 60 cases, 48 correct and Q: 40 cases, 20 correct. New-use groups are P: 20 cases, 16 correct and Q: 80 cases, 40 correct.</w:t>
-      </w:r>
-    </w:p>
-    <w:p>
-      <w:pPr>
-        <w:spacing w:line="336" w:lineRule="auto" w:after="180"/>
-        <w:shd w:fill="F5F1FB"/>
-      </w:pPr>
-      <w:r>
-        <w:rPr>
-          <w:b w:val="0"/>
-        </w:rPr>
-        <w:t>Compute each group rate, both overall accuracies, and the percentage-point change. Under the same group rates, what accuracy would equal-sized P and Q groups have?</w:t>
-      </w:r>
-    </w:p>
-    <w:p>
-      <w:pPr>
-        <w:pStyle w:val="Heading3"/>
-      </w:pPr>
-      <w:r>
-        <w:t>Selected case answer</w:t>
-      </w:r>
-    </w:p>
-    <w:p>
-      <w:pPr>
-        <w:pStyle w:val="Heading3"/>
-      </w:pPr>
-      <w:r>
-        <w:t>Teacher key · Selected case answer</w:t>
-      </w:r>
-    </w:p>
-    <w:p>
-      <w:pPr>
-        <w:spacing w:line="336" w:lineRule="auto" w:after="180"/>
-        <w:shd w:fill="F1F6FC"/>
-      </w:pPr>
-      <w:r>
-        <w:rPr>
-          <w:b w:val="0"/>
-        </w:rPr>
-        <w:t>Teacher explanation: P is 80 percent correct and Q is 50 percent correct in both cohorts. Development accuracy is 68 of 100, or 68 percent; new-use accuracy is 56 of 100, or 56 percent. The drop is 12 percentage points.</w:t>
-      </w:r>
-    </w:p>
-    <w:p>
-      <w:pPr>
-        <w:spacing w:line="336" w:lineRule="auto" w:after="180"/>
-        <w:shd w:fill="F1F6FC"/>
-      </w:pPr>
-      <w:r>
-        <w:rPr>
-          <w:b w:val="0"/>
-        </w:rPr>
-        <w:t>Equal-sized groups at those rates give 65 percent accuracy.</w:t>
+        <w:pStyle w:val="Heading2"/>
+      </w:pPr>
+      <w:r>
+        <w:t>Judge explanation,trace and limits</w:t>
       </w:r>
     </w:p>
     <w:tbl>
@@ -3528,54 +3589,55 @@
     </w:tbl>
     <w:p>
       <w:pPr>
-        <w:pStyle w:val="Heading3"/>
-      </w:pPr>
-      <w:r>
-        <w:t>Teacher key · Selected case answer</w:t>
+        <w:spacing w:line="336" w:lineRule="auto" w:after="180"/>
+      </w:pPr>
+      <w:r>
+        <w:rPr>
+          <w:b w:val="0"/>
+        </w:rPr>
+        <w:t>Record each dimension as not yet, with support, or independent. Accept a valid alternative procedure with a defensible trace.</w:t>
       </w:r>
     </w:p>
     <w:p>
       <w:pPr>
         <w:spacing w:line="336" w:lineRule="auto" w:after="180"/>
-        <w:shd w:fill="F1F6FC"/>
       </w:pPr>
       <w:r>
         <w:rPr>
           <w:b w:val="0"/>
         </w:rPr>
-        <w:t>Record each dimension as not yet, with support, or independent. Accept a valid alternative procedure with a defensible trace.</w:t>
+        <w:t xml:space="preserve">Do not penalise an honestly recorded model failure if the learner correctly explains its </w:t>
+      </w:r>
+      <w:r>
+        <w:rPr>
+          <w:b/>
+        </w:rPr>
+        <w:t>evidence</w:t>
+      </w:r>
+      <w:r>
+        <w:rPr>
+          <w:b w:val="0"/>
+        </w:rPr>
+        <w:t xml:space="preserve"> and limits.</w:t>
       </w:r>
     </w:p>
     <w:p>
       <w:pPr>
-        <w:spacing w:line="336" w:lineRule="auto" w:after="180"/>
-        <w:shd w:fill="F1F6FC"/>
-      </w:pPr>
-      <w:r>
-        <w:rPr>
-          <w:b w:val="0"/>
-        </w:rPr>
-        <w:t xml:space="preserve">Do not penalise an honestly recorded model failure if the learner correctly explains its </w:t>
-      </w:r>
-      <w:r>
-        <w:rPr>
-          <w:b/>
-        </w:rPr>
-        <w:t>evidence</w:t>
-      </w:r>
-      <w:r>
-        <w:rPr>
-          <w:b w:val="0"/>
-        </w:rPr>
-        <w:t xml:space="preserve"> and limits.</w:t>
+        <w:pStyle w:val="Heading2"/>
+      </w:pPr>
+      <w:r>
+        <w:t>Give one usable repair</w:t>
       </w:r>
     </w:p>
     <w:p>
       <w:pPr>
-        <w:pStyle w:val="Heading3"/>
-      </w:pPr>
-      <w:r>
-        <w:t>Feedback that the learner uses</w:t>
+        <w:spacing w:line="336" w:lineRule="auto" w:after="180"/>
+      </w:pPr>
+      <w:r>
+        <w:rPr>
+          <w:b w:val="0"/>
+        </w:rPr>
+        <w:t>Name the earliest unsupported step and give one action to repair it. Have the learner make that repair now and explain why. Then assess the relevant skill on a fresh, fully specified case.</w:t>
       </w:r>
     </w:p>
     <w:p>
@@ -3586,31 +3648,37 @@
         <w:rPr>
           <w:b w:val="0"/>
         </w:rPr>
-        <w:t>Name the earliest unsupported step and give one action to repair it. Have the learner make that repair now and explain why. Then assess the relevant skill on a fresh, fully specified case.</w:t>
+        <w:t>Confirm it was not previously practised with feedback; solve and check the new case before assigning it. A follow-up design prompt is a starting brief, not automatically an equivalent test.</w:t>
       </w:r>
     </w:p>
     <w:p>
       <w:pPr>
-        <w:spacing w:line="336" w:lineRule="auto" w:after="180"/>
-      </w:pPr>
-      <w:r>
-        <w:rPr>
-          <w:b w:val="0"/>
-        </w:rPr>
-        <w:t>Confirm it was not previously practised with feedback; solve and check the new case before assigning it. A follow-up design prompt is a starting brief, not automatically an equivalent test.</w:t>
+        <w:pStyle w:val="Heading2"/>
+      </w:pPr>
+      <w:r>
+        <w:t>W1 Audit the two cohorts</w:t>
       </w:r>
     </w:p>
     <w:p>
       <w:pPr>
-        <w:pStyle w:val="Heading1"/>
-      </w:pPr>
-      <w:r>
-        <w:t>06. Connect the project, support and next lesson</w:t>
+        <w:spacing w:line="336" w:lineRule="auto" w:after="180"/>
+      </w:pPr>
+      <w:r>
+        <w:rPr>
+          <w:b w:val="0"/>
+        </w:rPr>
+        <w:t>From the table, calculate clear and dim accuracy in each cohort and the clear/dim proportions. Which observed quantities change, and which remain the same?</w:t>
       </w:r>
     </w:p>
     <w:p>
-      <w:r>
-        <w:t>Connect Dataset shift in neural models to Image-pattern Network Investigation, adapt support and plan a later changed-case check.</w:t>
+      <w:pPr>
+        <w:spacing w:line="336" w:lineRule="auto" w:after="180"/>
+      </w:pPr>
+      <w:r>
+        <w:rPr>
+          <w:b w:val="0"/>
+        </w:rPr>
+        <w:t>Teacher explanation: Clear accuracy is 90 percent in both cohorts; dim accuracy is 50 percent in both. Development has 80 percent clear and 20 percent dim; new use has 20 percent clear and 80 percent dim.</w:t>
       </w:r>
     </w:p>
     <w:p>
@@ -3621,78 +3689,15 @@
         <w:rPr>
           <w:b w:val="0"/>
         </w:rPr>
-        <w:t xml:space="preserve">Add a labelled </w:t>
-      </w:r>
-      <w:r>
-        <w:rPr>
-          <w:b/>
-        </w:rPr>
-        <w:t>dataset shift</w:t>
-      </w:r>
-      <w:r>
-        <w:rPr>
-          <w:b w:val="0"/>
-        </w:rPr>
-        <w:t xml:space="preserve"> in neural models </w:t>
-      </w:r>
-      <w:r>
-        <w:rPr>
-          <w:b/>
-        </w:rPr>
-        <w:t>evidence</w:t>
-      </w:r>
-      <w:r>
-        <w:rPr>
-          <w:b w:val="0"/>
-        </w:rPr>
-        <w:t xml:space="preserve"> sheet to Image-pattern Network Investigation. Show how you can explain how a changed </w:t>
-      </w:r>
-      <w:r>
-        <w:rPr>
-          <w:b/>
-        </w:rPr>
-        <w:t>input</w:t>
-      </w:r>
-      <w:r>
-        <w:rPr>
-          <w:b w:val="0"/>
-        </w:rPr>
-        <w:t xml:space="preserve"> mix can change overall accuracy.</w:t>
+        <w:t>The mix changes while observed group rates remain the same.</w:t>
       </w:r>
     </w:p>
     <w:p>
       <w:pPr>
-        <w:spacing w:line="336" w:lineRule="auto" w:after="180"/>
-      </w:pPr>
-      <w:r>
-        <w:rPr>
-          <w:b w:val="0"/>
-        </w:rPr>
-        <w:t xml:space="preserve">Use the supplied fictional case and keep its </w:t>
-      </w:r>
-      <w:r>
-        <w:rPr>
-          <w:b/>
-        </w:rPr>
-        <w:t>input</w:t>
-      </w:r>
-      <w:r>
-        <w:rPr>
-          <w:b w:val="0"/>
-        </w:rPr>
-        <w:t xml:space="preserve">s, intermediate steps, calculation or </w:t>
-      </w:r>
-      <w:r>
-        <w:rPr>
-          <w:b/>
-        </w:rPr>
-        <w:t>prediction</w:t>
-      </w:r>
-      <w:r>
-        <w:rPr>
-          <w:b w:val="0"/>
-        </w:rPr>
-        <w:t>, and limitation. Connect this record to last week’s record; a matching answer without a trace is insufficient.</w:t>
+        <w:pStyle w:val="Heading2"/>
+      </w:pPr>
+      <w:r>
+        <w:t>W2 Use the right denominator</w:t>
       </w:r>
     </w:p>
     <w:p>
@@ -3703,7 +3708,7 @@
         <w:rPr>
           <w:b w:val="0"/>
         </w:rPr>
-        <w:t>Provide separate columns for cases, correct, errors and group share. Use 100 counters or a drawn 100-cell grid to change the mix while keeping group rates fixed.</w:t>
+        <w:t>Calculate overall correct counts, accuracy and errors in both cohorts, plus the percentage-point drop. Explain why averaging 90 percent and 50 percent without weights gives the wrong overall result here.</w:t>
       </w:r>
     </w:p>
     <w:p>
@@ -3714,7 +3719,7 @@
         <w:rPr>
           <w:b w:val="0"/>
         </w:rPr>
-        <w:t>Extension: with clear share s and fixed rates 0.90 and 0.50, overall accuracy is 0.50 + 0.40*s. Test s = 0, 0.5 and 1, and explain why observed data need not keep those rates fixed.</w:t>
+        <w:t>Teacher explanation: Development has 82 correct and 18 errors out of 100, or 82 percent accuracy. New use has 58 correct and 42 errors out of 100, or 58 percent. The drop is 24 percentage points.</w:t>
       </w:r>
     </w:p>
     <w:p>
@@ -3725,26 +3730,560 @@
         <w:rPr>
           <w:b w:val="0"/>
         </w:rPr>
-        <w:t>Week 31 measures efficiency and resource use while keeping task quality, hardware and comparison conditions explicit.</w:t>
+        <w:t>An unweighted mean gives 70 percent and ignores the unequal group sizes.</w:t>
       </w:r>
     </w:p>
     <w:p>
       <w:pPr>
-        <w:spacing w:line="336" w:lineRule="auto" w:after="180"/>
-      </w:pPr>
-      <w:r>
-        <w:rPr>
-          <w:b w:val="0"/>
-        </w:rPr>
-        <w:t>Retain the project ledger and assess a changed case after support. Check the relevant prerequisite before carrying this component forward.</w:t>
+        <w:pStyle w:val="Heading2"/>
+      </w:pPr>
+      <w:r>
+        <w:t>W3 Separate an alert from an outcome</w:t>
       </w:r>
     </w:p>
     <w:p>
       <w:pPr>
+        <w:spacing w:line="336" w:lineRule="auto" w:after="180"/>
+      </w:pPr>
+      <w:r>
+        <w:rPr>
+          <w:b w:val="0"/>
+        </w:rPr>
+        <w:t xml:space="preserve">New-use </w:t>
+      </w:r>
+      <w:r>
+        <w:rPr>
+          <w:b/>
+        </w:rPr>
+        <w:t>monitoring</w:t>
+      </w:r>
+      <w:r>
+        <w:rPr>
+          <w:b w:val="0"/>
+        </w:rPr>
+        <w:t xml:space="preserve"> shows more dim images but reference labels have not arrived. What can you report now, what can you not calculate, and what checks should precede blaming the neural network?</w:t>
+      </w:r>
+    </w:p>
+    <w:p>
+      <w:pPr>
+        <w:spacing w:line="336" w:lineRule="auto" w:after="180"/>
+      </w:pPr>
+      <w:r>
+        <w:rPr>
+          <w:b w:val="0"/>
+        </w:rPr>
+        <w:t>Teacher explanation: Report the observed change in group proportions with counts and period. Current accuracy and error patterns need verified outcomes.</w:t>
+      </w:r>
+    </w:p>
+    <w:p>
+      <w:pPr>
+        <w:spacing w:line="336" w:lineRule="auto" w:after="180"/>
+      </w:pPr>
+      <w:r>
+        <w:rPr>
+          <w:b w:val="0"/>
+        </w:rPr>
+        <w:t>Check checkpoint and pre</w:t>
+      </w:r>
+      <w:r>
+        <w:rPr>
+          <w:b/>
+        </w:rPr>
+        <w:t>process</w:t>
+      </w:r>
+      <w:r>
+        <w:rPr>
+          <w:b w:val="0"/>
+        </w:rPr>
+        <w:t xml:space="preserve">ing versions, group definitions, </w:t>
+      </w:r>
+      <w:r>
+        <w:rPr>
+          <w:b/>
+        </w:rPr>
+        <w:t>input</w:t>
+      </w:r>
+      <w:r>
+        <w:rPr>
+          <w:b w:val="0"/>
+        </w:rPr>
+        <w:t xml:space="preserve"> quality and label policy; collect a representative labelled audit sample before concluding how performance changed.</w:t>
+      </w:r>
+    </w:p>
+    <w:p>
+      <w:pPr>
+        <w:pStyle w:val="Heading2"/>
+      </w:pPr>
+      <w:r>
+        <w:t>W5 Protect the comparison</w:t>
+      </w:r>
+    </w:p>
+    <w:p>
+      <w:pPr>
+        <w:spacing w:line="336" w:lineRule="auto" w:after="180"/>
+      </w:pPr>
+      <w:r>
+        <w:rPr>
+          <w:b w:val="0"/>
+        </w:rPr>
+        <w:t xml:space="preserve">A team retrains using new-use errors, then evaluates on those same images and their brightened copies. Explain why the score is not independent </w:t>
+      </w:r>
+      <w:r>
+        <w:rPr>
+          <w:b/>
+        </w:rPr>
+        <w:t>evidence</w:t>
+      </w:r>
+      <w:r>
+        <w:rPr>
+          <w:b w:val="0"/>
+        </w:rPr>
+        <w:t xml:space="preserve"> and propose a comparison that includes the original model.</w:t>
+      </w:r>
+    </w:p>
+    <w:p>
+      <w:pPr>
+        <w:spacing w:line="336" w:lineRule="auto" w:after="180"/>
+      </w:pPr>
+      <w:r>
+        <w:rPr>
+          <w:b w:val="0"/>
+        </w:rPr>
+        <w:t xml:space="preserve">Teacher explanation: The evaluated cases influenced </w:t>
+      </w:r>
+      <w:r>
+        <w:rPr>
+          <w:b/>
+        </w:rPr>
+        <w:t>training</w:t>
+      </w:r>
+      <w:r>
+        <w:rPr>
+          <w:b w:val="0"/>
+        </w:rPr>
+        <w:t>, and transformed copies share source content. Keep related images in one split and reserve untouched source groups or an appropriate later period.</w:t>
+      </w:r>
+    </w:p>
+    <w:p>
+      <w:pPr>
+        <w:spacing w:line="336" w:lineRule="auto" w:after="180"/>
+      </w:pPr>
+      <w:r>
+        <w:rPr>
+          <w:b w:val="0"/>
+        </w:rPr>
+        <w:t>Evaluate original and revised models on identical reserved examples, with checked labels, group counts and rates, overall accuracy, and documented pre</w:t>
+      </w:r>
+      <w:r>
+        <w:rPr>
+          <w:b/>
+        </w:rPr>
+        <w:t>process</w:t>
+      </w:r>
+      <w:r>
+        <w:rPr>
+          <w:b w:val="0"/>
+        </w:rPr>
+        <w:t>ing.</w:t>
+      </w:r>
+    </w:p>
+    <w:p>
+      <w:pPr>
+        <w:pStyle w:val="Heading2"/>
+      </w:pPr>
+      <w:r>
+        <w:t>Earlier wording, alternatives and picture transcripts · reference / check after trying</w:t>
+      </w:r>
+    </w:p>
+    <w:p>
+      <w:pPr>
         <w:pStyle w:val="Heading3"/>
       </w:pPr>
       <w:r>
-        <w:t>Plan the delayed return</w:t>
+        <w:t>Guided and exit questions</w:t>
+      </w:r>
+    </w:p>
+    <w:p>
+      <w:pPr>
+        <w:spacing w:line="336" w:lineRule="auto" w:after="180"/>
+      </w:pPr>
+      <w:r>
+        <w:rPr>
+          <w:b w:val="0"/>
+        </w:rPr>
+        <w:t>Guided: 45 clear plus 25 dim cases are correct, giving 70 of 100 or 70 percent. This assumes exactly the stated group rates hold in that cohort. Exit: the mix change is observed, but accuracy is unknown without checked labels.</w:t>
+      </w:r>
+    </w:p>
+    <w:p>
+      <w:pPr>
+        <w:spacing w:line="336" w:lineRule="auto" w:after="180"/>
+      </w:pPr>
+      <w:r>
+        <w:rPr>
+          <w:b w:val="0"/>
+        </w:rPr>
+        <w:t xml:space="preserve">Gather a labelled audit and check model/pipeline versions. Cases used to choose or fit a change cannot also provide independent final </w:t>
+      </w:r>
+      <w:r>
+        <w:rPr>
+          <w:b/>
+        </w:rPr>
+        <w:t>evidence</w:t>
+      </w:r>
+      <w:r>
+        <w:rPr>
+          <w:b w:val="0"/>
+        </w:rPr>
+        <w:t>.</w:t>
+      </w:r>
+    </w:p>
+    <w:p>
+      <w:pPr>
+        <w:spacing w:line="336" w:lineRule="auto" w:after="180"/>
+      </w:pPr>
+      <w:r>
+        <w:rPr>
+          <w:b w:val="0"/>
+        </w:rPr>
+        <w:t>Reserve new appropriate cases and compare original and revised models on the same cases with group and overall results.</w:t>
+      </w:r>
+    </w:p>
+    <w:p>
+      <w:pPr>
+        <w:pStyle w:val="Heading3"/>
+      </w:pPr>
+      <w:r>
+        <w:t>W1 Audit the two cohorts</w:t>
+      </w:r>
+    </w:p>
+    <w:p>
+      <w:pPr>
+        <w:pStyle w:val="Heading3"/>
+      </w:pPr>
+      <w:r>
+        <w:t>W2 Use the right denominator</w:t>
+      </w:r>
+    </w:p>
+    <w:p>
+      <w:pPr>
+        <w:pStyle w:val="Heading3"/>
+      </w:pPr>
+      <w:r>
+        <w:t>W3 Separate an alert from an outcome</w:t>
+      </w:r>
+    </w:p>
+    <w:p>
+      <w:pPr>
+        <w:pStyle w:val="Heading3"/>
+      </w:pPr>
+      <w:r>
+        <w:t>W4 Analyse a new mixture independently</w:t>
+      </w:r>
+    </w:p>
+    <w:p>
+      <w:pPr>
+        <w:spacing w:line="336" w:lineRule="auto" w:after="180"/>
+      </w:pPr>
+      <w:r>
+        <w:rPr>
+          <w:b w:val="0"/>
+        </w:rPr>
+        <w:t>A separate audit has development groups P: 60 cases, 48 correct and Q: 40 cases, 20 correct. New-use groups are P: 20 cases, 16 correct and Q: 80 cases, 40 correct.</w:t>
+      </w:r>
+    </w:p>
+    <w:p>
+      <w:pPr>
+        <w:spacing w:line="336" w:lineRule="auto" w:after="180"/>
+      </w:pPr>
+      <w:r>
+        <w:rPr>
+          <w:b w:val="0"/>
+        </w:rPr>
+        <w:t>Compute each group rate, both overall accuracies, and the percentage-point change. Under the same group rates, what accuracy would equal-sized P and Q groups have?</w:t>
+      </w:r>
+    </w:p>
+    <w:p>
+      <w:pPr>
+        <w:spacing w:line="336" w:lineRule="auto" w:after="180"/>
+      </w:pPr>
+      <w:r>
+        <w:rPr>
+          <w:b w:val="0"/>
+        </w:rPr>
+        <w:t>Teacher explanation: P is 80 percent correct and Q is 50 percent correct in both cohorts. Development accuracy is 68 of 100, or 68 percent; new-use accuracy is 56 of 100, or 56 percent. The drop is 12 percentage points.</w:t>
+      </w:r>
+    </w:p>
+    <w:p>
+      <w:pPr>
+        <w:spacing w:line="336" w:lineRule="auto" w:after="180"/>
+      </w:pPr>
+      <w:r>
+        <w:rPr>
+          <w:b w:val="0"/>
+        </w:rPr>
+        <w:t>Equal-sized groups at those rates give 65 percent accuracy.</w:t>
+      </w:r>
+    </w:p>
+    <w:p>
+      <w:pPr>
+        <w:pStyle w:val="Heading3"/>
+      </w:pPr>
+      <w:r>
+        <w:t>W5 Protect the comparison</w:t>
+      </w:r>
+    </w:p>
+    <w:p>
+      <w:pPr>
+        <w:pStyle w:val="Heading3"/>
+      </w:pPr>
+      <w:r>
+        <w:t>Independent assessment and fresh retry</w:t>
+      </w:r>
+    </w:p>
+    <w:p>
+      <w:pPr>
+        <w:spacing w:line="336" w:lineRule="auto" w:after="180"/>
+      </w:pPr>
+      <w:r>
+        <w:rPr>
+          <w:b w:val="0"/>
+        </w:rPr>
+        <w:t>W4 requires group rates 80 and 50 percent, overall accuracies 68 and 56 percent, a 12-percentage-point drop, and equal-group accuracy 65 percent.</w:t>
+      </w:r>
+    </w:p>
+    <w:p>
+      <w:pPr>
+        <w:spacing w:line="336" w:lineRule="auto" w:after="180"/>
+      </w:pPr>
+      <w:r>
+        <w:rPr>
+          <w:b w:val="0"/>
+        </w:rPr>
+        <w:t>Fresh retry: development P has 75 cases with 60 correct; Q has 25 with 10 correct. New use P has 25 with 20 correct; Q has 75 with 30 correct. Group rates are 80 and 40 percent in both.</w:t>
+      </w:r>
+    </w:p>
+    <w:p>
+      <w:pPr>
+        <w:spacing w:line="336" w:lineRule="auto" w:after="180"/>
+      </w:pPr>
+      <w:r>
+        <w:rPr>
+          <w:b w:val="0"/>
+        </w:rPr>
+        <w:t>Overall accuracy changes from 70 to 50 percent, a 20-percentage-point drop. Equal-sized groups at those rates give 60 percent.</w:t>
+      </w:r>
+    </w:p>
+    <w:p>
+      <w:pPr>
+        <w:pStyle w:val="Heading3"/>
+      </w:pPr>
+      <w:r>
+        <w:t>Assess independent transfer</w:t>
+      </w:r>
+    </w:p>
+    <w:p>
+      <w:pPr>
+        <w:pStyle w:val="Heading3"/>
+      </w:pPr>
+      <w:r>
+        <w:t>Selected case answer</w:t>
+      </w:r>
+    </w:p>
+    <w:p>
+      <w:pPr>
+        <w:pStyle w:val="Heading3"/>
+      </w:pPr>
+      <w:r>
+        <w:t>Feedback that the learner uses</w:t>
+      </w:r>
+    </w:p>
+    <w:p>
+      <w:pPr>
+        <w:pStyle w:val="Heading1"/>
+      </w:pPr>
+      <w:r>
+        <w:t>06. Connect,support and revisit the mathematics</w:t>
+      </w:r>
+    </w:p>
+    <w:p>
+      <w:r>
+        <w:t>Use the saved evidence to choose the next step.</w:t>
+      </w:r>
+    </w:p>
+    <w:p>
+      <w:pPr>
+        <w:pStyle w:val="Heading2"/>
+      </w:pPr>
+      <w:r>
+        <w:t>Project and next-week bridge</w:t>
+      </w:r>
+    </w:p>
+    <w:p>
+      <w:pPr>
+        <w:spacing w:line="336" w:lineRule="auto" w:after="180"/>
+      </w:pPr>
+      <w:r>
+        <w:rPr>
+          <w:b w:val="0"/>
+        </w:rPr>
+        <w:t xml:space="preserve">Add a labelled </w:t>
+      </w:r>
+      <w:r>
+        <w:rPr>
+          <w:b/>
+        </w:rPr>
+        <w:t>dataset shift</w:t>
+      </w:r>
+      <w:r>
+        <w:rPr>
+          <w:b w:val="0"/>
+        </w:rPr>
+        <w:t xml:space="preserve"> in neural models </w:t>
+      </w:r>
+      <w:r>
+        <w:rPr>
+          <w:b/>
+        </w:rPr>
+        <w:t>evidence</w:t>
+      </w:r>
+      <w:r>
+        <w:rPr>
+          <w:b w:val="0"/>
+        </w:rPr>
+        <w:t xml:space="preserve"> sheet to Image-pattern Network Investigation. Show how you can explain how a changed </w:t>
+      </w:r>
+      <w:r>
+        <w:rPr>
+          <w:b/>
+        </w:rPr>
+        <w:t>input</w:t>
+      </w:r>
+      <w:r>
+        <w:rPr>
+          <w:b w:val="0"/>
+        </w:rPr>
+        <w:t xml:space="preserve"> mix can change overall accuracy.</w:t>
+      </w:r>
+    </w:p>
+    <w:p>
+      <w:pPr>
+        <w:spacing w:line="336" w:lineRule="auto" w:after="180"/>
+      </w:pPr>
+      <w:r>
+        <w:rPr>
+          <w:b w:val="0"/>
+        </w:rPr>
+        <w:t xml:space="preserve">Use the supplied fictional case and keep its </w:t>
+      </w:r>
+      <w:r>
+        <w:rPr>
+          <w:b/>
+        </w:rPr>
+        <w:t>input</w:t>
+      </w:r>
+      <w:r>
+        <w:rPr>
+          <w:b w:val="0"/>
+        </w:rPr>
+        <w:t xml:space="preserve">s, intermediate steps, calculation or </w:t>
+      </w:r>
+      <w:r>
+        <w:rPr>
+          <w:b/>
+        </w:rPr>
+        <w:t>prediction</w:t>
+      </w:r>
+      <w:r>
+        <w:rPr>
+          <w:b w:val="0"/>
+        </w:rPr>
+        <w:t>, and limitation. Connect this record to last week’s record; a matching answer without a trace is insufficient.</w:t>
+      </w:r>
+    </w:p>
+    <w:p>
+      <w:pPr>
+        <w:spacing w:line="336" w:lineRule="auto" w:after="180"/>
+      </w:pPr>
+      <w:r>
+        <w:rPr>
+          <w:b w:val="0"/>
+        </w:rPr>
+        <w:t>Provide separate columns for cases, correct, errors and group share. Use 100 counters or a drawn 100-cell grid to change the mix while keeping group rates fixed.</w:t>
+      </w:r>
+    </w:p>
+    <w:p>
+      <w:pPr>
+        <w:spacing w:line="336" w:lineRule="auto" w:after="180"/>
+      </w:pPr>
+      <w:r>
+        <w:rPr>
+          <w:b w:val="0"/>
+        </w:rPr>
+        <w:t>Extension: with clear share s and fixed rates 0.90 and 0.50, overall accuracy is 0.50 + 0.40*s. Test s = 0, 0.5 and 1, and explain why observed data need not keep those rates fixed.</w:t>
+      </w:r>
+    </w:p>
+    <w:p>
+      <w:pPr>
+        <w:spacing w:line="336" w:lineRule="auto" w:after="180"/>
+      </w:pPr>
+      <w:r>
+        <w:rPr>
+          <w:b w:val="0"/>
+        </w:rPr>
+        <w:t>Week 31 measures efficiency and resource use while keeping task quality, hardware and comparison conditions explicit.</w:t>
+      </w:r>
+    </w:p>
+    <w:p>
+      <w:pPr>
+        <w:spacing w:line="336" w:lineRule="auto" w:after="180"/>
+      </w:pPr>
+      <w:r>
+        <w:rPr>
+          <w:b w:val="0"/>
+        </w:rPr>
+        <w:t>Retain the project ledger and assess a changed case after support. Check the relevant prerequisite before carrying this component forward.</w:t>
+      </w:r>
+    </w:p>
+    <w:p>
+      <w:pPr>
+        <w:spacing w:line="336" w:lineRule="auto" w:after="180"/>
+      </w:pPr>
+      <w:r>
+        <w:rPr>
+          <w:b w:val="0"/>
+        </w:rPr>
+        <w:t xml:space="preserve">For your Image-pattern Network Investigation, save the </w:t>
+      </w:r>
+      <w:r>
+        <w:rPr>
+          <w:b/>
+        </w:rPr>
+        <w:t>input</w:t>
+      </w:r>
+      <w:r>
+        <w:rPr>
+          <w:b w:val="0"/>
+        </w:rPr>
+        <w:t>, procedure, observed result and limitation of this check.</w:t>
+      </w:r>
+    </w:p>
+    <w:p>
+      <w:pPr>
+        <w:spacing w:line="336" w:lineRule="auto" w:after="180"/>
+      </w:pPr>
+      <w:r>
+        <w:rPr>
+          <w:b w:val="0"/>
+        </w:rPr>
+        <w:t>Label this worked example as practice; use a different, previously unreviewed case when checking independent understanding.</w:t>
+      </w:r>
+    </w:p>
+    <w:p>
+      <w:pPr>
+        <w:pStyle w:val="Heading2"/>
+      </w:pPr>
+      <w:r>
+        <w:t>Delayed return and support record</w:t>
       </w:r>
     </w:p>
     <w:p>
@@ -3961,44 +4500,26 @@
     </w:p>
     <w:p>
       <w:pPr>
-        <w:pStyle w:val="Heading3"/>
-      </w:pPr>
-      <w:r>
-        <w:t>Project evidence from this case</w:t>
+        <w:pStyle w:val="Heading2"/>
+      </w:pPr>
+      <w:r>
+        <w:t>Earlier wording, alternatives and picture transcripts · reference / check after trying</w:t>
       </w:r>
     </w:p>
     <w:p>
       <w:pPr>
-        <w:spacing w:line="336" w:lineRule="auto" w:after="180"/>
-      </w:pPr>
-      <w:r>
-        <w:rPr>
-          <w:b w:val="0"/>
-        </w:rPr>
-        <w:t xml:space="preserve">For your Image-pattern Network Investigation, save the </w:t>
-      </w:r>
-      <w:r>
-        <w:rPr>
-          <w:b/>
-        </w:rPr>
-        <w:t>input</w:t>
-      </w:r>
-      <w:r>
-        <w:rPr>
-          <w:b w:val="0"/>
-        </w:rPr>
-        <w:t>, procedure, observed result and limitation of this check.</w:t>
+        <w:pStyle w:val="Heading3"/>
+      </w:pPr>
+      <w:r>
+        <w:t>Plan the delayed return</w:t>
       </w:r>
     </w:p>
     <w:p>
       <w:pPr>
-        <w:spacing w:line="336" w:lineRule="auto" w:after="180"/>
-      </w:pPr>
-      <w:r>
-        <w:rPr>
-          <w:b w:val="0"/>
-        </w:rPr>
-        <w:t>Label this worked example as practice; use a different, previously unreviewed case when checking independent understanding.</w:t>
+        <w:pStyle w:val="Heading3"/>
+      </w:pPr>
+      <w:r>
+        <w:t>Project evidence from this case</w:t>
       </w:r>
     </w:p>
     <w:p>
@@ -4006,26 +4527,33 @@
         <w:pStyle w:val="Heading1"/>
       </w:pPr>
       <w:r>
-        <w:t>07. Prepare, teach and assess</w:t>
+        <w:t>Reference bank and extra practice</w:t>
       </w:r>
     </w:p>
     <w:p>
-      <w:r>
-        <w:t>Use this preparation summary alongside the detailed Dataset shift in neural models lesson; it is a checklist rather than a replacement for the full sequence.</w:t>
+      <w:pPr>
+        <w:pStyle w:val="Heading1"/>
+      </w:pPr>
+      <w:r>
+        <w:t>07. Reference · Alternative planning checklist</w:t>
       </w:r>
     </w:p>
     <w:p>
-      <w:pPr>
-        <w:pStyle w:val="Heading3"/>
-      </w:pPr>
-      <w:r>
-        <w:t>Teaching target</w:t>
+      <w:r>
+        <w:t>Use alongside the main route when helpful.</w:t>
       </w:r>
     </w:p>
     <w:p>
       <w:pPr>
+        <w:pStyle w:val="Heading2"/>
+      </w:pPr>
+      <w:r>
+        <w:t>Planning,assessment and project reminders</w:t>
+      </w:r>
+    </w:p>
+    <w:p>
+      <w:pPr>
         <w:spacing w:line="336" w:lineRule="auto" w:after="180"/>
-        <w:shd w:fill="EDF7F3"/>
       </w:pPr>
       <w:r>
         <w:rPr>
@@ -4236,34 +4764,47 @@
     </w:p>
     <w:p>
       <w:pPr>
-        <w:pStyle w:val="Heading3"/>
-      </w:pPr>
-      <w:r>
-        <w:t>Supported practice answer</w:t>
+        <w:spacing w:line="336" w:lineRule="auto" w:after="180"/>
+      </w:pPr>
+      <w:r>
+        <w:rPr>
+          <w:b w:val="0"/>
+        </w:rPr>
+        <w:t>Reasoned practice answer: Teacher explanation: Development has 82 correct and 18 errors out of 100, or 82 percent accuracy. New use has 58 correct and 42 errors out of 100, or 58 percent. The drop is 24 percentage points.</w:t>
       </w:r>
     </w:p>
     <w:p>
       <w:pPr>
         <w:spacing w:line="336" w:lineRule="auto" w:after="180"/>
-        <w:shd w:fill="F1F6FC"/>
       </w:pPr>
       <w:r>
         <w:rPr>
           <w:b w:val="0"/>
         </w:rPr>
-        <w:t>Reasoned practice answer: Teacher explanation: Development has 82 correct and 18 errors out of 100, or 82 percent accuracy. New use has 58 correct and 42 errors out of 100, or 58 percent. The drop is 24 percentage points.</w:t>
+        <w:t>An unweighted mean gives 70 percent and ignores the unequal group sizes.</w:t>
       </w:r>
     </w:p>
     <w:p>
       <w:pPr>
         <w:spacing w:line="336" w:lineRule="auto" w:after="180"/>
-        <w:shd w:fill="F1F6FC"/>
       </w:pPr>
       <w:r>
         <w:rPr>
           <w:b w:val="0"/>
         </w:rPr>
-        <w:t>An unweighted mean gives 70 percent and ignores the unequal group sizes.</w:t>
+        <w:t xml:space="preserve">Check every learner before discussion: Use the worked case for </w:t>
+      </w:r>
+      <w:r>
+        <w:rPr>
+          <w:b/>
+        </w:rPr>
+        <w:t>Dataset shift</w:t>
+      </w:r>
+      <w:r>
+        <w:rPr>
+          <w:b w:val="0"/>
+        </w:rPr>
+        <w:t xml:space="preserve"> in neural models. Proposed explanation: “Average the percentages regardless of group sizes”. Decide whether this explanation is supported.</w:t>
       </w:r>
     </w:p>
     <w:p>
@@ -4274,19 +4815,7 @@
         <w:rPr>
           <w:b w:val="0"/>
         </w:rPr>
-        <w:t xml:space="preserve">Check every learner before discussion: Use the worked case for </w:t>
-      </w:r>
-      <w:r>
-        <w:rPr>
-          <w:b/>
-        </w:rPr>
-        <w:t>Dataset shift</w:t>
-      </w:r>
-      <w:r>
-        <w:rPr>
-          <w:b w:val="0"/>
-        </w:rPr>
-        <w:t xml:space="preserve"> in neural models. Proposed explanation: “Average the percentages regardless of group sizes”. Decide whether this explanation is supported.</w:t>
+        <w:t>Point to the step or supplied fact that decides; explain your repair if needed.</w:t>
       </w:r>
     </w:p>
     <w:p>
@@ -4297,117 +4826,69 @@
         <w:rPr>
           <w:b w:val="0"/>
         </w:rPr>
-        <w:t>Point to the step or supplied fact that decides; explain your repair if needed.</w:t>
+        <w:t>Misconception repair: Overall accuracy is total correct divided by total cases; group accuracies need weights proportional to group size.</w:t>
       </w:r>
     </w:p>
     <w:p>
       <w:pPr>
-        <w:pStyle w:val="Heading3"/>
-      </w:pPr>
-      <w:r>
-        <w:t>Repair the misconception</w:t>
+        <w:spacing w:line="336" w:lineRule="auto" w:after="180"/>
+      </w:pPr>
+      <w:r>
+        <w:rPr>
+          <w:b w:val="0"/>
+        </w:rPr>
+        <w:t xml:space="preserve">Support: read the exact case aloud, enlarge the labelled picture, supply </w:t>
+      </w:r>
+      <w:r>
+        <w:rPr>
+          <w:b/>
+        </w:rPr>
+        <w:t>input</w:t>
+      </w:r>
+      <w:r>
+        <w:rPr>
+          <w:b w:val="0"/>
+        </w:rPr>
+        <w:t xml:space="preserve"> cards and model only the first deciding step. Accept a spoken explanation or drawing; retain the reasoning goal.</w:t>
       </w:r>
     </w:p>
     <w:p>
       <w:pPr>
         <w:spacing w:line="336" w:lineRule="auto" w:after="180"/>
-        <w:shd w:fill="FFF5E6"/>
       </w:pPr>
       <w:r>
         <w:rPr>
           <w:b w:val="0"/>
         </w:rPr>
-        <w:t>Misconception repair: Overall accuracy is total correct divided by total cases; group accuracies need weights proportional to group size.</w:t>
+        <w:t xml:space="preserve">Extension: New-use mix returns to40 bright and 10 dim with the same slice rates. Require a </w:t>
+      </w:r>
+      <w:r>
+        <w:rPr>
+          <w:b/>
+        </w:rPr>
+        <w:t>prediction</w:t>
+      </w:r>
+      <w:r>
+        <w:rPr>
+          <w:b w:val="0"/>
+        </w:rPr>
+        <w:t xml:space="preserve"> and a reason before comparing. Expected result: Pooled accuracy returns to74%.</w:t>
       </w:r>
     </w:p>
     <w:p>
       <w:pPr>
-        <w:pStyle w:val="Heading3"/>
-      </w:pPr>
-      <w:r>
-        <w:t>Support without giving away the answer</w:t>
+        <w:spacing w:line="336" w:lineRule="auto" w:after="180"/>
+      </w:pPr>
+      <w:r>
+        <w:rPr>
+          <w:b w:val="0"/>
+        </w:rPr>
+        <w:t>Reason: The mixture weights change, while each slice’s conditional performance stays fixed.</w:t>
       </w:r>
     </w:p>
     <w:p>
       <w:pPr>
         <w:spacing w:line="336" w:lineRule="auto" w:after="180"/>
-        <w:shd w:fill="F1F6F8"/>
-      </w:pPr>
-      <w:r>
-        <w:rPr>
-          <w:b w:val="0"/>
-        </w:rPr>
-        <w:t xml:space="preserve">Support: read the exact case aloud, enlarge the labelled picture, supply </w:t>
-      </w:r>
-      <w:r>
-        <w:rPr>
-          <w:b/>
-        </w:rPr>
-        <w:t>input</w:t>
-      </w:r>
-      <w:r>
-        <w:rPr>
-          <w:b w:val="0"/>
-        </w:rPr>
-        <w:t xml:space="preserve"> cards and model only the first deciding step. Accept a spoken explanation or drawing; retain the reasoning goal.</w:t>
-      </w:r>
-    </w:p>
-    <w:p>
-      <w:pPr>
-        <w:pStyle w:val="Heading3"/>
-      </w:pPr>
-      <w:r>
-        <w:t>Extend the reasoning</w:t>
-      </w:r>
-    </w:p>
-    <w:p>
-      <w:pPr>
-        <w:spacing w:line="336" w:lineRule="auto" w:after="180"/>
-        <w:shd w:fill="F5F1FB"/>
-      </w:pPr>
-      <w:r>
-        <w:rPr>
-          <w:b w:val="0"/>
-        </w:rPr>
-        <w:t xml:space="preserve">Extension: New-use mix returns to40 bright and 10 dim with the same slice rates. Require a </w:t>
-      </w:r>
-      <w:r>
-        <w:rPr>
-          <w:b/>
-        </w:rPr>
-        <w:t>prediction</w:t>
-      </w:r>
-      <w:r>
-        <w:rPr>
-          <w:b w:val="0"/>
-        </w:rPr>
-        <w:t xml:space="preserve"> and a reason before comparing. Expected result: Pooled accuracy returns to74%.</w:t>
-      </w:r>
-    </w:p>
-    <w:p>
-      <w:pPr>
-        <w:spacing w:line="336" w:lineRule="auto" w:after="180"/>
-        <w:shd w:fill="F5F1FB"/>
-      </w:pPr>
-      <w:r>
-        <w:rPr>
-          <w:b w:val="0"/>
-        </w:rPr>
-        <w:t>Reason: The mixture weights change, while each slice’s conditional performance stays fixed.</w:t>
-      </w:r>
-    </w:p>
-    <w:p>
-      <w:pPr>
-        <w:pStyle w:val="Heading3"/>
-      </w:pPr>
-      <w:r>
-        <w:t>Protect the independent attempt</w:t>
-      </w:r>
-    </w:p>
-    <w:p>
-      <w:pPr>
-        <w:spacing w:line="336" w:lineRule="auto" w:after="180"/>
-        <w:shd w:fill="FFF5E6"/>
       </w:pPr>
       <w:r>
         <w:rPr>
@@ -4602,22 +5083,36 @@
     </w:tbl>
     <w:p>
       <w:pPr>
-        <w:pStyle w:val="Heading3"/>
-      </w:pPr>
-      <w:r>
-        <w:t>Project checkpoint</w:t>
+        <w:spacing w:line="336" w:lineRule="auto" w:after="180"/>
+      </w:pPr>
+      <w:r>
+        <w:rPr>
+          <w:b w:val="0"/>
+        </w:rPr>
+        <w:t xml:space="preserve">Project checkpoint: Prepare the demonstration. Gather reproducible instructions, </w:t>
+      </w:r>
+      <w:r>
+        <w:rPr>
+          <w:b/>
+        </w:rPr>
+        <w:t>evidence</w:t>
+      </w:r>
+      <w:r>
+        <w:rPr>
+          <w:b w:val="0"/>
+        </w:rPr>
+        <w:t>, access checks and remaining limitations.</w:t>
       </w:r>
     </w:p>
     <w:p>
       <w:pPr>
         <w:spacing w:line="336" w:lineRule="auto" w:after="180"/>
-        <w:shd w:fill="EDF7F3"/>
       </w:pPr>
       <w:r>
         <w:rPr>
           <w:b w:val="0"/>
         </w:rPr>
-        <w:t xml:space="preserve">Project checkpoint: Prepare the demonstration. Gather reproducible instructions, </w:t>
+        <w:t xml:space="preserve">Use the weekly teacher answer for topic-specific reasoning. A saved progress tick is an activity record; judge mastery from the learner’s explanation and </w:t>
       </w:r>
       <w:r>
         <w:rPr>
@@ -4629,43 +5124,28 @@
         <w:rPr>
           <w:b w:val="0"/>
         </w:rPr>
-        <w:t>, access checks and remaining limitations.</w:t>
+        <w:t>.</w:t>
       </w:r>
     </w:p>
     <w:p>
       <w:pPr>
-        <w:spacing w:line="336" w:lineRule="auto" w:after="180"/>
-      </w:pPr>
-      <w:r>
-        <w:rPr>
-          <w:b w:val="0"/>
-        </w:rPr>
-        <w:t xml:space="preserve">Use the weekly teacher answer for topic-specific reasoning. A saved progress tick is an activity record; judge mastery from the learner’s explanation and </w:t>
-      </w:r>
-      <w:r>
-        <w:rPr>
-          <w:b/>
-        </w:rPr>
-        <w:t>evidence</w:t>
-      </w:r>
-      <w:r>
-        <w:rPr>
-          <w:b w:val="0"/>
-        </w:rPr>
-        <w:t>.</w:t>
+        <w:pStyle w:val="Heading1"/>
+      </w:pPr>
+      <w:r>
+        <w:t>08. Reference · Feedback,labs and repair paths</w:t>
       </w:r>
     </w:p>
     <w:p>
-      <w:pPr>
-        <w:pStyle w:val="Heading1"/>
-      </w:pPr>
-      <w:r>
-        <w:t>08. Use feedback, labs and repair paths</w:t>
+      <w:r>
+        <w:t>Retain the first attempt and the evidence used for a repair.</w:t>
       </w:r>
     </w:p>
     <w:p>
-      <w:r>
-        <w:t>Use feedback, earlier review and portfolios purposefully. Apply the coding routine only when this lesson has an executable lab.</w:t>
+      <w:pPr>
+        <w:pStyle w:val="Heading2"/>
+      </w:pPr>
+      <w:r>
+        <w:t>Feedback and record guidance</w:t>
       </w:r>
     </w:p>
     <w:p>
@@ -4764,40 +5244,17 @@
         <w:pStyle w:val="Heading1"/>
       </w:pPr>
       <w:r>
-        <w:t>09. Visual concept journey</w:t>
+        <w:t>09. Reference · Teach with the six pictures</w:t>
       </w:r>
     </w:p>
     <w:p>
       <w:r>
-        <w:t>Show one Dataset shift in neural models graphic at a time, request a prediction and discuss its trace before the independent assessment.</w:t>
+        <w:t>Choose one picture for a particular reasoning move.</w:t>
       </w:r>
     </w:p>
     <w:p>
       <w:pPr>
-        <w:spacing w:line="336" w:lineRule="auto" w:after="180"/>
-      </w:pPr>
-      <w:r>
-        <w:rPr>
-          <w:b w:val="0"/>
-        </w:rPr>
-        <w:t xml:space="preserve">Use one picture at a time. Hide a worked result before asking for a </w:t>
-      </w:r>
-      <w:r>
-        <w:rPr>
-          <w:b/>
-        </w:rPr>
-        <w:t>prediction</w:t>
-      </w:r>
-      <w:r>
-        <w:rPr>
-          <w:b w:val="0"/>
-        </w:rPr>
-        <w:t>, then reveal it for feedback. These are supported teaching cases; retain the separate independent assessment for a fresh first attempt.</w:t>
-      </w:r>
-    </w:p>
-    <w:p>
-      <w:pPr>
-        <w:pStyle w:val="Heading3"/>
+        <w:pStyle w:val="Heading2"/>
       </w:pPr>
       <w:r>
         <w:t>01. Dataset shift in neural models: the case</w:t>
@@ -4808,7 +5265,7 @@
         <w:drawing>
           <wp:inline xmlns:a="http://schemas.openxmlformats.org/drawingml/2006/main" xmlns:pic="http://schemas.openxmlformats.org/drawingml/2006/picture">
             <wp:extent cx="5486400" cy="3142488"/>
-            <wp:docPr id="3" name="Picture 3" descr="Separate within-setting performance from changing setting proportions. Supplied facts: Toy old-use mix: bright 40 cases 32 correct; dim 10 cases 5 correct. New-use mix: bright 10 cases 8 correct; dim 40 cases 20 correct. All inputs and outcomes in this worked example are invented classroom data; no real model run is claimed."/>
+            <wp:docPr id="5" name="Picture 5" descr="Separate within-setting performance from changing setting proportions. Supplied facts: Toy old-use mix: bright 40 cases 32 correct; dim 10 cases 5 correct. New-use mix: bright 10 cases 8 correct; dim 40 cases 20 correct. All inputs and outcomes in this worked example are invented classroom data; no real model run is claimed."/>
             <wp:cNvGraphicFramePr>
               <a:graphicFrameLocks noChangeAspect="1"/>
             </wp:cNvGraphicFramePr>
@@ -4820,7 +5277,7 @@
                     <pic:cNvPicPr/>
                   </pic:nvPicPr>
                   <pic:blipFill>
-                    <a:blip r:embed="rId11"/>
+                    <a:blip r:embed="rId13"/>
                     <a:stretch>
                       <a:fillRect/>
                     </a:stretch>
@@ -4876,7 +5333,6 @@
     <w:p>
       <w:pPr>
         <w:spacing w:line="336" w:lineRule="auto" w:after="180"/>
-        <w:shd w:fill="F5F1FB"/>
       </w:pPr>
       <w:r>
         <w:rPr>
@@ -4887,27 +5343,18 @@
     </w:p>
     <w:p>
       <w:pPr>
-        <w:pStyle w:val="Heading3"/>
-      </w:pPr>
-      <w:r>
-        <w:t>Discuss while showing the picture</w:t>
+        <w:spacing w:line="336" w:lineRule="auto" w:after="180"/>
+      </w:pPr>
+      <w:r>
+        <w:rPr>
+          <w:b w:val="0"/>
+        </w:rPr>
+        <w:t>Teacher prompt: Point to the given fact that matters most. Explain why it matters. Ask learners to describe one label or arrow in ordinary words. Use the adjacent transcript if the image is difficult to see.</w:t>
       </w:r>
     </w:p>
     <w:p>
       <w:pPr>
-        <w:spacing w:line="336" w:lineRule="auto" w:after="180"/>
-        <w:shd w:fill="F1F6F8"/>
-      </w:pPr>
-      <w:r>
-        <w:rPr>
-          <w:b w:val="0"/>
-        </w:rPr>
-        <w:t>Teacher prompt: Point to the given fact that matters most. Explain why it matters. Ask learners to describe one label or arrow in ordinary words. Use the adjacent transcript if the image is difficult to see.</w:t>
-      </w:r>
-    </w:p>
-    <w:p>
-      <w:pPr>
-        <w:pStyle w:val="Heading3"/>
+        <w:pStyle w:val="Heading2"/>
       </w:pPr>
       <w:r>
         <w:t>02. Follow the deciding steps</w:t>
@@ -4918,7 +5365,7 @@
         <w:drawing>
           <wp:inline xmlns:a="http://schemas.openxmlformats.org/drawingml/2006/main" xmlns:pic="http://schemas.openxmlformats.org/drawingml/2006/picture">
             <wp:extent cx="5486400" cy="3182112"/>
-            <wp:docPr id="4" name="Picture 4" descr="Keep slice rates: Bright is 80% in both mixes; dim is 50% in both. → Old pooled rate: Old accuracy 37/50=74%. → New pooled rate: New accuracy 28/50=56%; more use now occurs in the harder dim setting."/>
+            <wp:docPr id="6" name="Picture 6" descr="Keep slice rates: Bright is 80% in both mixes; dim is 50% in both. → Old pooled rate: Old accuracy 37/50=74%. → New pooled rate: New accuracy 28/50=56%; more use now occurs in the harder dim setting."/>
             <wp:cNvGraphicFramePr>
               <a:graphicFrameLocks noChangeAspect="1"/>
             </wp:cNvGraphicFramePr>
@@ -4930,7 +5377,7 @@
                     <pic:cNvPicPr/>
                   </pic:nvPicPr>
                   <pic:blipFill>
-                    <a:blip r:embed="rId12"/>
+                    <a:blip r:embed="rId10"/>
                     <a:stretch>
                       <a:fillRect/>
                     </a:stretch>
@@ -4975,7 +5422,6 @@
     <w:p>
       <w:pPr>
         <w:spacing w:line="336" w:lineRule="auto" w:after="180"/>
-        <w:shd w:fill="F5F1FB"/>
       </w:pPr>
       <w:r>
         <w:rPr>
@@ -4998,39 +5444,30 @@
     </w:p>
     <w:p>
       <w:pPr>
-        <w:pStyle w:val="Heading3"/>
-      </w:pPr>
-      <w:r>
-        <w:t>Discuss while showing the picture</w:t>
+        <w:spacing w:line="336" w:lineRule="auto" w:after="180"/>
+      </w:pPr>
+      <w:r>
+        <w:rPr>
+          <w:b w:val="0"/>
+        </w:rPr>
+        <w:t xml:space="preserve">Teacher prompt: Point to each numbered stage and explain which recorded </w:t>
+      </w:r>
+      <w:r>
+        <w:rPr>
+          <w:b/>
+        </w:rPr>
+        <w:t>input</w:t>
+      </w:r>
+      <w:r>
+        <w:rPr>
+          <w:b w:val="0"/>
+        </w:rPr>
+        <w:t xml:space="preserve"> it uses. Ask learners to describe one label or arrow in ordinary words. Use the adjacent transcript if the image is difficult to see.</w:t>
       </w:r>
     </w:p>
     <w:p>
       <w:pPr>
-        <w:spacing w:line="336" w:lineRule="auto" w:after="180"/>
-        <w:shd w:fill="F1F6F8"/>
-      </w:pPr>
-      <w:r>
-        <w:rPr>
-          <w:b w:val="0"/>
-        </w:rPr>
-        <w:t xml:space="preserve">Teacher prompt: Point to each numbered stage and explain which recorded </w:t>
-      </w:r>
-      <w:r>
-        <w:rPr>
-          <w:b/>
-        </w:rPr>
-        <w:t>input</w:t>
-      </w:r>
-      <w:r>
-        <w:rPr>
-          <w:b w:val="0"/>
-        </w:rPr>
-        <w:t xml:space="preserve"> it uses. Ask learners to describe one label or arrow in ordinary words. Use the adjacent transcript if the image is difficult to see.</w:t>
-      </w:r>
-    </w:p>
-    <w:p>
-      <w:pPr>
-        <w:pStyle w:val="Heading3"/>
+        <w:pStyle w:val="Heading2"/>
       </w:pPr>
       <w:r>
         <w:t>03. Fixed slice rates, changed pooled accuracy</w:t>
@@ -5041,7 +5478,7 @@
         <w:drawing>
           <wp:inline xmlns:a="http://schemas.openxmlformats.org/drawingml/2006/main" xmlns:pic="http://schemas.openxmlformats.org/drawingml/2006/picture">
             <wp:extent cx="5486400" cy="3584448"/>
-            <wp:docPr id="5" name="Picture 5" descr="Fixed slice rates, changed pooled accuracy. Units: accuracy percent. bright: 80. dim: 50. old pooled: 74. new pooled: 56."/>
+            <wp:docPr id="7" name="Picture 7" descr="Fixed slice rates, changed pooled accuracy. Units: accuracy percent. bright: 80. dim: 50. old pooled: 74. new pooled: 56."/>
             <wp:cNvGraphicFramePr>
               <a:graphicFrameLocks noChangeAspect="1"/>
             </wp:cNvGraphicFramePr>
@@ -5053,7 +5490,7 @@
                     <pic:cNvPicPr/>
                   </pic:nvPicPr>
                   <pic:blipFill>
-                    <a:blip r:embed="rId13"/>
+                    <a:blip r:embed="rId14"/>
                     <a:stretch>
                       <a:fillRect/>
                     </a:stretch>
@@ -5086,7 +5523,6 @@
     <w:p>
       <w:pPr>
         <w:spacing w:line="336" w:lineRule="auto" w:after="180"/>
-        <w:shd w:fill="F5F1FB"/>
       </w:pPr>
       <w:r>
         <w:rPr>
@@ -5097,39 +5533,29 @@
     </w:p>
     <w:p>
       <w:pPr>
-        <w:pStyle w:val="Heading3"/>
-      </w:pPr>
-      <w:r>
-        <w:t>Discuss while showing the picture</w:t>
+        <w:spacing w:line="336" w:lineRule="auto" w:after="180"/>
+      </w:pPr>
+      <w:r>
+        <w:rPr>
+          <w:b w:val="0"/>
+        </w:rPr>
+        <w:t>Teacher prompt: Read the labels and values. Explain the relationship the model shows. Ask learners to describe one label or arrow in ordinary words. Use the adjacent transcript if the image is difficult to see.</w:t>
       </w:r>
     </w:p>
     <w:p>
       <w:pPr>
         <w:spacing w:line="336" w:lineRule="auto" w:after="180"/>
-        <w:shd w:fill="F1F6F8"/>
       </w:pPr>
       <w:r>
         <w:rPr>
           <w:b w:val="0"/>
         </w:rPr>
-        <w:t>Teacher prompt: Read the labels and values. Explain the relationship the model shows. Ask learners to describe one label or arrow in ordinary words. Use the adjacent transcript if the image is difficult to see.</w:t>
+        <w:t>Check row/column meanings, units and denominators before discussing a difference. Supplied toy values are not real class or model results.</w:t>
       </w:r>
     </w:p>
     <w:p>
       <w:pPr>
-        <w:spacing w:line="336" w:lineRule="auto" w:after="180"/>
-        <w:shd w:fill="F1F6F8"/>
-      </w:pPr>
-      <w:r>
-        <w:rPr>
-          <w:b w:val="0"/>
-        </w:rPr>
-        <w:t>Check row/column meanings, units and denominators before discussing a difference. Supplied toy values are not real class or model results.</w:t>
-      </w:r>
-    </w:p>
-    <w:p>
-      <w:pPr>
-        <w:pStyle w:val="Heading3"/>
+        <w:pStyle w:val="Heading2"/>
       </w:pPr>
       <w:r>
         <w:t>04. Change one thing. Trace what follows.</w:t>
@@ -5140,7 +5566,7 @@
         <w:drawing>
           <wp:inline xmlns:a="http://schemas.openxmlformats.org/drawingml/2006/main" xmlns:pic="http://schemas.openxmlformats.org/drawingml/2006/picture">
             <wp:extent cx="5486400" cy="3026664"/>
-            <wp:docPr id="6" name="Picture 6" descr="Original case: New accuracy 28/50=56%; more use now occurs in the harder dim setting. Changed condition: New-use mix returns to40 bright and 10 dim with the same slice rates. Expected result: Pooled accuracy returns to74%. Reason: The mixture weights change, while each slice’s conditional performance stays fixed."/>
+            <wp:docPr id="8" name="Picture 8" descr="Original case: New accuracy 28/50=56%; more use now occurs in the harder dim setting. Changed condition: New-use mix returns to40 bright and 10 dim with the same slice rates. Expected result: Pooled accuracy returns to74%. Reason: The mixture weights change, while each slice’s conditional performance stays fixed."/>
             <wp:cNvGraphicFramePr>
               <a:graphicFrameLocks noChangeAspect="1"/>
             </wp:cNvGraphicFramePr>
@@ -5152,7 +5578,7 @@
                     <pic:cNvPicPr/>
                   </pic:nvPicPr>
                   <pic:blipFill>
-                    <a:blip r:embed="rId14"/>
+                    <a:blip r:embed="rId15"/>
                     <a:stretch>
                       <a:fillRect/>
                     </a:stretch>
@@ -5196,7 +5622,6 @@
     <w:p>
       <w:pPr>
         <w:spacing w:line="336" w:lineRule="auto" w:after="180"/>
-        <w:shd w:fill="F5F1FB"/>
       </w:pPr>
       <w:r>
         <w:rPr>
@@ -5207,39 +5632,29 @@
     </w:p>
     <w:p>
       <w:pPr>
-        <w:pStyle w:val="Heading3"/>
-      </w:pPr>
-      <w:r>
-        <w:t>Discuss while showing the picture</w:t>
+        <w:spacing w:line="336" w:lineRule="auto" w:after="180"/>
+      </w:pPr>
+      <w:r>
+        <w:rPr>
+          <w:b w:val="0"/>
+        </w:rPr>
+        <w:t>Teacher prompt: Predict before checking the worked changed-case result. Name what changed and what the supplied facts allow you to conclude. Ask learners to describe one label or arrow in ordinary words.</w:t>
       </w:r>
     </w:p>
     <w:p>
       <w:pPr>
         <w:spacing w:line="336" w:lineRule="auto" w:after="180"/>
-        <w:shd w:fill="F1F6F8"/>
       </w:pPr>
       <w:r>
         <w:rPr>
           <w:b w:val="0"/>
         </w:rPr>
-        <w:t>Teacher prompt: Predict before checking the worked changed-case result. Name what changed and what the supplied facts allow you to conclude. Ask learners to describe one label or arrow in ordinary words.</w:t>
+        <w:t>Use the adjacent transcript if the image is difficult to see. Changed-case reasoning: The mixture weights change, while each slice’s conditional performance stays fixed.</w:t>
       </w:r>
     </w:p>
     <w:p>
       <w:pPr>
-        <w:spacing w:line="336" w:lineRule="auto" w:after="180"/>
-        <w:shd w:fill="F1F6F8"/>
-      </w:pPr>
-      <w:r>
-        <w:rPr>
-          <w:b w:val="0"/>
-        </w:rPr>
-        <w:t>Use the adjacent transcript if the image is difficult to see. Changed-case reasoning: The mixture weights change, while each slice’s conditional performance stays fixed.</w:t>
-      </w:r>
-    </w:p>
-    <w:p>
-      <w:pPr>
-        <w:pStyle w:val="Heading3"/>
+        <w:pStyle w:val="Heading2"/>
       </w:pPr>
       <w:r>
         <w:t>05. Connect the explanation to its limit</w:t>
@@ -5250,7 +5665,7 @@
         <w:drawing>
           <wp:inline xmlns:a="http://schemas.openxmlformats.org/drawingml/2006/main" xmlns:pic="http://schemas.openxmlformats.org/drawingml/2006/picture">
             <wp:extent cx="5486400" cy="2834640"/>
-            <wp:docPr id="7" name="Picture 7" descr="A pooled rate depends on how often each condition appears as well as performance within that condition. Bright and dim accuracy stay fixed in this example. The new use contains more dim cases, so its pooled accuracy falls. Report both group counts and group rates before concluding that the network itself deteriorated. Limit: Real shift can also change labels, sensors and within-slice behaviour; this toy decomposition isolates only mixture change."/>
+            <wp:docPr id="9" name="Picture 9" descr="A pooled rate depends on how often each condition appears as well as performance within that condition. Bright and dim accuracy stay fixed in this example. The new use contains more dim cases, so its pooled accuracy falls. Report both group counts and group rates before concluding that the network itself deteriorated. Limit: Real shift can also change labels, sensors and within-slice behaviour; this toy decomposition isolates only mixture change."/>
             <wp:cNvGraphicFramePr>
               <a:graphicFrameLocks noChangeAspect="1"/>
             </wp:cNvGraphicFramePr>
@@ -5262,7 +5677,7 @@
                     <pic:cNvPicPr/>
                   </pic:nvPicPr>
                   <pic:blipFill>
-                    <a:blip r:embed="rId15"/>
+                    <a:blip r:embed="rId16"/>
                     <a:stretch>
                       <a:fillRect/>
                     </a:stretch>
@@ -5317,7 +5732,6 @@
     <w:p>
       <w:pPr>
         <w:spacing w:line="336" w:lineRule="auto" w:after="180"/>
-        <w:shd w:fill="F5F1FB"/>
       </w:pPr>
       <w:r>
         <w:rPr>
@@ -5328,39 +5742,29 @@
     </w:p>
     <w:p>
       <w:pPr>
-        <w:pStyle w:val="Heading3"/>
-      </w:pPr>
-      <w:r>
-        <w:t>Discuss while showing the picture</w:t>
+        <w:spacing w:line="336" w:lineRule="auto" w:after="180"/>
+      </w:pPr>
+      <w:r>
+        <w:rPr>
+          <w:b w:val="0"/>
+        </w:rPr>
+        <w:t>Teacher prompt: Explain the case, then point to a limit on the claim. Ask learners to describe one label or arrow in ordinary words. Use the adjacent transcript if the image is difficult to see.</w:t>
       </w:r>
     </w:p>
     <w:p>
       <w:pPr>
         <w:spacing w:line="336" w:lineRule="auto" w:after="180"/>
-        <w:shd w:fill="F1F6F8"/>
       </w:pPr>
       <w:r>
         <w:rPr>
           <w:b w:val="0"/>
         </w:rPr>
-        <w:t>Teacher prompt: Explain the case, then point to a limit on the claim. Ask learners to describe one label or arrow in ordinary words. Use the adjacent transcript if the image is difficult to see.</w:t>
+        <w:t>Keep the stated scope: Real shift can also change labels, sensors and within-slice behaviour; this toy decomposition isolates only mixture change.</w:t>
       </w:r>
     </w:p>
     <w:p>
       <w:pPr>
-        <w:spacing w:line="336" w:lineRule="auto" w:after="180"/>
-        <w:shd w:fill="F1F6F8"/>
-      </w:pPr>
-      <w:r>
-        <w:rPr>
-          <w:b w:val="0"/>
-        </w:rPr>
-        <w:t>Keep the stated scope: Real shift can also change labels, sensors and within-slice behaviour; this toy decomposition isolates only mixture change.</w:t>
-      </w:r>
-    </w:p>
-    <w:p>
-      <w:pPr>
-        <w:pStyle w:val="Heading3"/>
+        <w:pStyle w:val="Heading2"/>
       </w:pPr>
       <w:r>
         <w:t>06. Make the idea visible in your project</w:t>
@@ -5371,7 +5775,7 @@
         <w:drawing>
           <wp:inline xmlns:a="http://schemas.openxmlformats.org/drawingml/2006/main" xmlns:pic="http://schemas.openxmlformats.org/drawingml/2006/picture">
             <wp:extent cx="5486400" cy="3681984"/>
-            <wp:docPr id="8" name="Picture 8" descr="For your Image-pattern Network Investigation, save the input, procedure, observed result and limitation of this check. Label this worked example as practice; use a different, previously unreviewed case when checking independent understanding. Draw your input, deciding step, result and limit. Supported question: Did the supplied model’s dim-light accuracy deteriorate? Point to the relevant step in the picture, then write the changed result and the rule or evidence that supports it."/>
+            <wp:docPr id="10" name="Picture 10" descr="For your Image-pattern Network Investigation, save the input, procedure, observed result and limitation of this check. Label this worked example as practice; use a different, previously unreviewed case when checking independent understanding. Draw your input, deciding step, result and limit. Supported question: Did the supplied model’s dim-light accuracy deteriorate? Point to the relevant step in the picture, then write the changed result and the rule or evidence that supports it."/>
             <wp:cNvGraphicFramePr>
               <a:graphicFrameLocks noChangeAspect="1"/>
             </wp:cNvGraphicFramePr>
@@ -5383,7 +5787,7 @@
                     <pic:cNvPicPr/>
                   </pic:nvPicPr>
                   <pic:blipFill>
-                    <a:blip r:embed="rId16"/>
+                    <a:blip r:embed="rId17"/>
                     <a:stretch>
                       <a:fillRect/>
                     </a:stretch>
@@ -5474,7 +5878,6 @@
     <w:p>
       <w:pPr>
         <w:spacing w:line="336" w:lineRule="auto" w:after="180"/>
-        <w:shd w:fill="F5F1FB"/>
       </w:pPr>
       <w:r>
         <w:rPr>
@@ -5497,58 +5900,126 @@
     </w:p>
     <w:p>
       <w:pPr>
-        <w:pStyle w:val="Heading3"/>
-      </w:pPr>
-      <w:r>
-        <w:t>Discuss while showing the picture</w:t>
+        <w:spacing w:line="336" w:lineRule="auto" w:after="180"/>
+      </w:pPr>
+      <w:r>
+        <w:rPr>
+          <w:b w:val="0"/>
+        </w:rPr>
+        <w:t xml:space="preserve">Teacher prompt: Draw your project trace and justify the deciding step using </w:t>
+      </w:r>
+      <w:r>
+        <w:rPr>
+          <w:b/>
+        </w:rPr>
+        <w:t>evidence</w:t>
+      </w:r>
+      <w:r>
+        <w:rPr>
+          <w:b w:val="0"/>
+        </w:rPr>
+        <w:t>. Ask learners to describe one label or arrow in ordinary words. Use the adjacent transcript if the image is difficult to see.</w:t>
       </w:r>
     </w:p>
     <w:p>
       <w:pPr>
         <w:spacing w:line="336" w:lineRule="auto" w:after="180"/>
-        <w:shd w:fill="F1F6F8"/>
       </w:pPr>
       <w:r>
         <w:rPr>
           <w:b w:val="0"/>
         </w:rPr>
-        <w:t xml:space="preserve">Teacher prompt: Draw your project trace and justify the deciding step using </w:t>
-      </w:r>
-      <w:r>
-        <w:rPr>
-          <w:b/>
-        </w:rPr>
-        <w:t>evidence</w:t>
-      </w:r>
-      <w:r>
-        <w:rPr>
-          <w:b w:val="0"/>
-        </w:rPr>
-        <w:t>. Ask learners to describe one label or arrow in ordinary words. Use the adjacent transcript if the image is difficult to see.</w:t>
+        <w:t>Supported practice key: No, it remains 50%. The pooled drop from 74% to56% reflects a larger proportion of dim cases, not changed within-slice rates. Changed-case check: Pooled accuracy returns to74%.</w:t>
       </w:r>
     </w:p>
     <w:p>
       <w:pPr>
         <w:spacing w:line="336" w:lineRule="auto" w:after="180"/>
-        <w:shd w:fill="F1F6F8"/>
       </w:pPr>
       <w:r>
         <w:rPr>
           <w:b w:val="0"/>
         </w:rPr>
-        <w:t>Supported practice key: No, it remains 50%. The pooled drop from 74% to56% reflects a larger proportion of dim cases, not changed within-slice rates. Changed-case check: Pooled accuracy returns to74%.</w:t>
+        <w:t>The mixture weights change, while each slice’s conditional performance stays fixed.</w:t>
       </w:r>
     </w:p>
     <w:p>
       <w:pPr>
+        <w:pStyle w:val="Heading2"/>
+      </w:pPr>
+      <w:r>
+        <w:t>Earlier wording, alternatives and picture transcripts · reference / check after trying</w:t>
+      </w:r>
+    </w:p>
+    <w:p>
+      <w:pPr>
         <w:spacing w:line="336" w:lineRule="auto" w:after="180"/>
-        <w:shd w:fill="F1F6F8"/>
       </w:pPr>
       <w:r>
         <w:rPr>
           <w:b w:val="0"/>
         </w:rPr>
-        <w:t>The mixture weights change, while each slice’s conditional performance stays fixed.</w:t>
+        <w:t xml:space="preserve">Use one picture at a time. Hide a worked result before asking for a </w:t>
+      </w:r>
+      <w:r>
+        <w:rPr>
+          <w:b/>
+        </w:rPr>
+        <w:t>prediction</w:t>
+      </w:r>
+      <w:r>
+        <w:rPr>
+          <w:b w:val="0"/>
+        </w:rPr>
+        <w:t>, then reveal it for feedback. These are supported teaching cases; retain the separate independent assessment for a fresh first attempt.</w:t>
+      </w:r>
+    </w:p>
+    <w:p>
+      <w:pPr>
+        <w:pStyle w:val="Heading3"/>
+      </w:pPr>
+      <w:r>
+        <w:t>01. Dataset shift in neural models: the case</w:t>
+      </w:r>
+    </w:p>
+    <w:p>
+      <w:pPr>
+        <w:pStyle w:val="Heading3"/>
+      </w:pPr>
+      <w:r>
+        <w:t>02. Follow the deciding steps</w:t>
+      </w:r>
+    </w:p>
+    <w:p>
+      <w:pPr>
+        <w:pStyle w:val="Heading3"/>
+      </w:pPr>
+      <w:r>
+        <w:t>03. Fixed slice rates, changed pooled accuracy</w:t>
+      </w:r>
+    </w:p>
+    <w:p>
+      <w:pPr>
+        <w:pStyle w:val="Heading3"/>
+      </w:pPr>
+      <w:r>
+        <w:t>04. Change one thing. Trace what follows.</w:t>
+      </w:r>
+    </w:p>
+    <w:p>
+      <w:pPr>
+        <w:pStyle w:val="Heading3"/>
+      </w:pPr>
+      <w:r>
+        <w:t>05. Connect the explanation to its limit</w:t>
+      </w:r>
+    </w:p>
+    <w:p>
+      <w:pPr>
+        <w:pStyle w:val="Heading3"/>
+      </w:pPr>
+      <w:r>
+        <w:t>06. Make the idea visible in your project</w:t>
       </w:r>
     </w:p>
     <w:sectPr>
